--- a/Ravi Ranjan Giri-.docx
+++ b/Ravi Ranjan Giri-.docx
@@ -43,7 +43,7 @@
           <w:lang w:val="en-IN" w:eastAsia="en-IN"/>
         </w:rPr>
         <w:drawing>
-          <wp:anchor distT="0" distB="0" distL="114300" distR="114300" simplePos="0" relativeHeight="251660288" behindDoc="0" locked="0" layoutInCell="1" allowOverlap="1">
+          <wp:anchor distT="0" distB="0" distL="114300" distR="114300" simplePos="0" relativeHeight="251660288" behindDoc="0" locked="0" layoutInCell="1" allowOverlap="1" wp14:anchorId="3B213CDC" wp14:editId="05288F74">
             <wp:simplePos x="0" y="0"/>
             <wp:positionH relativeFrom="margin">
               <wp:posOffset>5133975</wp:posOffset>
@@ -277,7 +277,7 @@
         <mc:AlternateContent>
           <mc:Choice Requires="wps">
             <w:drawing>
-              <wp:anchor distT="0" distB="0" distL="114300" distR="114300" simplePos="0" relativeHeight="251658240" behindDoc="0" locked="0" layoutInCell="1" allowOverlap="1">
+              <wp:anchor distT="0" distB="0" distL="114300" distR="114300" simplePos="0" relativeHeight="251658240" behindDoc="0" locked="0" layoutInCell="1" allowOverlap="1" wp14:anchorId="00140C38" wp14:editId="1C2560DD">
                 <wp:simplePos x="0" y="0"/>
                 <wp:positionH relativeFrom="column">
                   <wp:posOffset>1</wp:posOffset>
@@ -319,7 +319,7 @@
               </wp:anchor>
             </w:drawing>
           </mc:Choice>
-          <mc:Fallback xmlns:cx="http://schemas.microsoft.com/office/drawing/2014/chartex" xmlns:cx1="http://schemas.microsoft.com/office/drawing/2015/9/8/chartex" xmlns:cx2="http://schemas.microsoft.com/office/drawing/2015/10/21/chartex" xmlns:cx3="http://schemas.microsoft.com/office/drawing/2016/5/9/chartex" xmlns:cx4="http://schemas.microsoft.com/office/drawing/2016/5/10/chartex" xmlns:cx5="http://schemas.microsoft.com/office/drawing/2016/5/11/chartex" xmlns:cx6="http://schemas.microsoft.com/office/drawing/2016/5/12/chartex" xmlns:cx7="http://schemas.microsoft.com/office/drawing/2016/5/13/chartex" xmlns:cx8="http://schemas.microsoft.com/office/drawing/2016/5/14/chartex" xmlns:aink="http://schemas.microsoft.com/office/drawing/2016/ink" xmlns:am3d="http://schemas.microsoft.com/office/drawing/2017/model3d" xmlns:w15="http://schemas.microsoft.com/office/word/2012/wordml" xmlns:w16cid="http://schemas.microsoft.com/office/word/2016/wordml/cid" xmlns:w16se="http://schemas.microsoft.com/office/word/2015/wordml/symex">
+          <mc:Fallback xmlns:w16se="http://schemas.microsoft.com/office/word/2015/wordml/symex" xmlns:w16cid="http://schemas.microsoft.com/office/word/2016/wordml/cid" xmlns:w15="http://schemas.microsoft.com/office/word/2012/wordml" xmlns:am3d="http://schemas.microsoft.com/office/drawing/2017/model3d" xmlns:aink="http://schemas.microsoft.com/office/drawing/2016/ink" xmlns:cx8="http://schemas.microsoft.com/office/drawing/2016/5/14/chartex" xmlns:cx7="http://schemas.microsoft.com/office/drawing/2016/5/13/chartex" xmlns:cx6="http://schemas.microsoft.com/office/drawing/2016/5/12/chartex" xmlns:cx5="http://schemas.microsoft.com/office/drawing/2016/5/11/chartex" xmlns:cx4="http://schemas.microsoft.com/office/drawing/2016/5/10/chartex" xmlns:cx3="http://schemas.microsoft.com/office/drawing/2016/5/9/chartex" xmlns:cx2="http://schemas.microsoft.com/office/drawing/2015/10/21/chartex" xmlns:cx1="http://schemas.microsoft.com/office/drawing/2015/9/8/chartex" xmlns:cx="http://schemas.microsoft.com/office/drawing/2014/chartex">
             <w:drawing>
               <wp:anchor distT="0" distB="0" distL="114300" distR="114300" simplePos="0" relativeHeight="251660288" behindDoc="0" locked="0" layoutInCell="1" allowOverlap="1">
                 <wp:simplePos x="0" y="0"/>
@@ -366,582 +366,2245 @@
       </w:r>
     </w:p>
     <w:p>
-      <w:r>
-        <w:rPr>
+      <w:pPr>
+        <w:pStyle w:val="Heading2"/>
+        <w:rPr>
+          <w:sz w:val="22"/>
+          <w:szCs w:val="22"/>
+          <w:u w:val="single"/>
+        </w:rPr>
+      </w:pPr>
+      <w:r>
+        <w:rPr>
+          <w:rStyle w:val="Strong"/>
           <w:b/>
-        </w:rPr>
-        <w:t>Objective:</w:t>
-      </w:r>
-      <w:r>
-        <w:t xml:space="preserve"> Seeking a challenging and rewarding opportunity as Software QA Engineer with an organization that recognizes and utilizes my potential and analytical &amp; technical skills &amp; leading a team.</w:t>
-      </w:r>
-    </w:p>
-    <w:p>
-      <w:pPr>
-        <w:rPr>
+          <w:bCs w:val="0"/>
+          <w:sz w:val="22"/>
+          <w:szCs w:val="22"/>
+          <w:u w:val="single"/>
+        </w:rPr>
+        <w:t>PROFESSIONAL SUMMARY</w:t>
+      </w:r>
+    </w:p>
+    <w:p>
+      <w:pPr>
+        <w:pStyle w:val="NormalWeb"/>
+        <w:rPr>
+          <w:rFonts w:ascii="Calibri" w:hAnsi="Calibri" w:cs="Calibri"/>
+          <w:sz w:val="20"/>
+          <w:szCs w:val="20"/>
+        </w:rPr>
+      </w:pPr>
+      <w:r>
+        <w:rPr>
+          <w:rFonts w:ascii="Calibri" w:hAnsi="Calibri" w:cs="Calibri"/>
+          <w:sz w:val="20"/>
+          <w:szCs w:val="20"/>
+        </w:rPr>
+        <w:t xml:space="preserve">Lead QA Engineer with </w:t>
+      </w:r>
+      <w:r>
+        <w:rPr>
+          <w:rStyle w:val="Strong"/>
+          <w:rFonts w:ascii="Calibri" w:hAnsi="Calibri" w:cs="Calibri"/>
+          <w:sz w:val="20"/>
+          <w:szCs w:val="20"/>
+        </w:rPr>
+        <w:t>12+ years of experience</w:t>
+      </w:r>
+      <w:r>
+        <w:rPr>
+          <w:rFonts w:ascii="Calibri" w:hAnsi="Calibri" w:cs="Calibri"/>
+          <w:sz w:val="20"/>
+          <w:szCs w:val="20"/>
+        </w:rPr>
+        <w:t xml:space="preserve"> in Manual and Automation Testing across Banking, Financial Services, and Payment domains. </w:t>
+      </w:r>
+      <w:proofErr w:type="gramStart"/>
+      <w:r>
+        <w:rPr>
+          <w:rFonts w:ascii="Calibri" w:hAnsi="Calibri" w:cs="Calibri"/>
+          <w:sz w:val="20"/>
+          <w:szCs w:val="20"/>
+        </w:rPr>
+        <w:t xml:space="preserve">Proven expertise in </w:t>
+      </w:r>
+      <w:r>
+        <w:rPr>
+          <w:rStyle w:val="Strong"/>
+          <w:rFonts w:ascii="Calibri" w:hAnsi="Calibri" w:cs="Calibri"/>
+          <w:sz w:val="20"/>
+          <w:szCs w:val="20"/>
+        </w:rPr>
+        <w:t>BDD frameworks (Cucumber/Gherkin), API testing, and CI/CD-enabled automation</w:t>
+      </w:r>
+      <w:r>
+        <w:rPr>
+          <w:rFonts w:ascii="Calibri" w:hAnsi="Calibri" w:cs="Calibri"/>
+          <w:sz w:val="20"/>
+          <w:szCs w:val="20"/>
+        </w:rPr>
+        <w:t>.</w:t>
+      </w:r>
+      <w:proofErr w:type="gramEnd"/>
+      <w:r>
+        <w:rPr>
+          <w:rFonts w:ascii="Calibri" w:hAnsi="Calibri" w:cs="Calibri"/>
+          <w:sz w:val="20"/>
+          <w:szCs w:val="20"/>
+        </w:rPr>
+        <w:t xml:space="preserve"> Strong background in designing scalable test strategies, improving regression efficiency, and leading QA delivery in </w:t>
+      </w:r>
+      <w:proofErr w:type="gramStart"/>
+      <w:r>
+        <w:rPr>
+          <w:rFonts w:ascii="Calibri" w:hAnsi="Calibri" w:cs="Calibri"/>
+          <w:sz w:val="20"/>
+          <w:szCs w:val="20"/>
+        </w:rPr>
+        <w:t>Agile</w:t>
+      </w:r>
+      <w:proofErr w:type="gramEnd"/>
+      <w:r>
+        <w:rPr>
+          <w:rFonts w:ascii="Calibri" w:hAnsi="Calibri" w:cs="Calibri"/>
+          <w:sz w:val="20"/>
+          <w:szCs w:val="20"/>
+        </w:rPr>
+        <w:t xml:space="preserve"> environments. Adept at integrating automation into </w:t>
+      </w:r>
+      <w:proofErr w:type="spellStart"/>
+      <w:r>
+        <w:rPr>
+          <w:rFonts w:ascii="Calibri" w:hAnsi="Calibri" w:cs="Calibri"/>
+          <w:sz w:val="20"/>
+          <w:szCs w:val="20"/>
+        </w:rPr>
+        <w:t>DevOps</w:t>
+      </w:r>
+      <w:proofErr w:type="spellEnd"/>
+      <w:r>
+        <w:rPr>
+          <w:rFonts w:ascii="Calibri" w:hAnsi="Calibri" w:cs="Calibri"/>
+          <w:sz w:val="20"/>
+          <w:szCs w:val="20"/>
+        </w:rPr>
+        <w:t xml:space="preserve"> pipelines to support high-quality, enterprise-grade releases.</w:t>
+      </w:r>
+    </w:p>
+    <w:p>
+      <w:pPr>
+        <w:pStyle w:val="Heading2"/>
+        <w:rPr>
+          <w:sz w:val="22"/>
+          <w:szCs w:val="22"/>
+          <w:u w:val="single"/>
+        </w:rPr>
+      </w:pPr>
+      <w:r>
+        <w:rPr>
+          <w:rStyle w:val="Strong"/>
           <w:b/>
+          <w:bCs w:val="0"/>
+          <w:sz w:val="22"/>
+          <w:szCs w:val="22"/>
           <w:u w:val="single"/>
         </w:rPr>
-      </w:pPr>
-      <w:r>
-        <w:rPr>
+        <w:t>TECHNICAL SKILLS</w:t>
+      </w:r>
+      <w:bookmarkStart w:id="0" w:name="_GoBack"/>
+      <w:bookmarkEnd w:id="0"/>
+    </w:p>
+    <w:p>
+      <w:pPr>
+        <w:pStyle w:val="NormalWeb"/>
+        <w:rPr>
+          <w:rFonts w:ascii="Calibri" w:hAnsi="Calibri" w:cs="Calibri"/>
+          <w:sz w:val="18"/>
+          <w:szCs w:val="18"/>
+        </w:rPr>
+      </w:pPr>
+      <w:r>
+        <w:rPr>
+          <w:rStyle w:val="Strong"/>
+          <w:rFonts w:ascii="Calibri" w:hAnsi="Calibri" w:cs="Calibri"/>
+          <w:sz w:val="18"/>
+          <w:szCs w:val="18"/>
+        </w:rPr>
+        <w:t>Automation &amp; Testing</w:t>
+      </w:r>
+      <w:proofErr w:type="gramStart"/>
+      <w:r>
+        <w:rPr>
+          <w:rStyle w:val="Strong"/>
+          <w:rFonts w:ascii="Calibri" w:hAnsi="Calibri" w:cs="Calibri"/>
+          <w:sz w:val="18"/>
+          <w:szCs w:val="18"/>
+        </w:rPr>
+        <w:t>:</w:t>
+      </w:r>
+      <w:proofErr w:type="gramEnd"/>
+      <w:r>
+        <w:rPr>
+          <w:rFonts w:ascii="Calibri" w:hAnsi="Calibri" w:cs="Calibri"/>
+          <w:sz w:val="18"/>
+          <w:szCs w:val="18"/>
+        </w:rPr>
+        <w:br/>
+        <w:t xml:space="preserve">Selenium (BDD Framework), Cucumber, Gherkin, </w:t>
+      </w:r>
+      <w:proofErr w:type="spellStart"/>
+      <w:r>
+        <w:rPr>
+          <w:rFonts w:ascii="Calibri" w:hAnsi="Calibri" w:cs="Calibri"/>
+          <w:sz w:val="18"/>
+          <w:szCs w:val="18"/>
+        </w:rPr>
+        <w:t>TestNG</w:t>
+      </w:r>
+      <w:proofErr w:type="spellEnd"/>
+      <w:r>
+        <w:rPr>
+          <w:rFonts w:ascii="Calibri" w:hAnsi="Calibri" w:cs="Calibri"/>
+          <w:sz w:val="18"/>
+          <w:szCs w:val="18"/>
+        </w:rPr>
+        <w:t>, Functional, Regression, API Testing, Manual Testing, Non-Functional Testing</w:t>
+      </w:r>
+    </w:p>
+    <w:p>
+      <w:pPr>
+        <w:pStyle w:val="NormalWeb"/>
+        <w:rPr>
+          <w:rFonts w:ascii="Calibri" w:hAnsi="Calibri" w:cs="Calibri"/>
+          <w:sz w:val="18"/>
+          <w:szCs w:val="18"/>
+        </w:rPr>
+      </w:pPr>
+      <w:r>
+        <w:rPr>
+          <w:rStyle w:val="Strong"/>
+          <w:rFonts w:ascii="Calibri" w:hAnsi="Calibri" w:cs="Calibri"/>
+          <w:sz w:val="18"/>
+          <w:szCs w:val="18"/>
+        </w:rPr>
+        <w:t>Programming</w:t>
+      </w:r>
+      <w:proofErr w:type="gramStart"/>
+      <w:r>
+        <w:rPr>
+          <w:rStyle w:val="Strong"/>
+          <w:rFonts w:ascii="Calibri" w:hAnsi="Calibri" w:cs="Calibri"/>
+          <w:sz w:val="18"/>
+          <w:szCs w:val="18"/>
+        </w:rPr>
+        <w:t>:</w:t>
+      </w:r>
+      <w:proofErr w:type="gramEnd"/>
+      <w:r>
+        <w:rPr>
+          <w:rFonts w:ascii="Calibri" w:hAnsi="Calibri" w:cs="Calibri"/>
+          <w:sz w:val="18"/>
+          <w:szCs w:val="18"/>
+        </w:rPr>
+        <w:br/>
+        <w:t>Core Java</w:t>
+      </w:r>
+    </w:p>
+    <w:p>
+      <w:pPr>
+        <w:pStyle w:val="NormalWeb"/>
+        <w:rPr>
+          <w:rFonts w:ascii="Calibri" w:hAnsi="Calibri" w:cs="Calibri"/>
+          <w:sz w:val="18"/>
+          <w:szCs w:val="18"/>
+        </w:rPr>
+      </w:pPr>
+      <w:r>
+        <w:rPr>
+          <w:rStyle w:val="Strong"/>
+          <w:rFonts w:ascii="Calibri" w:hAnsi="Calibri" w:cs="Calibri"/>
+          <w:sz w:val="18"/>
+          <w:szCs w:val="18"/>
+        </w:rPr>
+        <w:t>API Testing Tools</w:t>
+      </w:r>
+      <w:proofErr w:type="gramStart"/>
+      <w:r>
+        <w:rPr>
+          <w:rStyle w:val="Strong"/>
+          <w:rFonts w:ascii="Calibri" w:hAnsi="Calibri" w:cs="Calibri"/>
+          <w:sz w:val="18"/>
+          <w:szCs w:val="18"/>
+        </w:rPr>
+        <w:t>:</w:t>
+      </w:r>
+      <w:proofErr w:type="gramEnd"/>
+      <w:r>
+        <w:rPr>
+          <w:rFonts w:ascii="Calibri" w:hAnsi="Calibri" w:cs="Calibri"/>
+          <w:sz w:val="18"/>
+          <w:szCs w:val="18"/>
+        </w:rPr>
+        <w:br/>
+        <w:t>Postman, Bruno</w:t>
+      </w:r>
+    </w:p>
+    <w:p>
+      <w:pPr>
+        <w:pStyle w:val="NormalWeb"/>
+        <w:rPr>
+          <w:rFonts w:ascii="Calibri" w:hAnsi="Calibri" w:cs="Calibri"/>
+          <w:sz w:val="18"/>
+          <w:szCs w:val="18"/>
+        </w:rPr>
+      </w:pPr>
+      <w:proofErr w:type="spellStart"/>
+      <w:r>
+        <w:rPr>
+          <w:rStyle w:val="Strong"/>
+          <w:rFonts w:ascii="Calibri" w:hAnsi="Calibri" w:cs="Calibri"/>
+          <w:sz w:val="18"/>
+          <w:szCs w:val="18"/>
+        </w:rPr>
+        <w:t>DevOps</w:t>
+      </w:r>
+      <w:proofErr w:type="spellEnd"/>
+      <w:r>
+        <w:rPr>
+          <w:rStyle w:val="Strong"/>
+          <w:rFonts w:ascii="Calibri" w:hAnsi="Calibri" w:cs="Calibri"/>
+          <w:sz w:val="18"/>
+          <w:szCs w:val="18"/>
+        </w:rPr>
+        <w:t xml:space="preserve"> / CI-CD</w:t>
+      </w:r>
+      <w:proofErr w:type="gramStart"/>
+      <w:r>
+        <w:rPr>
+          <w:rStyle w:val="Strong"/>
+          <w:rFonts w:ascii="Calibri" w:hAnsi="Calibri" w:cs="Calibri"/>
+          <w:sz w:val="18"/>
+          <w:szCs w:val="18"/>
+        </w:rPr>
+        <w:t>:</w:t>
+      </w:r>
+      <w:proofErr w:type="gramEnd"/>
+      <w:r>
+        <w:rPr>
+          <w:rFonts w:ascii="Calibri" w:hAnsi="Calibri" w:cs="Calibri"/>
+          <w:sz w:val="18"/>
+          <w:szCs w:val="18"/>
+        </w:rPr>
+        <w:br/>
+        <w:t>Jenkins, Git, Maven</w:t>
+      </w:r>
+    </w:p>
+    <w:p>
+      <w:pPr>
+        <w:pStyle w:val="NormalWeb"/>
+        <w:rPr>
+          <w:rFonts w:ascii="Calibri" w:hAnsi="Calibri" w:cs="Calibri"/>
+          <w:sz w:val="18"/>
+          <w:szCs w:val="18"/>
+        </w:rPr>
+      </w:pPr>
+      <w:r>
+        <w:rPr>
+          <w:rStyle w:val="Strong"/>
+          <w:rFonts w:ascii="Calibri" w:hAnsi="Calibri" w:cs="Calibri"/>
+          <w:sz w:val="18"/>
+          <w:szCs w:val="18"/>
+        </w:rPr>
+        <w:t>Test Management &amp; Tracking</w:t>
+      </w:r>
+      <w:proofErr w:type="gramStart"/>
+      <w:r>
+        <w:rPr>
+          <w:rStyle w:val="Strong"/>
+          <w:rFonts w:ascii="Calibri" w:hAnsi="Calibri" w:cs="Calibri"/>
+          <w:sz w:val="18"/>
+          <w:szCs w:val="18"/>
+        </w:rPr>
+        <w:t>:</w:t>
+      </w:r>
+      <w:proofErr w:type="gramEnd"/>
+      <w:r>
+        <w:rPr>
+          <w:rFonts w:ascii="Calibri" w:hAnsi="Calibri" w:cs="Calibri"/>
+          <w:sz w:val="18"/>
+          <w:szCs w:val="18"/>
+        </w:rPr>
+        <w:br/>
+        <w:t>JIRA, Rally</w:t>
+      </w:r>
+    </w:p>
+    <w:p>
+      <w:pPr>
+        <w:pStyle w:val="NormalWeb"/>
+        <w:rPr>
+          <w:rFonts w:ascii="Calibri" w:hAnsi="Calibri" w:cs="Calibri"/>
+          <w:sz w:val="18"/>
+          <w:szCs w:val="18"/>
+        </w:rPr>
+      </w:pPr>
+      <w:r>
+        <w:rPr>
+          <w:rStyle w:val="Strong"/>
+          <w:rFonts w:ascii="Calibri" w:hAnsi="Calibri" w:cs="Calibri"/>
+          <w:sz w:val="18"/>
+          <w:szCs w:val="18"/>
+        </w:rPr>
+        <w:t>IDE &amp; Tools</w:t>
+      </w:r>
+      <w:proofErr w:type="gramStart"/>
+      <w:r>
+        <w:rPr>
+          <w:rStyle w:val="Strong"/>
+          <w:rFonts w:ascii="Calibri" w:hAnsi="Calibri" w:cs="Calibri"/>
+          <w:sz w:val="18"/>
+          <w:szCs w:val="18"/>
+        </w:rPr>
+        <w:t>:</w:t>
+      </w:r>
+      <w:proofErr w:type="gramEnd"/>
+      <w:r>
+        <w:rPr>
+          <w:rFonts w:ascii="Calibri" w:hAnsi="Calibri" w:cs="Calibri"/>
+          <w:sz w:val="18"/>
+          <w:szCs w:val="18"/>
+        </w:rPr>
+        <w:br/>
+      </w:r>
+      <w:proofErr w:type="spellStart"/>
+      <w:r>
+        <w:rPr>
+          <w:rFonts w:ascii="Calibri" w:hAnsi="Calibri" w:cs="Calibri"/>
+          <w:sz w:val="18"/>
+          <w:szCs w:val="18"/>
+        </w:rPr>
+        <w:t>IntelliJ</w:t>
+      </w:r>
+      <w:proofErr w:type="spellEnd"/>
+      <w:r>
+        <w:rPr>
+          <w:rFonts w:ascii="Calibri" w:hAnsi="Calibri" w:cs="Calibri"/>
+          <w:sz w:val="18"/>
+          <w:szCs w:val="18"/>
+        </w:rPr>
+        <w:t xml:space="preserve"> IDEA, Microsoft </w:t>
+      </w:r>
+      <w:proofErr w:type="spellStart"/>
+      <w:r>
+        <w:rPr>
+          <w:rFonts w:ascii="Calibri" w:hAnsi="Calibri" w:cs="Calibri"/>
+          <w:sz w:val="18"/>
+          <w:szCs w:val="18"/>
+        </w:rPr>
+        <w:t>Copilot</w:t>
+      </w:r>
+      <w:proofErr w:type="spellEnd"/>
+    </w:p>
+    <w:p>
+      <w:pPr>
+        <w:pStyle w:val="NormalWeb"/>
+        <w:rPr>
+          <w:rFonts w:ascii="Calibri" w:hAnsi="Calibri" w:cs="Calibri"/>
+          <w:sz w:val="18"/>
+          <w:szCs w:val="18"/>
+        </w:rPr>
+      </w:pPr>
+      <w:r>
+        <w:rPr>
+          <w:rStyle w:val="Strong"/>
+          <w:rFonts w:ascii="Calibri" w:hAnsi="Calibri" w:cs="Calibri"/>
+          <w:sz w:val="18"/>
+          <w:szCs w:val="18"/>
+        </w:rPr>
+        <w:t>Database</w:t>
+      </w:r>
+      <w:proofErr w:type="gramStart"/>
+      <w:r>
+        <w:rPr>
+          <w:rStyle w:val="Strong"/>
+          <w:rFonts w:ascii="Calibri" w:hAnsi="Calibri" w:cs="Calibri"/>
+          <w:sz w:val="18"/>
+          <w:szCs w:val="18"/>
+        </w:rPr>
+        <w:t>:</w:t>
+      </w:r>
+      <w:proofErr w:type="gramEnd"/>
+      <w:r>
+        <w:rPr>
+          <w:rFonts w:ascii="Calibri" w:hAnsi="Calibri" w:cs="Calibri"/>
+          <w:sz w:val="18"/>
+          <w:szCs w:val="18"/>
+        </w:rPr>
+        <w:br/>
+        <w:t>MySQL (Data Validation &amp; Backend Testing)</w:t>
+      </w:r>
+    </w:p>
+    <w:p>
+      <w:pPr>
+        <w:pStyle w:val="NormalWeb"/>
+        <w:rPr>
+          <w:rFonts w:ascii="Calibri" w:hAnsi="Calibri" w:cs="Calibri"/>
+          <w:sz w:val="18"/>
+          <w:szCs w:val="18"/>
+        </w:rPr>
+      </w:pPr>
+      <w:r>
+        <w:rPr>
+          <w:rStyle w:val="Strong"/>
+          <w:rFonts w:ascii="Calibri" w:hAnsi="Calibri" w:cs="Calibri"/>
+          <w:sz w:val="18"/>
+          <w:szCs w:val="18"/>
+        </w:rPr>
+        <w:t>Methodologies</w:t>
+      </w:r>
+      <w:proofErr w:type="gramStart"/>
+      <w:r>
+        <w:rPr>
+          <w:rStyle w:val="Strong"/>
+          <w:rFonts w:ascii="Calibri" w:hAnsi="Calibri" w:cs="Calibri"/>
+          <w:sz w:val="18"/>
+          <w:szCs w:val="18"/>
+        </w:rPr>
+        <w:t>:</w:t>
+      </w:r>
+      <w:proofErr w:type="gramEnd"/>
+      <w:r>
+        <w:rPr>
+          <w:rFonts w:ascii="Calibri" w:hAnsi="Calibri" w:cs="Calibri"/>
+          <w:sz w:val="18"/>
+          <w:szCs w:val="18"/>
+        </w:rPr>
+        <w:br/>
+        <w:t>Agile, BDD, STLC, SDLC</w:t>
+      </w:r>
+    </w:p>
+    <w:p>
+      <w:pPr>
+        <w:pStyle w:val="NormalWeb"/>
+        <w:rPr>
+          <w:rFonts w:ascii="Calibri" w:hAnsi="Calibri" w:cs="Calibri"/>
+          <w:sz w:val="18"/>
+          <w:szCs w:val="18"/>
+        </w:rPr>
+      </w:pPr>
+      <w:r>
+        <w:rPr>
+          <w:rStyle w:val="Strong"/>
+          <w:rFonts w:ascii="Calibri" w:hAnsi="Calibri" w:cs="Calibri"/>
+          <w:sz w:val="18"/>
+          <w:szCs w:val="18"/>
+        </w:rPr>
+        <w:t>Domain Expertise</w:t>
+      </w:r>
+      <w:proofErr w:type="gramStart"/>
+      <w:r>
+        <w:rPr>
+          <w:rStyle w:val="Strong"/>
+          <w:rFonts w:ascii="Calibri" w:hAnsi="Calibri" w:cs="Calibri"/>
+          <w:sz w:val="18"/>
+          <w:szCs w:val="18"/>
+        </w:rPr>
+        <w:t>:</w:t>
+      </w:r>
+      <w:proofErr w:type="gramEnd"/>
+      <w:r>
+        <w:rPr>
+          <w:rFonts w:ascii="Calibri" w:hAnsi="Calibri" w:cs="Calibri"/>
+          <w:sz w:val="18"/>
+          <w:szCs w:val="18"/>
+        </w:rPr>
+        <w:br/>
+        <w:t>Banking | Financial Services | Payments | Loan Processing</w:t>
+      </w:r>
+    </w:p>
+    <w:p>
+      <w:pPr>
+        <w:pStyle w:val="NormalWeb"/>
+        <w:rPr>
+          <w:rFonts w:ascii="Calibri" w:hAnsi="Calibri" w:cs="Calibri"/>
+          <w:sz w:val="18"/>
+          <w:szCs w:val="18"/>
+        </w:rPr>
+      </w:pPr>
+    </w:p>
+    <w:p>
+      <w:pPr>
+        <w:pStyle w:val="NormalWeb"/>
+        <w:rPr>
+          <w:rFonts w:ascii="Calibri" w:hAnsi="Calibri" w:cs="Calibri"/>
+          <w:sz w:val="18"/>
+          <w:szCs w:val="18"/>
+        </w:rPr>
+      </w:pPr>
+    </w:p>
+    <w:p>
+      <w:pPr>
+        <w:pStyle w:val="Heading2"/>
+        <w:rPr>
+          <w:sz w:val="22"/>
+          <w:szCs w:val="22"/>
+          <w:u w:val="single"/>
+        </w:rPr>
+      </w:pPr>
+      <w:r>
+        <w:rPr>
+          <w:rStyle w:val="Strong"/>
           <w:b/>
+          <w:bCs w:val="0"/>
+          <w:sz w:val="22"/>
+          <w:szCs w:val="22"/>
           <w:u w:val="single"/>
         </w:rPr>
-        <w:t>Experience summary</w:t>
-      </w:r>
-    </w:p>
-    <w:p>
-      <w:pPr>
+        <w:lastRenderedPageBreak/>
+        <w:t>PROFESSIONAL EXPERIENCE</w:t>
+      </w:r>
+    </w:p>
+    <w:p>
+      <w:pPr>
+        <w:pStyle w:val="Heading3"/>
+        <w:rPr>
+          <w:sz w:val="22"/>
+          <w:szCs w:val="22"/>
+        </w:rPr>
+      </w:pPr>
+      <w:r>
+        <w:rPr>
+          <w:rStyle w:val="Strong"/>
+          <w:b/>
+          <w:bCs w:val="0"/>
+          <w:sz w:val="22"/>
+          <w:szCs w:val="22"/>
+        </w:rPr>
+        <w:t>Lead Test Engineer</w:t>
+      </w:r>
+    </w:p>
+    <w:p>
+      <w:pPr>
+        <w:pStyle w:val="NormalWeb"/>
+        <w:rPr>
+          <w:rFonts w:ascii="Calibri" w:hAnsi="Calibri" w:cs="Calibri"/>
+          <w:sz w:val="22"/>
+          <w:szCs w:val="22"/>
+        </w:rPr>
+      </w:pPr>
+      <w:r>
+        <w:rPr>
+          <w:rStyle w:val="whitespace-normal"/>
+          <w:rFonts w:ascii="Calibri" w:hAnsi="Calibri" w:cs="Calibri"/>
+          <w:b/>
+          <w:bCs/>
+          <w:sz w:val="22"/>
+          <w:szCs w:val="22"/>
+        </w:rPr>
+        <w:t>FIS Global</w:t>
+      </w:r>
+      <w:r>
+        <w:rPr>
+          <w:rFonts w:ascii="Calibri" w:hAnsi="Calibri" w:cs="Calibri"/>
+          <w:sz w:val="22"/>
+          <w:szCs w:val="22"/>
+        </w:rPr>
+        <w:t xml:space="preserve"> | June 2021 – Present</w:t>
+      </w:r>
+    </w:p>
+    <w:p>
+      <w:pPr>
+        <w:pStyle w:val="NormalWeb"/>
         <w:numPr>
           <w:ilvl w:val="0"/>
-          <w:numId w:val="5"/>
+          <w:numId w:val="6"/>
         </w:numPr>
-        <w:pBdr>
-          <w:top w:val="nil"/>
-          <w:left w:val="nil"/>
-          <w:bottom w:val="nil"/>
-          <w:right w:val="nil"/>
-          <w:between w:val="nil"/>
-        </w:pBdr>
-        <w:spacing w:after="0"/>
-        <w:rPr>
-          <w:color w:val="000000"/>
-        </w:rPr>
-      </w:pPr>
-      <w:r>
-        <w:rPr>
-          <w:color w:val="000000"/>
-        </w:rPr>
-        <w:t xml:space="preserve">Total </w:t>
-      </w:r>
-      <w:r>
-        <w:t>1</w:t>
-      </w:r>
-      <w:r>
-        <w:t>2</w:t>
-      </w:r>
-      <w:r>
-        <w:rPr>
-          <w:color w:val="000000"/>
-        </w:rPr>
-        <w:t xml:space="preserve"> </w:t>
-      </w:r>
-      <w:proofErr w:type="gramStart"/>
-      <w:r>
-        <w:rPr>
-          <w:color w:val="000000"/>
-        </w:rPr>
-        <w:t>years  months</w:t>
-      </w:r>
-      <w:proofErr w:type="gramEnd"/>
-      <w:r>
-        <w:rPr>
-          <w:color w:val="000000"/>
-        </w:rPr>
-        <w:t xml:space="preserve"> of experience.</w:t>
-      </w:r>
-    </w:p>
-    <w:p>
-      <w:pPr>
+        <w:rPr>
+          <w:rFonts w:ascii="Calibri" w:hAnsi="Calibri" w:cs="Calibri"/>
+          <w:sz w:val="18"/>
+          <w:szCs w:val="18"/>
+        </w:rPr>
+      </w:pPr>
+      <w:r>
+        <w:rPr>
+          <w:rFonts w:ascii="Calibri" w:hAnsi="Calibri" w:cs="Calibri"/>
+          <w:sz w:val="18"/>
+          <w:szCs w:val="18"/>
+        </w:rPr>
+        <w:t xml:space="preserve">Leading QA delivery for enterprise banking applications, managing </w:t>
+      </w:r>
+      <w:r>
+        <w:rPr>
+          <w:rStyle w:val="Strong"/>
+          <w:rFonts w:ascii="Calibri" w:hAnsi="Calibri" w:cs="Calibri"/>
+          <w:sz w:val="18"/>
+          <w:szCs w:val="18"/>
+        </w:rPr>
+        <w:t>automation and manual testing lifecycle</w:t>
+      </w:r>
+      <w:r>
+        <w:rPr>
+          <w:rFonts w:ascii="Calibri" w:hAnsi="Calibri" w:cs="Calibri"/>
+          <w:sz w:val="18"/>
+          <w:szCs w:val="18"/>
+        </w:rPr>
+        <w:t>.</w:t>
+      </w:r>
+    </w:p>
+    <w:p>
+      <w:pPr>
+        <w:pStyle w:val="NormalWeb"/>
         <w:numPr>
           <w:ilvl w:val="0"/>
-          <w:numId w:val="5"/>
+          <w:numId w:val="6"/>
         </w:numPr>
-        <w:pBdr>
-          <w:top w:val="nil"/>
-          <w:left w:val="nil"/>
-          <w:bottom w:val="nil"/>
-          <w:right w:val="nil"/>
-          <w:between w:val="nil"/>
-        </w:pBdr>
-        <w:spacing w:after="0"/>
-        <w:rPr>
-          <w:color w:val="000000"/>
-        </w:rPr>
-      </w:pPr>
-      <w:proofErr w:type="spellStart"/>
-      <w:r>
-        <w:rPr>
-          <w:color w:val="000000"/>
-        </w:rPr>
-        <w:t>Cyient</w:t>
-      </w:r>
-      <w:proofErr w:type="spellEnd"/>
-      <w:r>
-        <w:rPr>
-          <w:color w:val="000000"/>
-        </w:rPr>
-        <w:t xml:space="preserve"> Ltd, Noida (Aug 2013-Aug 2018)</w:t>
-      </w:r>
-    </w:p>
-    <w:p>
-      <w:pPr>
+        <w:rPr>
+          <w:rFonts w:ascii="Calibri" w:hAnsi="Calibri" w:cs="Calibri"/>
+          <w:sz w:val="18"/>
+          <w:szCs w:val="18"/>
+        </w:rPr>
+      </w:pPr>
+      <w:r>
+        <w:rPr>
+          <w:rFonts w:ascii="Calibri" w:hAnsi="Calibri" w:cs="Calibri"/>
+          <w:sz w:val="18"/>
+          <w:szCs w:val="18"/>
+        </w:rPr>
+        <w:t xml:space="preserve">Built and maintained </w:t>
+      </w:r>
+      <w:r>
+        <w:rPr>
+          <w:rStyle w:val="Strong"/>
+          <w:rFonts w:ascii="Calibri" w:hAnsi="Calibri" w:cs="Calibri"/>
+          <w:sz w:val="18"/>
+          <w:szCs w:val="18"/>
+        </w:rPr>
+        <w:t>BDD automation framework using Cucumber + Java</w:t>
+      </w:r>
+      <w:r>
+        <w:rPr>
+          <w:rFonts w:ascii="Calibri" w:hAnsi="Calibri" w:cs="Calibri"/>
+          <w:sz w:val="18"/>
+          <w:szCs w:val="18"/>
+        </w:rPr>
+        <w:t>, improving regression execution efficiency.</w:t>
+      </w:r>
+    </w:p>
+    <w:p>
+      <w:pPr>
+        <w:pStyle w:val="NormalWeb"/>
         <w:numPr>
           <w:ilvl w:val="0"/>
-          <w:numId w:val="5"/>
+          <w:numId w:val="6"/>
         </w:numPr>
-        <w:pBdr>
-          <w:top w:val="nil"/>
-          <w:left w:val="nil"/>
-          <w:bottom w:val="nil"/>
-          <w:right w:val="nil"/>
-          <w:between w:val="nil"/>
-        </w:pBdr>
-        <w:spacing w:after="0"/>
-        <w:rPr>
-          <w:color w:val="000000"/>
-        </w:rPr>
-      </w:pPr>
-      <w:proofErr w:type="spellStart"/>
-      <w:r>
-        <w:rPr>
-          <w:color w:val="000000"/>
-        </w:rPr>
-        <w:t>Chetu</w:t>
-      </w:r>
-      <w:proofErr w:type="spellEnd"/>
-      <w:r>
-        <w:rPr>
-          <w:color w:val="000000"/>
-        </w:rPr>
-        <w:t xml:space="preserve"> India </w:t>
-      </w:r>
-      <w:proofErr w:type="spellStart"/>
-      <w:r>
-        <w:rPr>
-          <w:color w:val="000000"/>
-        </w:rPr>
-        <w:t>pvt</w:t>
-      </w:r>
-      <w:proofErr w:type="spellEnd"/>
-      <w:r>
-        <w:rPr>
-          <w:color w:val="000000"/>
-        </w:rPr>
-        <w:t xml:space="preserve"> ltd, Noida (Sep 2018- June 2021).</w:t>
-      </w:r>
-    </w:p>
-    <w:p>
-      <w:pPr>
+        <w:rPr>
+          <w:rFonts w:ascii="Calibri" w:hAnsi="Calibri" w:cs="Calibri"/>
+          <w:sz w:val="18"/>
+          <w:szCs w:val="18"/>
+        </w:rPr>
+      </w:pPr>
+      <w:r>
+        <w:rPr>
+          <w:rFonts w:ascii="Calibri" w:hAnsi="Calibri" w:cs="Calibri"/>
+          <w:sz w:val="18"/>
+          <w:szCs w:val="18"/>
+        </w:rPr>
+        <w:t xml:space="preserve">Integrated automated test suites with </w:t>
+      </w:r>
+      <w:r>
+        <w:rPr>
+          <w:rStyle w:val="Strong"/>
+          <w:rFonts w:ascii="Calibri" w:hAnsi="Calibri" w:cs="Calibri"/>
+          <w:sz w:val="18"/>
+          <w:szCs w:val="18"/>
+        </w:rPr>
+        <w:t>Jenkins CI/CD pipelines</w:t>
+      </w:r>
+      <w:r>
+        <w:rPr>
+          <w:rFonts w:ascii="Calibri" w:hAnsi="Calibri" w:cs="Calibri"/>
+          <w:sz w:val="18"/>
+          <w:szCs w:val="18"/>
+        </w:rPr>
+        <w:t>, enabling continuous validation of releases.</w:t>
+      </w:r>
+    </w:p>
+    <w:p>
+      <w:pPr>
+        <w:pStyle w:val="NormalWeb"/>
         <w:numPr>
           <w:ilvl w:val="0"/>
-          <w:numId w:val="5"/>
+          <w:numId w:val="6"/>
         </w:numPr>
-        <w:pBdr>
-          <w:top w:val="nil"/>
-          <w:left w:val="nil"/>
-          <w:bottom w:val="nil"/>
-          <w:right w:val="nil"/>
-          <w:between w:val="nil"/>
-        </w:pBdr>
-        <w:spacing w:after="0"/>
-        <w:rPr>
-          <w:color w:val="000000"/>
-        </w:rPr>
-      </w:pPr>
-      <w:r>
-        <w:rPr>
-          <w:color w:val="000000"/>
-        </w:rPr>
-        <w:t>FIS Global Business Solution Pvt Ltd (June 2021-till now).</w:t>
-      </w:r>
-    </w:p>
-    <w:p>
-      <w:pPr>
+        <w:rPr>
+          <w:rFonts w:ascii="Calibri" w:hAnsi="Calibri" w:cs="Calibri"/>
+          <w:sz w:val="18"/>
+          <w:szCs w:val="18"/>
+        </w:rPr>
+      </w:pPr>
+      <w:r>
+        <w:rPr>
+          <w:rFonts w:ascii="Calibri" w:hAnsi="Calibri" w:cs="Calibri"/>
+          <w:sz w:val="18"/>
+          <w:szCs w:val="18"/>
+        </w:rPr>
+        <w:t xml:space="preserve">Designed SQL validation strategies to ensure </w:t>
+      </w:r>
+      <w:r>
+        <w:rPr>
+          <w:rStyle w:val="Strong"/>
+          <w:rFonts w:ascii="Calibri" w:hAnsi="Calibri" w:cs="Calibri"/>
+          <w:sz w:val="18"/>
+          <w:szCs w:val="18"/>
+        </w:rPr>
+        <w:t>data integrity across financial transactions</w:t>
+      </w:r>
+      <w:r>
+        <w:rPr>
+          <w:rFonts w:ascii="Calibri" w:hAnsi="Calibri" w:cs="Calibri"/>
+          <w:sz w:val="18"/>
+          <w:szCs w:val="18"/>
+        </w:rPr>
+        <w:t>.</w:t>
+      </w:r>
+    </w:p>
+    <w:p>
+      <w:pPr>
+        <w:pStyle w:val="NormalWeb"/>
         <w:numPr>
           <w:ilvl w:val="0"/>
-          <w:numId w:val="5"/>
+          <w:numId w:val="6"/>
         </w:numPr>
-        <w:pBdr>
-          <w:top w:val="nil"/>
-          <w:left w:val="nil"/>
-          <w:bottom w:val="nil"/>
-          <w:right w:val="nil"/>
-          <w:between w:val="nil"/>
-        </w:pBdr>
-        <w:spacing w:after="0"/>
-        <w:rPr>
-          <w:color w:val="000000"/>
-        </w:rPr>
-      </w:pPr>
-      <w:r>
-        <w:rPr>
-          <w:color w:val="000000"/>
-        </w:rPr>
-        <w:t>Working as Lead Test engineer in FIS global.</w:t>
-      </w:r>
-    </w:p>
-    <w:p>
-      <w:pPr>
+        <w:rPr>
+          <w:rFonts w:ascii="Calibri" w:hAnsi="Calibri" w:cs="Calibri"/>
+          <w:sz w:val="18"/>
+          <w:szCs w:val="18"/>
+        </w:rPr>
+      </w:pPr>
+      <w:r>
+        <w:rPr>
+          <w:rFonts w:ascii="Calibri" w:hAnsi="Calibri" w:cs="Calibri"/>
+          <w:sz w:val="18"/>
+          <w:szCs w:val="18"/>
+        </w:rPr>
+        <w:t>Conducted API testing using Postman and validated backend services.</w:t>
+      </w:r>
+    </w:p>
+    <w:p>
+      <w:pPr>
+        <w:pStyle w:val="NormalWeb"/>
         <w:numPr>
           <w:ilvl w:val="0"/>
-          <w:numId w:val="5"/>
+          <w:numId w:val="6"/>
         </w:numPr>
-        <w:pBdr>
-          <w:top w:val="nil"/>
-          <w:left w:val="nil"/>
-          <w:bottom w:val="nil"/>
-          <w:right w:val="nil"/>
-          <w:between w:val="nil"/>
-        </w:pBdr>
-        <w:spacing w:after="0"/>
-        <w:rPr>
-          <w:color w:val="000000"/>
-        </w:rPr>
-      </w:pPr>
-      <w:r>
-        <w:t>4</w:t>
-      </w:r>
-      <w:bookmarkStart w:id="0" w:name="_GoBack"/>
-      <w:bookmarkEnd w:id="0"/>
-      <w:r>
-        <w:rPr>
-          <w:color w:val="000000"/>
-        </w:rPr>
-        <w:t xml:space="preserve">+ years of experience in banking domain as </w:t>
+        <w:rPr>
+          <w:rFonts w:ascii="Calibri" w:hAnsi="Calibri" w:cs="Calibri"/>
+          <w:sz w:val="18"/>
+          <w:szCs w:val="18"/>
+        </w:rPr>
+      </w:pPr>
+      <w:r>
+        <w:rPr>
+          <w:rFonts w:ascii="Calibri" w:hAnsi="Calibri" w:cs="Calibri"/>
+          <w:sz w:val="18"/>
+          <w:szCs w:val="18"/>
+        </w:rPr>
+        <w:t xml:space="preserve">Collaborated with developers, product owners, and </w:t>
+      </w:r>
+      <w:proofErr w:type="spellStart"/>
+      <w:r>
+        <w:rPr>
+          <w:rFonts w:ascii="Calibri" w:hAnsi="Calibri" w:cs="Calibri"/>
+          <w:sz w:val="18"/>
+          <w:szCs w:val="18"/>
+        </w:rPr>
+        <w:t>DevOps</w:t>
+      </w:r>
+      <w:proofErr w:type="spellEnd"/>
+      <w:r>
+        <w:rPr>
+          <w:rFonts w:ascii="Calibri" w:hAnsi="Calibri" w:cs="Calibri"/>
+          <w:sz w:val="18"/>
+          <w:szCs w:val="18"/>
+        </w:rPr>
+        <w:t xml:space="preserve"> teams in </w:t>
       </w:r>
       <w:proofErr w:type="gramStart"/>
       <w:r>
         <w:rPr>
-          <w:color w:val="000000"/>
-        </w:rPr>
-        <w:t>a</w:t>
+          <w:rFonts w:ascii="Calibri" w:hAnsi="Calibri" w:cs="Calibri"/>
+          <w:sz w:val="18"/>
+          <w:szCs w:val="18"/>
+        </w:rPr>
+        <w:t>Agile</w:t>
       </w:r>
       <w:proofErr w:type="gramEnd"/>
       <w:r>
         <w:rPr>
-          <w:color w:val="000000"/>
-        </w:rPr>
-        <w:t xml:space="preserve"> automation tester in FIS global.</w:t>
-      </w:r>
-    </w:p>
-    <w:p>
-      <w:pPr>
-        <w:widowControl w:val="0"/>
+          <w:rFonts w:ascii="Calibri" w:hAnsi="Calibri" w:cs="Calibri"/>
+          <w:sz w:val="18"/>
+          <w:szCs w:val="18"/>
+        </w:rPr>
+        <w:t xml:space="preserve"> sprints.</w:t>
+      </w:r>
+    </w:p>
+    <w:p>
+      <w:pPr>
+        <w:pStyle w:val="NormalWeb"/>
         <w:numPr>
           <w:ilvl w:val="0"/>
-          <w:numId w:val="5"/>
+          <w:numId w:val="6"/>
         </w:numPr>
-        <w:pBdr>
-          <w:top w:val="nil"/>
-          <w:left w:val="nil"/>
-          <w:bottom w:val="nil"/>
-          <w:right w:val="nil"/>
-          <w:between w:val="nil"/>
-        </w:pBdr>
-        <w:tabs>
-          <w:tab w:val="left" w:pos="760"/>
-          <w:tab w:val="left" w:pos="761"/>
-        </w:tabs>
-        <w:spacing w:after="0" w:line="246" w:lineRule="auto"/>
-        <w:ind w:right="861"/>
-        <w:rPr>
-          <w:color w:val="000000"/>
-        </w:rPr>
-      </w:pPr>
-      <w:r>
-        <w:rPr>
-          <w:color w:val="000000"/>
-        </w:rPr>
-        <w:t>5+ years of experience as Functional and Non-Functional Tester with background of manual testing for Web, Windows, and Mobile based Application.</w:t>
-      </w:r>
-    </w:p>
-    <w:p>
-      <w:pPr>
-        <w:widowControl w:val="0"/>
+        <w:rPr>
+          <w:rFonts w:ascii="Calibri" w:hAnsi="Calibri" w:cs="Calibri"/>
+          <w:sz w:val="18"/>
+          <w:szCs w:val="18"/>
+        </w:rPr>
+      </w:pPr>
+      <w:r>
+        <w:rPr>
+          <w:rFonts w:ascii="Calibri" w:hAnsi="Calibri" w:cs="Calibri"/>
+          <w:sz w:val="18"/>
+          <w:szCs w:val="18"/>
+        </w:rPr>
+        <w:t>Mentored QA team members and ensured adherence to testing standards and best practices.</w:t>
+      </w:r>
+    </w:p>
+    <w:p>
+      <w:r>
+        <w:pict>
+          <v:rect id="_x0000_i1025" style="width:0;height:1.5pt" o:hralign="center" o:hrstd="t" o:hr="t" fillcolor="#a0a0a0" stroked="f"/>
+        </w:pict>
+      </w:r>
+    </w:p>
+    <w:p>
+      <w:pPr>
+        <w:pStyle w:val="Heading3"/>
+        <w:rPr>
+          <w:sz w:val="22"/>
+          <w:szCs w:val="22"/>
+        </w:rPr>
+      </w:pPr>
+      <w:r>
+        <w:rPr>
+          <w:rStyle w:val="Strong"/>
+          <w:b/>
+          <w:bCs w:val="0"/>
+          <w:sz w:val="22"/>
+          <w:szCs w:val="22"/>
+        </w:rPr>
+        <w:t>QA Engineer</w:t>
+      </w:r>
+    </w:p>
+    <w:p>
+      <w:pPr>
+        <w:pStyle w:val="NormalWeb"/>
+        <w:rPr>
+          <w:rFonts w:ascii="Calibri" w:hAnsi="Calibri" w:cs="Calibri"/>
+          <w:sz w:val="22"/>
+          <w:szCs w:val="22"/>
+        </w:rPr>
+      </w:pPr>
+      <w:proofErr w:type="spellStart"/>
+      <w:r>
+        <w:rPr>
+          <w:rStyle w:val="whitespace-normal"/>
+          <w:rFonts w:ascii="Calibri" w:hAnsi="Calibri" w:cs="Calibri"/>
+          <w:b/>
+          <w:bCs/>
+          <w:sz w:val="22"/>
+          <w:szCs w:val="22"/>
+        </w:rPr>
+        <w:t>Chetu</w:t>
+      </w:r>
+      <w:proofErr w:type="spellEnd"/>
+      <w:r>
+        <w:rPr>
+          <w:rStyle w:val="whitespace-normal"/>
+          <w:rFonts w:ascii="Calibri" w:hAnsi="Calibri" w:cs="Calibri"/>
+          <w:b/>
+          <w:bCs/>
+          <w:sz w:val="22"/>
+          <w:szCs w:val="22"/>
+        </w:rPr>
+        <w:t xml:space="preserve"> India </w:t>
+      </w:r>
+      <w:proofErr w:type="spellStart"/>
+      <w:r>
+        <w:rPr>
+          <w:rStyle w:val="whitespace-normal"/>
+          <w:rFonts w:ascii="Calibri" w:hAnsi="Calibri" w:cs="Calibri"/>
+          <w:b/>
+          <w:bCs/>
+          <w:sz w:val="22"/>
+          <w:szCs w:val="22"/>
+        </w:rPr>
+        <w:t>Pvt.</w:t>
+      </w:r>
+      <w:proofErr w:type="spellEnd"/>
+      <w:r>
+        <w:rPr>
+          <w:rStyle w:val="whitespace-normal"/>
+          <w:rFonts w:ascii="Calibri" w:hAnsi="Calibri" w:cs="Calibri"/>
+          <w:b/>
+          <w:bCs/>
+          <w:sz w:val="22"/>
+          <w:szCs w:val="22"/>
+        </w:rPr>
+        <w:t xml:space="preserve"> Ltd.</w:t>
+      </w:r>
+      <w:r>
+        <w:rPr>
+          <w:rFonts w:ascii="Calibri" w:hAnsi="Calibri" w:cs="Calibri"/>
+          <w:sz w:val="22"/>
+          <w:szCs w:val="22"/>
+        </w:rPr>
+        <w:t xml:space="preserve"> | Sep 2018 – June 2021</w:t>
+      </w:r>
+    </w:p>
+    <w:p>
+      <w:pPr>
+        <w:pStyle w:val="NormalWeb"/>
         <w:numPr>
           <w:ilvl w:val="0"/>
-          <w:numId w:val="5"/>
+          <w:numId w:val="7"/>
         </w:numPr>
-        <w:pBdr>
-          <w:top w:val="nil"/>
-          <w:left w:val="nil"/>
-          <w:bottom w:val="nil"/>
-          <w:right w:val="nil"/>
-          <w:between w:val="nil"/>
-        </w:pBdr>
-        <w:tabs>
-          <w:tab w:val="left" w:pos="760"/>
-          <w:tab w:val="left" w:pos="761"/>
-        </w:tabs>
-        <w:spacing w:before="91" w:after="0" w:line="246" w:lineRule="auto"/>
-        <w:ind w:right="861"/>
-        <w:rPr>
-          <w:color w:val="000000"/>
-        </w:rPr>
-      </w:pPr>
-      <w:r>
-        <w:rPr>
-          <w:color w:val="000000"/>
-        </w:rPr>
-        <w:t xml:space="preserve">Relevant Experience of </w:t>
-      </w:r>
-      <w:r>
-        <w:rPr>
-          <w:color w:val="000000"/>
-        </w:rPr>
-        <w:t>6</w:t>
-      </w:r>
-      <w:r>
-        <w:rPr>
-          <w:color w:val="000000"/>
-        </w:rPr>
-        <w:t>+ years in Test Automation Engineer.</w:t>
-      </w:r>
-    </w:p>
-    <w:p>
-      <w:pPr>
-        <w:widowControl w:val="0"/>
+        <w:rPr>
+          <w:rFonts w:ascii="Calibri" w:hAnsi="Calibri" w:cs="Calibri"/>
+          <w:sz w:val="18"/>
+          <w:szCs w:val="18"/>
+        </w:rPr>
+      </w:pPr>
+      <w:r>
+        <w:rPr>
+          <w:rFonts w:ascii="Calibri" w:hAnsi="Calibri" w:cs="Calibri"/>
+          <w:sz w:val="18"/>
+          <w:szCs w:val="18"/>
+        </w:rPr>
+        <w:t xml:space="preserve">Developed automation scripts using </w:t>
+      </w:r>
+      <w:r>
+        <w:rPr>
+          <w:rStyle w:val="Strong"/>
+          <w:rFonts w:ascii="Calibri" w:hAnsi="Calibri" w:cs="Calibri"/>
+          <w:sz w:val="18"/>
+          <w:szCs w:val="18"/>
+        </w:rPr>
+        <w:t>Cucumber, Gherkin, and Java</w:t>
+      </w:r>
+      <w:r>
+        <w:rPr>
+          <w:rFonts w:ascii="Calibri" w:hAnsi="Calibri" w:cs="Calibri"/>
+          <w:sz w:val="18"/>
+          <w:szCs w:val="18"/>
+        </w:rPr>
+        <w:t xml:space="preserve"> for web-based applications.</w:t>
+      </w:r>
+    </w:p>
+    <w:p>
+      <w:pPr>
+        <w:pStyle w:val="NormalWeb"/>
         <w:numPr>
           <w:ilvl w:val="0"/>
-          <w:numId w:val="5"/>
+          <w:numId w:val="7"/>
         </w:numPr>
-        <w:pBdr>
-          <w:top w:val="nil"/>
-          <w:left w:val="nil"/>
-          <w:bottom w:val="nil"/>
-          <w:right w:val="nil"/>
-          <w:between w:val="nil"/>
-        </w:pBdr>
-        <w:tabs>
-          <w:tab w:val="left" w:pos="760"/>
-          <w:tab w:val="left" w:pos="761"/>
-        </w:tabs>
-        <w:spacing w:before="2" w:after="0" w:line="240" w:lineRule="auto"/>
-        <w:rPr>
-          <w:color w:val="000000"/>
-        </w:rPr>
-      </w:pPr>
-      <w:r>
-        <w:rPr>
-          <w:color w:val="000000"/>
-        </w:rPr>
-        <w:t>Experienced in</w:t>
-      </w:r>
-      <w:r>
-        <w:rPr>
-          <w:color w:val="000000"/>
-        </w:rPr>
-        <w:t>to web services API testing</w:t>
-      </w:r>
-      <w:r>
-        <w:rPr>
-          <w:color w:val="000000"/>
-        </w:rPr>
-        <w:t>.</w:t>
-      </w:r>
-    </w:p>
-    <w:p>
-      <w:pPr>
-        <w:widowControl w:val="0"/>
+        <w:rPr>
+          <w:rFonts w:ascii="Calibri" w:hAnsi="Calibri" w:cs="Calibri"/>
+          <w:sz w:val="18"/>
+          <w:szCs w:val="18"/>
+        </w:rPr>
+      </w:pPr>
+      <w:r>
+        <w:rPr>
+          <w:rFonts w:ascii="Calibri" w:hAnsi="Calibri" w:cs="Calibri"/>
+          <w:sz w:val="18"/>
+          <w:szCs w:val="18"/>
+        </w:rPr>
+        <w:t>Performed functional, GUI, regression, and database testing across multiple client environments.</w:t>
+      </w:r>
+    </w:p>
+    <w:p>
+      <w:pPr>
+        <w:pStyle w:val="NormalWeb"/>
         <w:numPr>
           <w:ilvl w:val="0"/>
-          <w:numId w:val="5"/>
+          <w:numId w:val="7"/>
         </w:numPr>
-        <w:pBdr>
-          <w:top w:val="nil"/>
-          <w:left w:val="nil"/>
-          <w:bottom w:val="nil"/>
-          <w:right w:val="nil"/>
-          <w:between w:val="nil"/>
-        </w:pBdr>
-        <w:tabs>
-          <w:tab w:val="left" w:pos="760"/>
-          <w:tab w:val="left" w:pos="761"/>
-        </w:tabs>
-        <w:spacing w:before="2" w:after="0" w:line="240" w:lineRule="auto"/>
-        <w:rPr>
-          <w:color w:val="000000"/>
-        </w:rPr>
-      </w:pPr>
-      <w:r>
-        <w:rPr>
-          <w:color w:val="000000"/>
-        </w:rPr>
-        <w:t>Manage Test cases writing and updating with Cucumber and Gherkin.</w:t>
-      </w:r>
-    </w:p>
-    <w:p>
-      <w:pPr>
-        <w:widowControl w:val="0"/>
+        <w:rPr>
+          <w:rFonts w:ascii="Calibri" w:hAnsi="Calibri" w:cs="Calibri"/>
+          <w:sz w:val="18"/>
+          <w:szCs w:val="18"/>
+        </w:rPr>
+      </w:pPr>
+      <w:r>
+        <w:rPr>
+          <w:rFonts w:ascii="Calibri" w:hAnsi="Calibri" w:cs="Calibri"/>
+          <w:sz w:val="18"/>
+          <w:szCs w:val="18"/>
+        </w:rPr>
+        <w:t>Designed and maintained test cases mapped to SRS and business workflows.</w:t>
+      </w:r>
+    </w:p>
+    <w:p>
+      <w:pPr>
+        <w:pStyle w:val="NormalWeb"/>
         <w:numPr>
           <w:ilvl w:val="0"/>
-          <w:numId w:val="5"/>
+          <w:numId w:val="7"/>
         </w:numPr>
-        <w:pBdr>
-          <w:top w:val="nil"/>
-          <w:left w:val="nil"/>
-          <w:bottom w:val="nil"/>
-          <w:right w:val="nil"/>
-          <w:between w:val="nil"/>
-        </w:pBdr>
-        <w:tabs>
-          <w:tab w:val="left" w:pos="760"/>
-          <w:tab w:val="left" w:pos="761"/>
-        </w:tabs>
-        <w:spacing w:before="2" w:after="0" w:line="240" w:lineRule="auto"/>
-        <w:rPr>
-          <w:color w:val="000000"/>
-        </w:rPr>
-      </w:pPr>
-      <w:r>
-        <w:rPr>
-          <w:color w:val="000000"/>
-        </w:rPr>
-        <w:t>Used POM for storing object repository for storing web elements.</w:t>
-      </w:r>
-    </w:p>
-    <w:p>
-      <w:pPr>
-        <w:widowControl w:val="0"/>
+        <w:rPr>
+          <w:rFonts w:ascii="Calibri" w:hAnsi="Calibri" w:cs="Calibri"/>
+          <w:sz w:val="18"/>
+          <w:szCs w:val="18"/>
+        </w:rPr>
+      </w:pPr>
+      <w:r>
+        <w:rPr>
+          <w:rFonts w:ascii="Calibri" w:hAnsi="Calibri" w:cs="Calibri"/>
+          <w:sz w:val="18"/>
+          <w:szCs w:val="18"/>
+        </w:rPr>
+        <w:t>Executed CI-triggered test runs and validated deployments using Jenkins.</w:t>
+      </w:r>
+    </w:p>
+    <w:p>
+      <w:pPr>
+        <w:pStyle w:val="NormalWeb"/>
         <w:numPr>
           <w:ilvl w:val="0"/>
-          <w:numId w:val="5"/>
+          <w:numId w:val="7"/>
         </w:numPr>
-        <w:pBdr>
-          <w:top w:val="nil"/>
-          <w:left w:val="nil"/>
-          <w:bottom w:val="nil"/>
-          <w:right w:val="nil"/>
-          <w:between w:val="nil"/>
-        </w:pBdr>
-        <w:tabs>
-          <w:tab w:val="left" w:pos="760"/>
-          <w:tab w:val="left" w:pos="761"/>
-        </w:tabs>
-        <w:spacing w:before="5" w:after="0" w:line="240" w:lineRule="auto"/>
-        <w:rPr>
-          <w:color w:val="000000"/>
-        </w:rPr>
-      </w:pPr>
-      <w:r>
-        <w:rPr>
-          <w:color w:val="000000"/>
-        </w:rPr>
-        <w:t>Experience in Testing of Mobile applications (Android &amp; IOS).</w:t>
-      </w:r>
-    </w:p>
-    <w:p>
-      <w:pPr>
-        <w:widowControl w:val="0"/>
+        <w:rPr>
+          <w:rFonts w:ascii="Calibri" w:hAnsi="Calibri" w:cs="Calibri"/>
+          <w:sz w:val="18"/>
+          <w:szCs w:val="18"/>
+        </w:rPr>
+      </w:pPr>
+      <w:r>
+        <w:rPr>
+          <w:rFonts w:ascii="Calibri" w:hAnsi="Calibri" w:cs="Calibri"/>
+          <w:sz w:val="18"/>
+          <w:szCs w:val="18"/>
+        </w:rPr>
+        <w:t>Improved defect detection cycles through early-stage validation.</w:t>
+      </w:r>
+    </w:p>
+    <w:p>
+      <w:r>
+        <w:pict>
+          <v:rect id="_x0000_i1026" style="width:0;height:1.5pt" o:hralign="center" o:hrstd="t" o:hr="t" fillcolor="#a0a0a0" stroked="f"/>
+        </w:pict>
+      </w:r>
+    </w:p>
+    <w:p>
+      <w:pPr>
+        <w:pStyle w:val="Heading3"/>
+        <w:rPr>
+          <w:sz w:val="22"/>
+          <w:szCs w:val="22"/>
+        </w:rPr>
+      </w:pPr>
+      <w:r>
+        <w:rPr>
+          <w:rStyle w:val="Strong"/>
+          <w:b/>
+          <w:bCs w:val="0"/>
+          <w:sz w:val="22"/>
+          <w:szCs w:val="22"/>
+        </w:rPr>
+        <w:t>Software QA Engineer</w:t>
+      </w:r>
+    </w:p>
+    <w:p>
+      <w:pPr>
+        <w:pStyle w:val="NormalWeb"/>
+        <w:rPr>
+          <w:rFonts w:ascii="Calibri" w:hAnsi="Calibri" w:cs="Calibri"/>
+          <w:sz w:val="22"/>
+          <w:szCs w:val="22"/>
+        </w:rPr>
+      </w:pPr>
+      <w:proofErr w:type="spellStart"/>
+      <w:r>
+        <w:rPr>
+          <w:rStyle w:val="whitespace-normal"/>
+          <w:rFonts w:ascii="Calibri" w:hAnsi="Calibri" w:cs="Calibri"/>
+          <w:b/>
+          <w:bCs/>
+          <w:sz w:val="22"/>
+          <w:szCs w:val="22"/>
+        </w:rPr>
+        <w:t>Cyient</w:t>
+      </w:r>
+      <w:proofErr w:type="spellEnd"/>
+      <w:r>
+        <w:rPr>
+          <w:rStyle w:val="whitespace-normal"/>
+          <w:rFonts w:ascii="Calibri" w:hAnsi="Calibri" w:cs="Calibri"/>
+          <w:b/>
+          <w:bCs/>
+          <w:sz w:val="22"/>
+          <w:szCs w:val="22"/>
+        </w:rPr>
+        <w:t xml:space="preserve"> Ltd.</w:t>
+      </w:r>
+      <w:r>
+        <w:rPr>
+          <w:rFonts w:ascii="Calibri" w:hAnsi="Calibri" w:cs="Calibri"/>
+          <w:sz w:val="22"/>
+          <w:szCs w:val="22"/>
+        </w:rPr>
+        <w:t xml:space="preserve"> | Aug 2013 – Aug 2018</w:t>
+      </w:r>
+    </w:p>
+    <w:p>
+      <w:pPr>
+        <w:pStyle w:val="NormalWeb"/>
         <w:numPr>
           <w:ilvl w:val="0"/>
-          <w:numId w:val="5"/>
+          <w:numId w:val="8"/>
         </w:numPr>
-        <w:pBdr>
-          <w:top w:val="nil"/>
-          <w:left w:val="nil"/>
-          <w:bottom w:val="nil"/>
-          <w:right w:val="nil"/>
-          <w:between w:val="nil"/>
-        </w:pBdr>
-        <w:tabs>
-          <w:tab w:val="left" w:pos="760"/>
-          <w:tab w:val="left" w:pos="761"/>
-        </w:tabs>
-        <w:spacing w:before="7" w:after="0" w:line="246" w:lineRule="auto"/>
-        <w:ind w:right="870"/>
-        <w:rPr>
-          <w:color w:val="000000"/>
-        </w:rPr>
-      </w:pPr>
-      <w:r>
-        <w:rPr>
-          <w:color w:val="000000"/>
-        </w:rPr>
-        <w:t>Involved in Test Case creation, Test Execution and Defect reporting with follow up on defects solving with development team.</w:t>
-      </w:r>
-    </w:p>
-    <w:p>
-      <w:pPr>
-        <w:widowControl w:val="0"/>
+        <w:rPr>
+          <w:rFonts w:ascii="Calibri" w:hAnsi="Calibri" w:cs="Calibri"/>
+          <w:sz w:val="18"/>
+          <w:szCs w:val="18"/>
+        </w:rPr>
+      </w:pPr>
+      <w:r>
+        <w:rPr>
+          <w:rFonts w:ascii="Calibri" w:hAnsi="Calibri" w:cs="Calibri"/>
+          <w:sz w:val="18"/>
+          <w:szCs w:val="18"/>
+        </w:rPr>
+        <w:t xml:space="preserve">Executed manual and functional testing for Web, Windows, and Mobile applications (Android &amp; </w:t>
+      </w:r>
+      <w:proofErr w:type="spellStart"/>
+      <w:r>
+        <w:rPr>
+          <w:rFonts w:ascii="Calibri" w:hAnsi="Calibri" w:cs="Calibri"/>
+          <w:sz w:val="18"/>
+          <w:szCs w:val="18"/>
+        </w:rPr>
+        <w:t>iOS</w:t>
+      </w:r>
+      <w:proofErr w:type="spellEnd"/>
+      <w:r>
+        <w:rPr>
+          <w:rFonts w:ascii="Calibri" w:hAnsi="Calibri" w:cs="Calibri"/>
+          <w:sz w:val="18"/>
+          <w:szCs w:val="18"/>
+        </w:rPr>
+        <w:t>).</w:t>
+      </w:r>
+    </w:p>
+    <w:p>
+      <w:pPr>
+        <w:pStyle w:val="NormalWeb"/>
         <w:numPr>
           <w:ilvl w:val="0"/>
-          <w:numId w:val="5"/>
+          <w:numId w:val="8"/>
         </w:numPr>
-        <w:pBdr>
-          <w:top w:val="nil"/>
-          <w:left w:val="nil"/>
-          <w:bottom w:val="nil"/>
-          <w:right w:val="nil"/>
-          <w:between w:val="nil"/>
-        </w:pBdr>
-        <w:tabs>
-          <w:tab w:val="left" w:pos="760"/>
-          <w:tab w:val="left" w:pos="761"/>
-        </w:tabs>
-        <w:spacing w:before="2" w:after="0" w:line="249" w:lineRule="auto"/>
-        <w:ind w:right="858"/>
-        <w:rPr>
-          <w:color w:val="000000"/>
-        </w:rPr>
-      </w:pPr>
-      <w:r>
-        <w:rPr>
-          <w:color w:val="000000"/>
-        </w:rPr>
-        <w:t>Good Knowledge of Test Process, STLC, SDLC, Bug Life Cycle, Test Management Tool, Boundary- value analysis.</w:t>
-      </w:r>
-    </w:p>
-    <w:p>
-      <w:pPr>
-        <w:widowControl w:val="0"/>
+        <w:rPr>
+          <w:rFonts w:ascii="Calibri" w:hAnsi="Calibri" w:cs="Calibri"/>
+          <w:sz w:val="18"/>
+          <w:szCs w:val="18"/>
+        </w:rPr>
+      </w:pPr>
+      <w:r>
+        <w:rPr>
+          <w:rFonts w:ascii="Calibri" w:hAnsi="Calibri" w:cs="Calibri"/>
+          <w:sz w:val="18"/>
+          <w:szCs w:val="18"/>
+        </w:rPr>
+        <w:t>Created detailed test plans, scenarios, and traceability matrices.</w:t>
+      </w:r>
+    </w:p>
+    <w:p>
+      <w:pPr>
+        <w:pStyle w:val="NormalWeb"/>
         <w:numPr>
           <w:ilvl w:val="0"/>
-          <w:numId w:val="5"/>
+          <w:numId w:val="8"/>
         </w:numPr>
-        <w:pBdr>
-          <w:top w:val="nil"/>
-          <w:left w:val="nil"/>
-          <w:bottom w:val="nil"/>
-          <w:right w:val="nil"/>
-          <w:between w:val="nil"/>
-        </w:pBdr>
-        <w:tabs>
-          <w:tab w:val="left" w:pos="760"/>
-          <w:tab w:val="left" w:pos="761"/>
-        </w:tabs>
-        <w:spacing w:after="0" w:line="227" w:lineRule="auto"/>
-        <w:rPr>
-          <w:color w:val="000000"/>
-        </w:rPr>
-      </w:pPr>
-      <w:r>
-        <w:rPr>
-          <w:color w:val="000000"/>
-        </w:rPr>
-        <w:t>Experience in creating SQL queries and Database Testing.</w:t>
-      </w:r>
-    </w:p>
-    <w:p>
-      <w:pPr>
-        <w:widowControl w:val="0"/>
+        <w:rPr>
+          <w:rFonts w:ascii="Calibri" w:hAnsi="Calibri" w:cs="Calibri"/>
+          <w:sz w:val="18"/>
+          <w:szCs w:val="18"/>
+        </w:rPr>
+      </w:pPr>
+      <w:r>
+        <w:rPr>
+          <w:rFonts w:ascii="Calibri" w:hAnsi="Calibri" w:cs="Calibri"/>
+          <w:sz w:val="18"/>
+          <w:szCs w:val="18"/>
+        </w:rPr>
+        <w:t>Validated device-level testing including tablets and POS/swipe machines.</w:t>
+      </w:r>
+    </w:p>
+    <w:p>
+      <w:pPr>
+        <w:pStyle w:val="NormalWeb"/>
         <w:numPr>
           <w:ilvl w:val="0"/>
-          <w:numId w:val="5"/>
+          <w:numId w:val="8"/>
         </w:numPr>
-        <w:pBdr>
-          <w:top w:val="nil"/>
-          <w:left w:val="nil"/>
-          <w:bottom w:val="nil"/>
-          <w:right w:val="nil"/>
-          <w:between w:val="nil"/>
-        </w:pBdr>
-        <w:tabs>
-          <w:tab w:val="left" w:pos="760"/>
-          <w:tab w:val="left" w:pos="761"/>
-        </w:tabs>
-        <w:spacing w:after="0" w:line="227" w:lineRule="auto"/>
-        <w:rPr>
-          <w:color w:val="000000"/>
-        </w:rPr>
-      </w:pPr>
-      <w:r>
-        <w:rPr>
-          <w:color w:val="000000"/>
-        </w:rPr>
-        <w:t>Experience in device testing (tablet, mobile, swipe machine etc.).</w:t>
+        <w:rPr>
+          <w:rFonts w:ascii="Calibri" w:hAnsi="Calibri" w:cs="Calibri"/>
+          <w:sz w:val="18"/>
+          <w:szCs w:val="18"/>
+        </w:rPr>
+      </w:pPr>
+      <w:r>
+        <w:rPr>
+          <w:rFonts w:ascii="Calibri" w:hAnsi="Calibri" w:cs="Calibri"/>
+          <w:sz w:val="18"/>
+          <w:szCs w:val="18"/>
+        </w:rPr>
+        <w:t>Worked extensively on defect lifecycle management and cross-team coordination.</w:t>
+      </w:r>
+    </w:p>
+    <w:p>
+      <w:r>
+        <w:pict>
+          <v:rect id="_x0000_i1027" style="width:0;height:1.5pt" o:hralign="center" o:hrstd="t" o:hr="t" fillcolor="#a0a0a0" stroked="f"/>
+        </w:pict>
+      </w:r>
+    </w:p>
+    <w:p>
+      <w:pPr>
+        <w:pStyle w:val="Heading2"/>
+        <w:rPr>
+          <w:rStyle w:val="Strong"/>
+          <w:b/>
+          <w:bCs w:val="0"/>
+          <w:sz w:val="22"/>
+          <w:szCs w:val="22"/>
+          <w:u w:val="single"/>
+        </w:rPr>
+      </w:pPr>
+    </w:p>
+    <w:p>
+      <w:pPr>
+        <w:pStyle w:val="Heading2"/>
+        <w:rPr>
+          <w:rStyle w:val="Strong"/>
+          <w:b/>
+          <w:bCs w:val="0"/>
+          <w:sz w:val="22"/>
+          <w:szCs w:val="22"/>
+          <w:u w:val="single"/>
+        </w:rPr>
+      </w:pPr>
+    </w:p>
+    <w:p>
+      <w:pPr>
+        <w:pStyle w:val="Heading2"/>
+        <w:rPr>
+          <w:sz w:val="22"/>
+          <w:szCs w:val="22"/>
+          <w:u w:val="single"/>
+        </w:rPr>
+      </w:pPr>
+      <w:r>
+        <w:rPr>
+          <w:rStyle w:val="Strong"/>
+          <w:b/>
+          <w:bCs w:val="0"/>
+          <w:sz w:val="22"/>
+          <w:szCs w:val="22"/>
+          <w:u w:val="single"/>
+        </w:rPr>
+        <w:t>KEY PROJECTS</w:t>
+      </w:r>
+    </w:p>
+    <w:p>
+      <w:pPr>
+        <w:pStyle w:val="Heading3"/>
+        <w:rPr>
+          <w:sz w:val="22"/>
+          <w:szCs w:val="22"/>
+        </w:rPr>
+      </w:pPr>
+      <w:proofErr w:type="spellStart"/>
+      <w:r>
+        <w:rPr>
+          <w:rStyle w:val="Strong"/>
+          <w:b/>
+          <w:bCs w:val="0"/>
+          <w:sz w:val="22"/>
+          <w:szCs w:val="22"/>
+        </w:rPr>
+        <w:t>Euroclear</w:t>
+      </w:r>
+      <w:proofErr w:type="spellEnd"/>
+      <w:r>
+        <w:rPr>
+          <w:sz w:val="22"/>
+          <w:szCs w:val="22"/>
+        </w:rPr>
+        <w:t xml:space="preserve"> – Banking </w:t>
+      </w:r>
+    </w:p>
+    <w:p>
+      <w:pPr>
+        <w:pStyle w:val="NormalWeb"/>
+        <w:rPr>
+          <w:rFonts w:ascii="Calibri" w:hAnsi="Calibri" w:cs="Calibri"/>
+          <w:sz w:val="22"/>
+          <w:szCs w:val="22"/>
+        </w:rPr>
+      </w:pPr>
+      <w:r>
+        <w:rPr>
+          <w:rStyle w:val="Strong"/>
+          <w:rFonts w:ascii="Calibri" w:hAnsi="Calibri" w:cs="Calibri"/>
+          <w:sz w:val="22"/>
+          <w:szCs w:val="22"/>
+        </w:rPr>
+        <w:t>Role:</w:t>
+      </w:r>
+      <w:r>
+        <w:rPr>
+          <w:rFonts w:ascii="Calibri" w:hAnsi="Calibri" w:cs="Calibri"/>
+          <w:sz w:val="22"/>
+          <w:szCs w:val="22"/>
+        </w:rPr>
+        <w:t xml:space="preserve"> Lead QA Engineer</w:t>
+      </w:r>
+      <w:r>
+        <w:rPr>
+          <w:rFonts w:ascii="Calibri" w:hAnsi="Calibri" w:cs="Calibri"/>
+          <w:sz w:val="22"/>
+          <w:szCs w:val="22"/>
+        </w:rPr>
+        <w:br/>
+      </w:r>
+      <w:r>
+        <w:rPr>
+          <w:rStyle w:val="Strong"/>
+          <w:rFonts w:ascii="Calibri" w:hAnsi="Calibri" w:cs="Calibri"/>
+          <w:sz w:val="22"/>
+          <w:szCs w:val="22"/>
+        </w:rPr>
+        <w:t>Tech Stack:</w:t>
+      </w:r>
+      <w:r>
+        <w:rPr>
+          <w:rFonts w:ascii="Calibri" w:hAnsi="Calibri" w:cs="Calibri"/>
+          <w:sz w:val="22"/>
+          <w:szCs w:val="22"/>
+        </w:rPr>
+        <w:t xml:space="preserve"> Java, Cucumber, Jenkins, SQL, </w:t>
+      </w:r>
+      <w:proofErr w:type="spellStart"/>
+      <w:r>
+        <w:rPr>
+          <w:rFonts w:ascii="Calibri" w:hAnsi="Calibri" w:cs="Calibri"/>
+          <w:sz w:val="22"/>
+          <w:szCs w:val="22"/>
+        </w:rPr>
+        <w:t>IntelliJ</w:t>
+      </w:r>
+      <w:proofErr w:type="spellEnd"/>
+      <w:r>
+        <w:rPr>
+          <w:rFonts w:ascii="Calibri" w:hAnsi="Calibri" w:cs="Calibri"/>
+          <w:sz w:val="22"/>
+          <w:szCs w:val="22"/>
+        </w:rPr>
+        <w:t xml:space="preserve">, </w:t>
+      </w:r>
+      <w:proofErr w:type="gramStart"/>
+      <w:r>
+        <w:rPr>
+          <w:rFonts w:ascii="Calibri" w:hAnsi="Calibri" w:cs="Calibri"/>
+          <w:sz w:val="22"/>
+          <w:szCs w:val="22"/>
+        </w:rPr>
+        <w:t>Git</w:t>
+      </w:r>
+      <w:proofErr w:type="gramEnd"/>
+    </w:p>
+    <w:p>
+      <w:pPr>
+        <w:pStyle w:val="NormalWeb"/>
+        <w:numPr>
+          <w:ilvl w:val="0"/>
+          <w:numId w:val="9"/>
+        </w:numPr>
+        <w:rPr>
+          <w:rFonts w:ascii="Calibri" w:hAnsi="Calibri" w:cs="Calibri"/>
+          <w:sz w:val="18"/>
+          <w:szCs w:val="18"/>
+        </w:rPr>
+      </w:pPr>
+      <w:r>
+        <w:rPr>
+          <w:rFonts w:ascii="Calibri" w:hAnsi="Calibri" w:cs="Calibri"/>
+          <w:sz w:val="18"/>
+          <w:szCs w:val="18"/>
+        </w:rPr>
+        <w:t>Designed BDD automation scripts for critical banking workflows.</w:t>
+      </w:r>
+    </w:p>
+    <w:p>
+      <w:pPr>
+        <w:pStyle w:val="NormalWeb"/>
+        <w:numPr>
+          <w:ilvl w:val="0"/>
+          <w:numId w:val="9"/>
+        </w:numPr>
+        <w:rPr>
+          <w:rFonts w:ascii="Calibri" w:hAnsi="Calibri" w:cs="Calibri"/>
+          <w:sz w:val="18"/>
+          <w:szCs w:val="18"/>
+        </w:rPr>
+      </w:pPr>
+      <w:r>
+        <w:rPr>
+          <w:rFonts w:ascii="Calibri" w:hAnsi="Calibri" w:cs="Calibri"/>
+          <w:sz w:val="18"/>
+          <w:szCs w:val="18"/>
+        </w:rPr>
+        <w:t>Executed smoke, sanity, functional, and regression test cycles.</w:t>
+      </w:r>
+    </w:p>
+    <w:p>
+      <w:pPr>
+        <w:pStyle w:val="NormalWeb"/>
+        <w:numPr>
+          <w:ilvl w:val="0"/>
+          <w:numId w:val="9"/>
+        </w:numPr>
+        <w:rPr>
+          <w:rFonts w:ascii="Calibri" w:hAnsi="Calibri" w:cs="Calibri"/>
+          <w:sz w:val="18"/>
+          <w:szCs w:val="18"/>
+        </w:rPr>
+      </w:pPr>
+      <w:r>
+        <w:rPr>
+          <w:rFonts w:ascii="Calibri" w:hAnsi="Calibri" w:cs="Calibri"/>
+          <w:sz w:val="18"/>
+          <w:szCs w:val="18"/>
+        </w:rPr>
+        <w:t>Built reusable Page Object Model (POM) structure for maintainability.</w:t>
+      </w:r>
+    </w:p>
+    <w:p>
+      <w:pPr>
+        <w:pStyle w:val="NormalWeb"/>
+        <w:numPr>
+          <w:ilvl w:val="0"/>
+          <w:numId w:val="9"/>
+        </w:numPr>
+        <w:rPr>
+          <w:rFonts w:ascii="Calibri" w:hAnsi="Calibri" w:cs="Calibri"/>
+          <w:sz w:val="18"/>
+          <w:szCs w:val="18"/>
+        </w:rPr>
+      </w:pPr>
+      <w:r>
+        <w:rPr>
+          <w:rFonts w:ascii="Calibri" w:hAnsi="Calibri" w:cs="Calibri"/>
+          <w:sz w:val="18"/>
+          <w:szCs w:val="18"/>
+        </w:rPr>
+        <w:t>Validated backend data using SQL queries to ensure transaction accuracy.</w:t>
+      </w:r>
+    </w:p>
+    <w:p>
+      <w:pPr>
+        <w:pStyle w:val="NormalWeb"/>
+        <w:numPr>
+          <w:ilvl w:val="0"/>
+          <w:numId w:val="9"/>
+        </w:numPr>
+        <w:rPr>
+          <w:rFonts w:ascii="Calibri" w:hAnsi="Calibri" w:cs="Calibri"/>
+          <w:sz w:val="18"/>
+          <w:szCs w:val="18"/>
+        </w:rPr>
+      </w:pPr>
+      <w:r>
+        <w:rPr>
+          <w:rFonts w:ascii="Calibri" w:hAnsi="Calibri" w:cs="Calibri"/>
+          <w:sz w:val="18"/>
+          <w:szCs w:val="18"/>
+        </w:rPr>
+        <w:t>Supported CI/CD deployments and environment validation.</w:t>
+      </w:r>
+    </w:p>
+    <w:p>
+      <w:r>
+        <w:pict>
+          <v:rect id="_x0000_i1028" style="width:0;height:1.5pt" o:hralign="center" o:hrstd="t" o:hr="t" fillcolor="#a0a0a0" stroked="f"/>
+        </w:pict>
+      </w:r>
+    </w:p>
+    <w:p>
+      <w:pPr>
+        <w:pStyle w:val="Heading3"/>
+        <w:rPr>
+          <w:sz w:val="22"/>
+          <w:szCs w:val="22"/>
+        </w:rPr>
+      </w:pPr>
+      <w:r>
+        <w:rPr>
+          <w:rStyle w:val="Strong"/>
+          <w:b/>
+          <w:bCs w:val="0"/>
+          <w:sz w:val="22"/>
+          <w:szCs w:val="22"/>
+        </w:rPr>
+        <w:t>Mizuho</w:t>
+      </w:r>
+      <w:r>
+        <w:rPr>
+          <w:sz w:val="22"/>
+          <w:szCs w:val="22"/>
+        </w:rPr>
+        <w:t xml:space="preserve"> – Financial Application Testing</w:t>
+      </w:r>
+    </w:p>
+    <w:p>
+      <w:pPr>
+        <w:pStyle w:val="Heading3"/>
+        <w:rPr>
+          <w:sz w:val="22"/>
+          <w:szCs w:val="22"/>
+        </w:rPr>
+      </w:pPr>
+      <w:r>
+        <w:rPr>
+          <w:rStyle w:val="Strong"/>
+          <w:b/>
+          <w:sz w:val="22"/>
+          <w:szCs w:val="22"/>
+        </w:rPr>
+        <w:t>Role</w:t>
+      </w:r>
+      <w:r>
+        <w:rPr>
+          <w:rStyle w:val="Strong"/>
+          <w:sz w:val="22"/>
+          <w:szCs w:val="22"/>
+        </w:rPr>
+        <w:t>:</w:t>
+      </w:r>
+      <w:r>
+        <w:rPr>
+          <w:sz w:val="22"/>
+          <w:szCs w:val="22"/>
+        </w:rPr>
+        <w:t xml:space="preserve"> QA Engineer</w:t>
+      </w:r>
+      <w:r>
+        <w:rPr>
+          <w:sz w:val="22"/>
+          <w:szCs w:val="22"/>
+        </w:rPr>
+        <w:br/>
+      </w:r>
+      <w:r>
+        <w:rPr>
+          <w:rStyle w:val="Strong"/>
+          <w:b/>
+          <w:sz w:val="22"/>
+          <w:szCs w:val="22"/>
+        </w:rPr>
+        <w:t>Tech Stack</w:t>
+      </w:r>
+      <w:r>
+        <w:rPr>
+          <w:rStyle w:val="Strong"/>
+          <w:sz w:val="22"/>
+          <w:szCs w:val="22"/>
+        </w:rPr>
+        <w:t>:</w:t>
+      </w:r>
+      <w:r>
+        <w:rPr>
+          <w:sz w:val="22"/>
+          <w:szCs w:val="22"/>
+        </w:rPr>
+        <w:t xml:space="preserve"> Java, Cucumber, Jenkins, SQL</w:t>
+      </w:r>
+    </w:p>
+    <w:p>
+      <w:pPr>
+        <w:pStyle w:val="NormalWeb"/>
+        <w:numPr>
+          <w:ilvl w:val="0"/>
+          <w:numId w:val="10"/>
+        </w:numPr>
+        <w:rPr>
+          <w:rFonts w:ascii="Calibri" w:hAnsi="Calibri" w:cs="Calibri"/>
+          <w:sz w:val="18"/>
+          <w:szCs w:val="18"/>
+        </w:rPr>
+      </w:pPr>
+      <w:r>
+        <w:rPr>
+          <w:rFonts w:ascii="Calibri" w:hAnsi="Calibri" w:cs="Calibri"/>
+          <w:sz w:val="18"/>
+          <w:szCs w:val="18"/>
+        </w:rPr>
+        <w:t>Developed automation scenarios aligned with business-driven requirements.</w:t>
+      </w:r>
+    </w:p>
+    <w:p>
+      <w:pPr>
+        <w:pStyle w:val="NormalWeb"/>
+        <w:numPr>
+          <w:ilvl w:val="0"/>
+          <w:numId w:val="10"/>
+        </w:numPr>
+        <w:rPr>
+          <w:rFonts w:ascii="Calibri" w:hAnsi="Calibri" w:cs="Calibri"/>
+          <w:sz w:val="18"/>
+          <w:szCs w:val="18"/>
+        </w:rPr>
+      </w:pPr>
+      <w:r>
+        <w:rPr>
+          <w:rFonts w:ascii="Calibri" w:hAnsi="Calibri" w:cs="Calibri"/>
+          <w:sz w:val="18"/>
+          <w:szCs w:val="18"/>
+        </w:rPr>
+        <w:t>Created test datasets and validated integrations across services.</w:t>
+      </w:r>
+    </w:p>
+    <w:p>
+      <w:pPr>
+        <w:pStyle w:val="NormalWeb"/>
+        <w:numPr>
+          <w:ilvl w:val="0"/>
+          <w:numId w:val="10"/>
+        </w:numPr>
+        <w:rPr>
+          <w:rFonts w:ascii="Calibri" w:hAnsi="Calibri" w:cs="Calibri"/>
+          <w:sz w:val="18"/>
+          <w:szCs w:val="18"/>
+        </w:rPr>
+      </w:pPr>
+      <w:r>
+        <w:rPr>
+          <w:rFonts w:ascii="Calibri" w:hAnsi="Calibri" w:cs="Calibri"/>
+          <w:sz w:val="18"/>
+          <w:szCs w:val="18"/>
+        </w:rPr>
+        <w:t>Performed log analysis, defect reporting, and environment validation.</w:t>
+      </w:r>
+    </w:p>
+    <w:p>
+      <w:pPr>
+        <w:pStyle w:val="NormalWeb"/>
+        <w:numPr>
+          <w:ilvl w:val="0"/>
+          <w:numId w:val="10"/>
+        </w:numPr>
+        <w:rPr>
+          <w:rFonts w:ascii="Calibri" w:hAnsi="Calibri" w:cs="Calibri"/>
+          <w:sz w:val="18"/>
+          <w:szCs w:val="18"/>
+        </w:rPr>
+      </w:pPr>
+      <w:r>
+        <w:rPr>
+          <w:rFonts w:ascii="Calibri" w:hAnsi="Calibri" w:cs="Calibri"/>
+          <w:sz w:val="18"/>
+          <w:szCs w:val="18"/>
+        </w:rPr>
+        <w:t>Enabled faster release validation through automation integration.</w:t>
+      </w:r>
+    </w:p>
+    <w:p>
+      <w:r>
+        <w:pict>
+          <v:rect id="_x0000_i1029" style="width:0;height:1.5pt" o:hralign="center" o:hrstd="t" o:hr="t" fillcolor="#a0a0a0" stroked="f"/>
+        </w:pict>
+      </w:r>
+    </w:p>
+    <w:p>
+      <w:pPr>
+        <w:pStyle w:val="Heading2"/>
+        <w:rPr>
+          <w:sz w:val="22"/>
+          <w:szCs w:val="22"/>
+          <w:u w:val="single"/>
+        </w:rPr>
+      </w:pPr>
+      <w:r>
+        <w:rPr>
+          <w:rStyle w:val="Strong"/>
+          <w:b/>
+          <w:bCs w:val="0"/>
+          <w:sz w:val="22"/>
+          <w:szCs w:val="22"/>
+          <w:u w:val="single"/>
+        </w:rPr>
+        <w:t>TESTING EXPERTISE</w:t>
+      </w:r>
+    </w:p>
+    <w:p>
+      <w:pPr>
+        <w:pStyle w:val="NormalWeb"/>
+        <w:numPr>
+          <w:ilvl w:val="0"/>
+          <w:numId w:val="11"/>
+        </w:numPr>
+        <w:rPr>
+          <w:rFonts w:ascii="Calibri" w:hAnsi="Calibri" w:cs="Calibri"/>
+          <w:sz w:val="18"/>
+          <w:szCs w:val="18"/>
+        </w:rPr>
+      </w:pPr>
+      <w:r>
+        <w:rPr>
+          <w:rFonts w:ascii="Calibri" w:hAnsi="Calibri" w:cs="Calibri"/>
+          <w:sz w:val="18"/>
+          <w:szCs w:val="18"/>
+        </w:rPr>
+        <w:t>BDD Framework Development (Cucumber + Gherkin)</w:t>
+      </w:r>
+    </w:p>
+    <w:p>
+      <w:pPr>
+        <w:pStyle w:val="NormalWeb"/>
+        <w:numPr>
+          <w:ilvl w:val="0"/>
+          <w:numId w:val="11"/>
+        </w:numPr>
+        <w:rPr>
+          <w:rFonts w:ascii="Calibri" w:hAnsi="Calibri" w:cs="Calibri"/>
+          <w:sz w:val="18"/>
+          <w:szCs w:val="18"/>
+        </w:rPr>
+      </w:pPr>
+      <w:r>
+        <w:rPr>
+          <w:rFonts w:ascii="Calibri" w:hAnsi="Calibri" w:cs="Calibri"/>
+          <w:sz w:val="18"/>
+          <w:szCs w:val="18"/>
+        </w:rPr>
+        <w:t xml:space="preserve">API &amp; </w:t>
+      </w:r>
+      <w:proofErr w:type="spellStart"/>
+      <w:r>
+        <w:rPr>
+          <w:rFonts w:ascii="Calibri" w:hAnsi="Calibri" w:cs="Calibri"/>
+          <w:sz w:val="18"/>
+          <w:szCs w:val="18"/>
+        </w:rPr>
+        <w:t>Microservices</w:t>
+      </w:r>
+      <w:proofErr w:type="spellEnd"/>
+      <w:r>
+        <w:rPr>
+          <w:rFonts w:ascii="Calibri" w:hAnsi="Calibri" w:cs="Calibri"/>
+          <w:sz w:val="18"/>
+          <w:szCs w:val="18"/>
+        </w:rPr>
+        <w:t xml:space="preserve"> Validation</w:t>
+      </w:r>
+    </w:p>
+    <w:p>
+      <w:pPr>
+        <w:pStyle w:val="NormalWeb"/>
+        <w:numPr>
+          <w:ilvl w:val="0"/>
+          <w:numId w:val="11"/>
+        </w:numPr>
+        <w:rPr>
+          <w:rFonts w:ascii="Calibri" w:hAnsi="Calibri" w:cs="Calibri"/>
+          <w:sz w:val="18"/>
+          <w:szCs w:val="18"/>
+        </w:rPr>
+      </w:pPr>
+      <w:r>
+        <w:rPr>
+          <w:rFonts w:ascii="Calibri" w:hAnsi="Calibri" w:cs="Calibri"/>
+          <w:sz w:val="18"/>
+          <w:szCs w:val="18"/>
+        </w:rPr>
+        <w:t>Test Strategy &amp; Test Planning</w:t>
+      </w:r>
+    </w:p>
+    <w:p>
+      <w:pPr>
+        <w:pStyle w:val="NormalWeb"/>
+        <w:numPr>
+          <w:ilvl w:val="0"/>
+          <w:numId w:val="11"/>
+        </w:numPr>
+        <w:rPr>
+          <w:rFonts w:ascii="Calibri" w:hAnsi="Calibri" w:cs="Calibri"/>
+          <w:sz w:val="18"/>
+          <w:szCs w:val="18"/>
+        </w:rPr>
+      </w:pPr>
+      <w:r>
+        <w:rPr>
+          <w:rFonts w:ascii="Calibri" w:hAnsi="Calibri" w:cs="Calibri"/>
+          <w:sz w:val="18"/>
+          <w:szCs w:val="18"/>
+        </w:rPr>
+        <w:t>Automation Framework Enhancement</w:t>
+      </w:r>
+    </w:p>
+    <w:p>
+      <w:pPr>
+        <w:pStyle w:val="NormalWeb"/>
+        <w:numPr>
+          <w:ilvl w:val="0"/>
+          <w:numId w:val="11"/>
+        </w:numPr>
+        <w:rPr>
+          <w:rFonts w:ascii="Calibri" w:hAnsi="Calibri" w:cs="Calibri"/>
+          <w:sz w:val="18"/>
+          <w:szCs w:val="18"/>
+        </w:rPr>
+      </w:pPr>
+      <w:r>
+        <w:rPr>
+          <w:rFonts w:ascii="Calibri" w:hAnsi="Calibri" w:cs="Calibri"/>
+          <w:sz w:val="18"/>
+          <w:szCs w:val="18"/>
+        </w:rPr>
+        <w:t>Database &amp; Backend Testing</w:t>
+      </w:r>
+    </w:p>
+    <w:p>
+      <w:pPr>
+        <w:pStyle w:val="NormalWeb"/>
+        <w:numPr>
+          <w:ilvl w:val="0"/>
+          <w:numId w:val="11"/>
+        </w:numPr>
+        <w:rPr>
+          <w:rFonts w:ascii="Calibri" w:hAnsi="Calibri" w:cs="Calibri"/>
+          <w:sz w:val="18"/>
+          <w:szCs w:val="18"/>
+        </w:rPr>
+      </w:pPr>
+      <w:r>
+        <w:rPr>
+          <w:rFonts w:ascii="Calibri" w:hAnsi="Calibri" w:cs="Calibri"/>
+          <w:sz w:val="18"/>
+          <w:szCs w:val="18"/>
+        </w:rPr>
+        <w:t>Agile QA Leadership</w:t>
+      </w:r>
+    </w:p>
+    <w:p>
+      <w:pPr>
+        <w:pStyle w:val="NormalWeb"/>
+        <w:numPr>
+          <w:ilvl w:val="0"/>
+          <w:numId w:val="11"/>
+        </w:numPr>
+        <w:rPr>
+          <w:rFonts w:ascii="Calibri" w:hAnsi="Calibri" w:cs="Calibri"/>
+          <w:sz w:val="18"/>
+          <w:szCs w:val="18"/>
+        </w:rPr>
+      </w:pPr>
+      <w:r>
+        <w:rPr>
+          <w:rFonts w:ascii="Calibri" w:hAnsi="Calibri" w:cs="Calibri"/>
+          <w:sz w:val="18"/>
+          <w:szCs w:val="18"/>
+        </w:rPr>
+        <w:t>Cross-Browser &amp; Mobile Testing</w:t>
+      </w:r>
+    </w:p>
+    <w:p>
+      <w:pPr>
+        <w:pStyle w:val="NormalWeb"/>
+        <w:numPr>
+          <w:ilvl w:val="0"/>
+          <w:numId w:val="11"/>
+        </w:numPr>
+        <w:rPr>
+          <w:rFonts w:ascii="Calibri" w:hAnsi="Calibri" w:cs="Calibri"/>
+          <w:sz w:val="18"/>
+          <w:szCs w:val="18"/>
+        </w:rPr>
+      </w:pPr>
+      <w:r>
+        <w:rPr>
+          <w:rFonts w:ascii="Calibri" w:hAnsi="Calibri" w:cs="Calibri"/>
+          <w:sz w:val="18"/>
+          <w:szCs w:val="18"/>
+        </w:rPr>
+        <w:t>CI/CD Quality Integration</w:t>
+      </w:r>
+    </w:p>
+    <w:p>
+      <w:r>
+        <w:pict>
+          <v:rect id="_x0000_i1030" style="width:0;height:1.5pt" o:hralign="center" o:hrstd="t" o:hr="t" fillcolor="#a0a0a0" stroked="f"/>
+        </w:pict>
+      </w:r>
+    </w:p>
+    <w:p>
+      <w:pPr>
+        <w:pStyle w:val="Heading2"/>
+        <w:rPr>
+          <w:sz w:val="22"/>
+          <w:szCs w:val="22"/>
+          <w:u w:val="single"/>
+        </w:rPr>
+      </w:pPr>
+      <w:r>
+        <w:rPr>
+          <w:rStyle w:val="Strong"/>
+          <w:b/>
+          <w:bCs w:val="0"/>
+          <w:sz w:val="22"/>
+          <w:szCs w:val="22"/>
+          <w:u w:val="single"/>
+        </w:rPr>
+        <w:lastRenderedPageBreak/>
+        <w:t>EDUCATION</w:t>
+      </w:r>
+    </w:p>
+    <w:p>
+      <w:pPr>
+        <w:pStyle w:val="NormalWeb"/>
+        <w:rPr>
+          <w:rFonts w:ascii="Calibri" w:hAnsi="Calibri" w:cs="Calibri"/>
+          <w:sz w:val="18"/>
+          <w:szCs w:val="18"/>
+        </w:rPr>
+      </w:pPr>
+      <w:r>
+        <w:rPr>
+          <w:rStyle w:val="Strong"/>
+          <w:rFonts w:ascii="Calibri" w:hAnsi="Calibri" w:cs="Calibri"/>
+          <w:sz w:val="18"/>
+          <w:szCs w:val="18"/>
+        </w:rPr>
+        <w:t>MCA</w:t>
+      </w:r>
+      <w:r>
+        <w:rPr>
+          <w:rFonts w:ascii="Calibri" w:hAnsi="Calibri" w:cs="Calibri"/>
+          <w:sz w:val="18"/>
+          <w:szCs w:val="18"/>
+        </w:rPr>
+        <w:t xml:space="preserve"> – Northern India Engineering College, GGSIPU, Delhi (2013</w:t>
+      </w:r>
+      <w:proofErr w:type="gramStart"/>
+      <w:r>
+        <w:rPr>
+          <w:rFonts w:ascii="Calibri" w:hAnsi="Calibri" w:cs="Calibri"/>
+          <w:sz w:val="18"/>
+          <w:szCs w:val="18"/>
+        </w:rPr>
+        <w:t>)</w:t>
+      </w:r>
+      <w:proofErr w:type="gramEnd"/>
+      <w:r>
+        <w:rPr>
+          <w:rFonts w:ascii="Calibri" w:hAnsi="Calibri" w:cs="Calibri"/>
+          <w:sz w:val="18"/>
+          <w:szCs w:val="18"/>
+        </w:rPr>
+        <w:br/>
+      </w:r>
+      <w:r>
+        <w:rPr>
+          <w:rStyle w:val="Strong"/>
+          <w:rFonts w:ascii="Calibri" w:hAnsi="Calibri" w:cs="Calibri"/>
+          <w:sz w:val="18"/>
+          <w:szCs w:val="18"/>
+        </w:rPr>
+        <w:t>BCA</w:t>
+      </w:r>
+      <w:r>
+        <w:rPr>
+          <w:rFonts w:ascii="Calibri" w:hAnsi="Calibri" w:cs="Calibri"/>
+          <w:sz w:val="18"/>
+          <w:szCs w:val="18"/>
+        </w:rPr>
+        <w:t xml:space="preserve"> – Sikkim </w:t>
+      </w:r>
+      <w:proofErr w:type="spellStart"/>
+      <w:r>
+        <w:rPr>
+          <w:rFonts w:ascii="Calibri" w:hAnsi="Calibri" w:cs="Calibri"/>
+          <w:sz w:val="18"/>
+          <w:szCs w:val="18"/>
+        </w:rPr>
+        <w:t>Manipal</w:t>
+      </w:r>
+      <w:proofErr w:type="spellEnd"/>
+      <w:r>
+        <w:rPr>
+          <w:rFonts w:ascii="Calibri" w:hAnsi="Calibri" w:cs="Calibri"/>
+          <w:sz w:val="18"/>
+          <w:szCs w:val="18"/>
+        </w:rPr>
+        <w:t xml:space="preserve"> University, Delhi (2010)</w:t>
+      </w:r>
+    </w:p>
+    <w:p>
+      <w:r>
+        <w:pict>
+          <v:rect id="_x0000_i1031" style="width:0;height:1.5pt" o:hralign="center" o:hrstd="t" o:hr="t" fillcolor="#a0a0a0" stroked="f"/>
+        </w:pict>
+      </w:r>
+    </w:p>
+    <w:p>
+      <w:pPr>
+        <w:pStyle w:val="Heading2"/>
+        <w:rPr>
+          <w:sz w:val="22"/>
+          <w:szCs w:val="22"/>
+          <w:u w:val="single"/>
+        </w:rPr>
+      </w:pPr>
+      <w:r>
+        <w:rPr>
+          <w:rStyle w:val="Strong"/>
+          <w:b/>
+          <w:bCs w:val="0"/>
+          <w:sz w:val="22"/>
+          <w:szCs w:val="22"/>
+          <w:u w:val="single"/>
+        </w:rPr>
+        <w:t>ADDITIONAL STRENGTHS</w:t>
+      </w:r>
+    </w:p>
+    <w:p>
+      <w:pPr>
+        <w:pStyle w:val="NormalWeb"/>
+        <w:numPr>
+          <w:ilvl w:val="0"/>
+          <w:numId w:val="12"/>
+        </w:numPr>
+        <w:rPr>
+          <w:rFonts w:ascii="Calibri" w:hAnsi="Calibri" w:cs="Calibri"/>
+          <w:sz w:val="18"/>
+          <w:szCs w:val="18"/>
+        </w:rPr>
+      </w:pPr>
+      <w:r>
+        <w:rPr>
+          <w:rFonts w:ascii="Calibri" w:hAnsi="Calibri" w:cs="Calibri"/>
+          <w:sz w:val="18"/>
+          <w:szCs w:val="18"/>
+        </w:rPr>
+        <w:t>6+ Years in Test Automation Engineering</w:t>
+      </w:r>
+    </w:p>
+    <w:p>
+      <w:pPr>
+        <w:pStyle w:val="NormalWeb"/>
+        <w:numPr>
+          <w:ilvl w:val="0"/>
+          <w:numId w:val="12"/>
+        </w:numPr>
+        <w:rPr>
+          <w:rFonts w:ascii="Calibri" w:hAnsi="Calibri" w:cs="Calibri"/>
+          <w:sz w:val="18"/>
+          <w:szCs w:val="18"/>
+        </w:rPr>
+      </w:pPr>
+      <w:r>
+        <w:rPr>
+          <w:rFonts w:ascii="Calibri" w:hAnsi="Calibri" w:cs="Calibri"/>
+          <w:sz w:val="18"/>
+          <w:szCs w:val="18"/>
+        </w:rPr>
+        <w:t>4+ Years in Core Banking Domain Projects</w:t>
+      </w:r>
+    </w:p>
+    <w:p>
+      <w:pPr>
+        <w:pStyle w:val="NormalWeb"/>
+        <w:numPr>
+          <w:ilvl w:val="0"/>
+          <w:numId w:val="12"/>
+        </w:numPr>
+        <w:rPr>
+          <w:rFonts w:ascii="Calibri" w:hAnsi="Calibri" w:cs="Calibri"/>
+          <w:sz w:val="18"/>
+          <w:szCs w:val="18"/>
+        </w:rPr>
+      </w:pPr>
+      <w:r>
+        <w:rPr>
+          <w:rFonts w:ascii="Calibri" w:hAnsi="Calibri" w:cs="Calibri"/>
+          <w:sz w:val="18"/>
+          <w:szCs w:val="18"/>
+        </w:rPr>
+        <w:t>Strong understanding of Defect Lifecycle &amp; Risk-Based Testing</w:t>
+      </w:r>
+    </w:p>
+    <w:p>
+      <w:pPr>
+        <w:pStyle w:val="NormalWeb"/>
+        <w:numPr>
+          <w:ilvl w:val="0"/>
+          <w:numId w:val="12"/>
+        </w:numPr>
+        <w:rPr>
+          <w:rFonts w:ascii="Calibri" w:hAnsi="Calibri" w:cs="Calibri"/>
+          <w:sz w:val="18"/>
+          <w:szCs w:val="18"/>
+        </w:rPr>
+      </w:pPr>
+      <w:r>
+        <w:rPr>
+          <w:rFonts w:ascii="Calibri" w:hAnsi="Calibri" w:cs="Calibri"/>
+          <w:sz w:val="18"/>
+          <w:szCs w:val="18"/>
+        </w:rPr>
+        <w:t>Experience leading QA teams and coordinating with distributed stakeholders</w:t>
+      </w:r>
+    </w:p>
+    <w:p>
+      <w:pPr>
+        <w:pStyle w:val="NormalWeb"/>
+        <w:numPr>
+          <w:ilvl w:val="0"/>
+          <w:numId w:val="12"/>
+        </w:numPr>
+        <w:rPr>
+          <w:rFonts w:ascii="Calibri" w:hAnsi="Calibri" w:cs="Calibri"/>
+          <w:sz w:val="18"/>
+          <w:szCs w:val="18"/>
+        </w:rPr>
+      </w:pPr>
+      <w:r>
+        <w:rPr>
+          <w:rFonts w:ascii="Calibri" w:hAnsi="Calibri" w:cs="Calibri"/>
+          <w:sz w:val="18"/>
+          <w:szCs w:val="18"/>
+        </w:rPr>
+        <w:t xml:space="preserve">Hands-on with modern QA practices aligned to </w:t>
+      </w:r>
+      <w:proofErr w:type="spellStart"/>
+      <w:r>
+        <w:rPr>
+          <w:rFonts w:ascii="Calibri" w:hAnsi="Calibri" w:cs="Calibri"/>
+          <w:sz w:val="18"/>
+          <w:szCs w:val="18"/>
+        </w:rPr>
+        <w:t>DevOps</w:t>
+      </w:r>
+      <w:proofErr w:type="spellEnd"/>
+      <w:r>
+        <w:rPr>
+          <w:rFonts w:ascii="Calibri" w:hAnsi="Calibri" w:cs="Calibri"/>
+          <w:sz w:val="18"/>
+          <w:szCs w:val="18"/>
+        </w:rPr>
+        <w:t xml:space="preserve"> culture</w:t>
       </w:r>
     </w:p>
     <w:p>
@@ -965,1485 +2628,8 @@
         </w:rPr>
       </w:pPr>
     </w:p>
-    <w:p>
-      <w:pPr>
-        <w:rPr>
-          <w:b/>
-        </w:rPr>
-      </w:pPr>
-      <w:r>
-        <w:rPr>
-          <w:b/>
-        </w:rPr>
-        <w:t>Technical Skills:</w:t>
-      </w:r>
-    </w:p>
-    <w:p>
-      <w:pPr>
-        <w:numPr>
-          <w:ilvl w:val="0"/>
-          <w:numId w:val="4"/>
-        </w:numPr>
-        <w:pBdr>
-          <w:top w:val="nil"/>
-          <w:left w:val="nil"/>
-          <w:bottom w:val="nil"/>
-          <w:right w:val="nil"/>
-          <w:between w:val="nil"/>
-        </w:pBdr>
-        <w:spacing w:after="0"/>
-        <w:jc w:val="both"/>
-        <w:rPr>
-          <w:color w:val="000000"/>
-        </w:rPr>
-      </w:pPr>
-      <w:r>
-        <w:rPr>
-          <w:b/>
-          <w:color w:val="000000"/>
-        </w:rPr>
-        <w:t xml:space="preserve"> Testing</w:t>
-      </w:r>
-      <w:r>
-        <w:rPr>
-          <w:color w:val="000000"/>
-        </w:rPr>
-        <w:t>:   Manual testing, Automation Testing, Functional and Non-functional, Regression and defect life cycle, STLC.</w:t>
-      </w:r>
-    </w:p>
-    <w:p>
-      <w:pPr>
-        <w:numPr>
-          <w:ilvl w:val="0"/>
-          <w:numId w:val="4"/>
-        </w:numPr>
-        <w:pBdr>
-          <w:top w:val="nil"/>
-          <w:left w:val="nil"/>
-          <w:bottom w:val="nil"/>
-          <w:right w:val="nil"/>
-          <w:between w:val="nil"/>
-        </w:pBdr>
-        <w:spacing w:after="0"/>
-        <w:jc w:val="both"/>
-        <w:rPr>
-          <w:color w:val="000000"/>
-        </w:rPr>
-      </w:pPr>
-      <w:r>
-        <w:rPr>
-          <w:b/>
-          <w:color w:val="000000"/>
-        </w:rPr>
-        <w:t>Tools /AI Tools</w:t>
-      </w:r>
-      <w:r>
-        <w:rPr>
-          <w:b/>
-          <w:color w:val="000000"/>
-        </w:rPr>
-        <w:t xml:space="preserve">   </w:t>
-      </w:r>
-      <w:r>
-        <w:rPr>
-          <w:b/>
-          <w:color w:val="000000"/>
-        </w:rPr>
-        <w:t xml:space="preserve">                </w:t>
-      </w:r>
-      <w:r>
-        <w:rPr>
-          <w:b/>
-          <w:color w:val="000000"/>
-        </w:rPr>
-        <w:t xml:space="preserve"> </w:t>
-      </w:r>
-      <w:r>
-        <w:rPr>
-          <w:color w:val="000000"/>
-        </w:rPr>
-        <w:t xml:space="preserve">:  </w:t>
-      </w:r>
-      <w:proofErr w:type="spellStart"/>
-      <w:r>
-        <w:rPr>
-          <w:color w:val="000000"/>
-        </w:rPr>
-        <w:t>Intelij,</w:t>
-      </w:r>
-      <w:r>
-        <w:rPr>
-          <w:color w:val="000000"/>
-        </w:rPr>
-        <w:t>TestNG</w:t>
-      </w:r>
-      <w:proofErr w:type="spellEnd"/>
-      <w:r>
-        <w:rPr>
-          <w:color w:val="000000"/>
-        </w:rPr>
-        <w:t>, Maven, Cucumber,Gherkin,Jenkin</w:t>
-      </w:r>
-      <w:r>
-        <w:rPr>
-          <w:color w:val="000000"/>
-        </w:rPr>
-        <w:t>,Microsoft Copilot</w:t>
-      </w:r>
-    </w:p>
-    <w:p>
-      <w:pPr>
-        <w:numPr>
-          <w:ilvl w:val="0"/>
-          <w:numId w:val="4"/>
-        </w:numPr>
-        <w:pBdr>
-          <w:top w:val="nil"/>
-          <w:left w:val="nil"/>
-          <w:bottom w:val="nil"/>
-          <w:right w:val="nil"/>
-          <w:between w:val="nil"/>
-        </w:pBdr>
-        <w:spacing w:after="0"/>
-        <w:jc w:val="both"/>
-        <w:rPr>
-          <w:color w:val="000000"/>
-        </w:rPr>
-      </w:pPr>
-      <w:r>
-        <w:rPr>
-          <w:color w:val="000000"/>
-        </w:rPr>
-        <w:t xml:space="preserve"> </w:t>
-      </w:r>
-      <w:r>
-        <w:rPr>
-          <w:b/>
-          <w:color w:val="000000"/>
-        </w:rPr>
-        <w:t>API T</w:t>
-      </w:r>
-      <w:r>
-        <w:rPr>
-          <w:b/>
-          <w:color w:val="000000"/>
-        </w:rPr>
-        <w:t xml:space="preserve">esting                         </w:t>
-      </w:r>
-      <w:r>
-        <w:rPr>
-          <w:b/>
-          <w:color w:val="000000"/>
-        </w:rPr>
-        <w:t xml:space="preserve"> :</w:t>
-      </w:r>
-      <w:r>
-        <w:rPr>
-          <w:rFonts w:ascii="Cambria" w:eastAsia="Cambria" w:hAnsi="Cambria" w:cs="Cambria"/>
-          <w:b/>
-          <w:color w:val="000000"/>
-        </w:rPr>
-        <w:t xml:space="preserve">   </w:t>
-      </w:r>
-      <w:r>
-        <w:rPr>
-          <w:color w:val="000000"/>
-        </w:rPr>
-        <w:t>Postman</w:t>
-      </w:r>
-      <w:r>
-        <w:rPr>
-          <w:color w:val="000000"/>
-        </w:rPr>
-        <w:t>,Bruno</w:t>
-      </w:r>
-    </w:p>
-    <w:p>
-      <w:pPr>
-        <w:numPr>
-          <w:ilvl w:val="0"/>
-          <w:numId w:val="4"/>
-        </w:numPr>
-        <w:pBdr>
-          <w:top w:val="nil"/>
-          <w:left w:val="nil"/>
-          <w:bottom w:val="nil"/>
-          <w:right w:val="nil"/>
-          <w:between w:val="nil"/>
-        </w:pBdr>
-        <w:spacing w:after="0"/>
-        <w:jc w:val="both"/>
-        <w:rPr>
-          <w:color w:val="000000"/>
-        </w:rPr>
-      </w:pPr>
-      <w:r>
-        <w:rPr>
-          <w:color w:val="000000"/>
-        </w:rPr>
-        <w:t xml:space="preserve"> </w:t>
-      </w:r>
-      <w:r>
-        <w:rPr>
-          <w:b/>
-          <w:color w:val="000000"/>
-        </w:rPr>
-        <w:t xml:space="preserve">Programming Languages  :  </w:t>
-      </w:r>
-      <w:r>
-        <w:rPr>
-          <w:color w:val="000000"/>
-        </w:rPr>
-        <w:t>Core Java</w:t>
-      </w:r>
-    </w:p>
-    <w:p>
-      <w:pPr>
-        <w:numPr>
-          <w:ilvl w:val="0"/>
-          <w:numId w:val="4"/>
-        </w:numPr>
-        <w:pBdr>
-          <w:top w:val="nil"/>
-          <w:left w:val="nil"/>
-          <w:bottom w:val="nil"/>
-          <w:right w:val="nil"/>
-          <w:between w:val="nil"/>
-        </w:pBdr>
-        <w:spacing w:after="0"/>
-        <w:jc w:val="both"/>
-        <w:rPr>
-          <w:color w:val="000000"/>
-        </w:rPr>
-      </w:pPr>
-      <w:r>
-        <w:rPr>
-          <w:b/>
-          <w:color w:val="000000"/>
-        </w:rPr>
-        <w:t xml:space="preserve">Databases                            :   </w:t>
-      </w:r>
-      <w:r>
-        <w:rPr>
-          <w:color w:val="000000"/>
-        </w:rPr>
-        <w:t xml:space="preserve">MYSQL </w:t>
-      </w:r>
-    </w:p>
-    <w:p>
-      <w:pPr>
-        <w:numPr>
-          <w:ilvl w:val="0"/>
-          <w:numId w:val="4"/>
-        </w:numPr>
-        <w:pBdr>
-          <w:top w:val="nil"/>
-          <w:left w:val="nil"/>
-          <w:bottom w:val="nil"/>
-          <w:right w:val="nil"/>
-          <w:between w:val="nil"/>
-        </w:pBdr>
-        <w:spacing w:after="0"/>
-        <w:jc w:val="both"/>
-        <w:rPr>
-          <w:color w:val="000000"/>
-        </w:rPr>
-      </w:pPr>
-      <w:r>
-        <w:rPr>
-          <w:b/>
-          <w:color w:val="000000"/>
-        </w:rPr>
-        <w:t xml:space="preserve">CI/CD                                     : </w:t>
-      </w:r>
-      <w:r>
-        <w:rPr>
-          <w:color w:val="000000"/>
-        </w:rPr>
-        <w:t>GIT</w:t>
-      </w:r>
-    </w:p>
-    <w:p>
-      <w:pPr>
-        <w:numPr>
-          <w:ilvl w:val="0"/>
-          <w:numId w:val="4"/>
-        </w:numPr>
-        <w:pBdr>
-          <w:top w:val="nil"/>
-          <w:left w:val="nil"/>
-          <w:bottom w:val="nil"/>
-          <w:right w:val="nil"/>
-          <w:between w:val="nil"/>
-        </w:pBdr>
-        <w:spacing w:after="0"/>
-        <w:jc w:val="both"/>
-        <w:rPr>
-          <w:color w:val="000000"/>
-        </w:rPr>
-      </w:pPr>
-      <w:r>
-        <w:rPr>
-          <w:b/>
-          <w:color w:val="000000"/>
-        </w:rPr>
-        <w:t>Bug Tracking Tools             :</w:t>
-      </w:r>
-      <w:r>
-        <w:rPr>
-          <w:color w:val="000000"/>
-        </w:rPr>
-        <w:t xml:space="preserve">   JIRA ,Rally</w:t>
-      </w:r>
-    </w:p>
-    <w:p>
-      <w:pPr>
-        <w:numPr>
-          <w:ilvl w:val="0"/>
-          <w:numId w:val="4"/>
-        </w:numPr>
-        <w:pBdr>
-          <w:top w:val="nil"/>
-          <w:left w:val="nil"/>
-          <w:bottom w:val="nil"/>
-          <w:right w:val="nil"/>
-          <w:between w:val="nil"/>
-        </w:pBdr>
-        <w:spacing w:after="0"/>
-      </w:pPr>
-      <w:r>
-        <w:rPr>
-          <w:b/>
-          <w:color w:val="000000"/>
-        </w:rPr>
-        <w:t>Business Domain</w:t>
-      </w:r>
-      <w:r>
-        <w:rPr>
-          <w:color w:val="000000"/>
-        </w:rPr>
-        <w:t xml:space="preserve">                :   Banking, finance, payment, Loan</w:t>
-      </w:r>
-    </w:p>
-    <w:p>
-      <w:pPr>
-        <w:numPr>
-          <w:ilvl w:val="0"/>
-          <w:numId w:val="4"/>
-        </w:numPr>
-        <w:pBdr>
-          <w:top w:val="nil"/>
-          <w:left w:val="nil"/>
-          <w:bottom w:val="nil"/>
-          <w:right w:val="nil"/>
-          <w:between w:val="nil"/>
-        </w:pBdr>
-      </w:pPr>
-      <w:r>
-        <w:rPr>
-          <w:b/>
-          <w:color w:val="000000"/>
-        </w:rPr>
-        <w:t>Methodology</w:t>
-      </w:r>
-      <w:r>
-        <w:rPr>
-          <w:color w:val="000000"/>
-        </w:rPr>
-        <w:t xml:space="preserve">                       :   Agile,BDD</w:t>
-      </w:r>
-    </w:p>
-    <w:p>
-      <w:pPr>
-        <w:pBdr>
-          <w:top w:val="nil"/>
-          <w:left w:val="nil"/>
-          <w:bottom w:val="nil"/>
-          <w:right w:val="nil"/>
-          <w:between w:val="nil"/>
-        </w:pBdr>
-        <w:ind w:left="720"/>
-      </w:pPr>
-    </w:p>
-    <w:p>
-      <w:pPr>
-        <w:rPr>
-          <w:b/>
-          <w:u w:val="single"/>
-        </w:rPr>
-      </w:pPr>
-      <w:r>
-        <w:rPr>
-          <w:b/>
-          <w:u w:val="single"/>
-        </w:rPr>
-        <w:t>Professional Experience:</w:t>
-      </w:r>
-    </w:p>
-    <w:p>
-      <w:pPr>
-        <w:pBdr>
-          <w:top w:val="nil"/>
-          <w:left w:val="nil"/>
-          <w:bottom w:val="nil"/>
-          <w:right w:val="nil"/>
-          <w:between w:val="nil"/>
-        </w:pBdr>
-        <w:spacing w:after="0" w:line="240" w:lineRule="auto"/>
-        <w:rPr>
-          <w:color w:val="000000"/>
-        </w:rPr>
-      </w:pPr>
-      <w:r>
-        <w:rPr>
-          <w:b/>
-          <w:color w:val="000000"/>
-        </w:rPr>
-        <w:t>Project Title:</w:t>
-      </w:r>
-      <w:r>
-        <w:rPr>
-          <w:color w:val="000000"/>
-        </w:rPr>
-        <w:t xml:space="preserve"> Euroclear</w:t>
-      </w:r>
-    </w:p>
-    <w:p>
-      <w:pPr>
-        <w:pBdr>
-          <w:top w:val="nil"/>
-          <w:left w:val="nil"/>
-          <w:bottom w:val="nil"/>
-          <w:right w:val="nil"/>
-          <w:between w:val="nil"/>
-        </w:pBdr>
-        <w:spacing w:after="0" w:line="240" w:lineRule="auto"/>
-        <w:rPr>
-          <w:color w:val="000000"/>
-        </w:rPr>
-      </w:pPr>
-      <w:r>
-        <w:rPr>
-          <w:b/>
-          <w:color w:val="000000"/>
-        </w:rPr>
-        <w:t>Client:</w:t>
-      </w:r>
-      <w:r>
-        <w:rPr>
-          <w:color w:val="000000"/>
-        </w:rPr>
-        <w:t xml:space="preserve"> Anonymous</w:t>
-      </w:r>
-    </w:p>
-    <w:p>
-      <w:pPr>
-        <w:pBdr>
-          <w:top w:val="nil"/>
-          <w:left w:val="nil"/>
-          <w:bottom w:val="nil"/>
-          <w:right w:val="nil"/>
-          <w:between w:val="nil"/>
-        </w:pBdr>
-        <w:spacing w:after="0" w:line="240" w:lineRule="auto"/>
-        <w:rPr>
-          <w:color w:val="000000"/>
-        </w:rPr>
-      </w:pPr>
-      <w:r>
-        <w:rPr>
-          <w:b/>
-          <w:color w:val="000000"/>
-        </w:rPr>
-        <w:t>Role:</w:t>
-      </w:r>
-      <w:r>
-        <w:rPr>
-          <w:color w:val="000000"/>
-        </w:rPr>
-        <w:t xml:space="preserve"> Lead QA engineer</w:t>
-      </w:r>
-    </w:p>
-    <w:p>
-      <w:pPr>
-        <w:pBdr>
-          <w:top w:val="nil"/>
-          <w:left w:val="nil"/>
-          <w:bottom w:val="nil"/>
-          <w:right w:val="nil"/>
-          <w:between w:val="nil"/>
-        </w:pBdr>
-        <w:spacing w:after="0" w:line="240" w:lineRule="auto"/>
-        <w:rPr>
-          <w:color w:val="000000"/>
-        </w:rPr>
-      </w:pPr>
-      <w:r>
-        <w:rPr>
-          <w:b/>
-          <w:color w:val="000000"/>
-        </w:rPr>
-        <w:t>Technology and Tools:</w:t>
-      </w:r>
-      <w:r>
-        <w:rPr>
-          <w:color w:val="000000"/>
-        </w:rPr>
-        <w:t xml:space="preserve"> Java</w:t>
-      </w:r>
-      <w:r>
-        <w:rPr>
-          <w:color w:val="000000"/>
-        </w:rPr>
-        <w:t>,</w:t>
-      </w:r>
-      <w:r>
-        <w:rPr>
-          <w:color w:val="000000"/>
-        </w:rPr>
-        <w:t xml:space="preserve"> </w:t>
-      </w:r>
-      <w:proofErr w:type="spellStart"/>
-      <w:r>
-        <w:rPr>
-          <w:color w:val="000000"/>
-        </w:rPr>
-        <w:t>Intelij</w:t>
-      </w:r>
-      <w:proofErr w:type="spellEnd"/>
-      <w:proofErr w:type="gramStart"/>
-      <w:r>
-        <w:rPr>
-          <w:color w:val="000000"/>
-        </w:rPr>
-        <w:t>,</w:t>
-      </w:r>
-      <w:r>
-        <w:rPr>
-          <w:color w:val="000000"/>
-        </w:rPr>
-        <w:t xml:space="preserve">  Manual</w:t>
-      </w:r>
-      <w:proofErr w:type="gramEnd"/>
-      <w:r>
-        <w:rPr>
-          <w:color w:val="000000"/>
-        </w:rPr>
-        <w:t xml:space="preserve"> Testing ,Cucumber,Gherkin,Jenkins, </w:t>
-      </w:r>
-      <w:proofErr w:type="spellStart"/>
-      <w:r>
-        <w:rPr>
-          <w:color w:val="000000"/>
-        </w:rPr>
-        <w:t>Jira</w:t>
-      </w:r>
-      <w:r>
-        <w:rPr>
-          <w:color w:val="000000"/>
-        </w:rPr>
-        <w:t>,SQL</w:t>
-      </w:r>
-      <w:proofErr w:type="spellEnd"/>
-    </w:p>
-    <w:p>
-      <w:pPr>
-        <w:pBdr>
-          <w:top w:val="nil"/>
-          <w:left w:val="nil"/>
-          <w:bottom w:val="nil"/>
-          <w:right w:val="nil"/>
-          <w:between w:val="nil"/>
-        </w:pBdr>
-        <w:spacing w:after="0" w:line="240" w:lineRule="auto"/>
-        <w:rPr>
-          <w:color w:val="000000"/>
-        </w:rPr>
-      </w:pPr>
-    </w:p>
-    <w:p>
-      <w:pPr>
-        <w:widowControl w:val="0"/>
-        <w:numPr>
-          <w:ilvl w:val="0"/>
-          <w:numId w:val="2"/>
-        </w:numPr>
-        <w:pBdr>
-          <w:top w:val="nil"/>
-          <w:left w:val="nil"/>
-          <w:bottom w:val="nil"/>
-          <w:right w:val="nil"/>
-          <w:between w:val="nil"/>
-        </w:pBdr>
-        <w:spacing w:after="60" w:line="240" w:lineRule="auto"/>
-        <w:rPr>
-          <w:color w:val="000000"/>
-        </w:rPr>
-      </w:pPr>
-      <w:r>
-        <w:rPr>
-          <w:color w:val="000000"/>
-        </w:rPr>
-        <w:t>Creating Automation script using cucumber and gherkins</w:t>
-      </w:r>
-      <w:r>
-        <w:rPr>
-          <w:color w:val="000000"/>
-        </w:rPr>
-        <w:t xml:space="preserve"> in </w:t>
-      </w:r>
-      <w:proofErr w:type="spellStart"/>
-      <w:r>
-        <w:rPr>
-          <w:color w:val="000000"/>
-        </w:rPr>
-        <w:t>Intelij</w:t>
-      </w:r>
-      <w:proofErr w:type="spellEnd"/>
-      <w:r>
-        <w:rPr>
-          <w:color w:val="000000"/>
-        </w:rPr>
-        <w:t xml:space="preserve"> and commit them on </w:t>
-      </w:r>
-      <w:proofErr w:type="spellStart"/>
-      <w:r>
-        <w:rPr>
-          <w:color w:val="000000"/>
-        </w:rPr>
-        <w:t>Git</w:t>
-      </w:r>
-      <w:proofErr w:type="spellEnd"/>
-      <w:r>
-        <w:rPr>
-          <w:color w:val="000000"/>
-        </w:rPr>
-        <w:t>.</w:t>
-      </w:r>
-    </w:p>
-    <w:p>
-      <w:pPr>
-        <w:widowControl w:val="0"/>
-        <w:numPr>
-          <w:ilvl w:val="0"/>
-          <w:numId w:val="2"/>
-        </w:numPr>
-        <w:pBdr>
-          <w:top w:val="nil"/>
-          <w:left w:val="nil"/>
-          <w:bottom w:val="nil"/>
-          <w:right w:val="nil"/>
-          <w:between w:val="nil"/>
-        </w:pBdr>
-        <w:spacing w:after="60" w:line="240" w:lineRule="auto"/>
-        <w:rPr>
-          <w:color w:val="000000"/>
-        </w:rPr>
-      </w:pPr>
-      <w:r>
-        <w:rPr>
-          <w:color w:val="000000"/>
-        </w:rPr>
-        <w:t>Designed Functional Test Cases based on SRS Document &amp; Application Flow using Microsoft Excel.</w:t>
-      </w:r>
-    </w:p>
-    <w:p>
-      <w:pPr>
-        <w:widowControl w:val="0"/>
-        <w:numPr>
-          <w:ilvl w:val="0"/>
-          <w:numId w:val="2"/>
-        </w:numPr>
-        <w:pBdr>
-          <w:top w:val="nil"/>
-          <w:left w:val="nil"/>
-          <w:bottom w:val="nil"/>
-          <w:right w:val="nil"/>
-          <w:between w:val="nil"/>
-        </w:pBdr>
-        <w:spacing w:after="60" w:line="240" w:lineRule="auto"/>
-        <w:rPr>
-          <w:color w:val="000000"/>
-        </w:rPr>
-      </w:pPr>
-      <w:r>
-        <w:rPr>
-          <w:color w:val="000000"/>
-        </w:rPr>
-        <w:t>Wrote SQL Queries to access and verify data from the database.</w:t>
-      </w:r>
-    </w:p>
-    <w:p>
-      <w:pPr>
-        <w:widowControl w:val="0"/>
-        <w:numPr>
-          <w:ilvl w:val="0"/>
-          <w:numId w:val="2"/>
-        </w:numPr>
-        <w:pBdr>
-          <w:top w:val="nil"/>
-          <w:left w:val="nil"/>
-          <w:bottom w:val="nil"/>
-          <w:right w:val="nil"/>
-          <w:between w:val="nil"/>
-        </w:pBdr>
-        <w:spacing w:after="60" w:line="240" w:lineRule="auto"/>
-        <w:rPr>
-          <w:color w:val="000000"/>
-        </w:rPr>
-      </w:pPr>
-      <w:r>
-        <w:rPr>
-          <w:color w:val="000000"/>
-        </w:rPr>
-        <w:t>Performed different types of Testing including Smoke, Sanity, GUI, Functional and Regression Testing.</w:t>
-      </w:r>
-    </w:p>
-    <w:p>
-      <w:pPr>
-        <w:widowControl w:val="0"/>
-        <w:numPr>
-          <w:ilvl w:val="0"/>
-          <w:numId w:val="2"/>
-        </w:numPr>
-        <w:pBdr>
-          <w:top w:val="nil"/>
-          <w:left w:val="nil"/>
-          <w:bottom w:val="nil"/>
-          <w:right w:val="nil"/>
-          <w:between w:val="nil"/>
-        </w:pBdr>
-        <w:spacing w:after="60" w:line="240" w:lineRule="auto"/>
-        <w:rPr>
-          <w:color w:val="000000"/>
-        </w:rPr>
-      </w:pPr>
-      <w:r>
-        <w:rPr>
-          <w:color w:val="000000"/>
-        </w:rPr>
-        <w:t xml:space="preserve">Deployment and manual triggering of the servers using </w:t>
-      </w:r>
-      <w:proofErr w:type="spellStart"/>
-      <w:r>
-        <w:rPr>
-          <w:color w:val="000000"/>
-        </w:rPr>
-        <w:t>jenkins</w:t>
-      </w:r>
-      <w:proofErr w:type="spellEnd"/>
-    </w:p>
-    <w:p>
-      <w:pPr>
-        <w:widowControl w:val="0"/>
-        <w:numPr>
-          <w:ilvl w:val="0"/>
-          <w:numId w:val="2"/>
-        </w:numPr>
-        <w:pBdr>
-          <w:top w:val="nil"/>
-          <w:left w:val="nil"/>
-          <w:bottom w:val="nil"/>
-          <w:right w:val="nil"/>
-          <w:between w:val="nil"/>
-        </w:pBdr>
-        <w:spacing w:after="60" w:line="240" w:lineRule="auto"/>
-        <w:rPr>
-          <w:color w:val="000000"/>
-        </w:rPr>
-      </w:pPr>
-      <w:r>
-        <w:rPr>
-          <w:color w:val="000000"/>
-        </w:rPr>
-        <w:t>Creating Test Data, Transferring Documented data into database using SQL queries.</w:t>
-      </w:r>
-    </w:p>
-    <w:p>
-      <w:pPr>
-        <w:widowControl w:val="0"/>
-        <w:numPr>
-          <w:ilvl w:val="0"/>
-          <w:numId w:val="2"/>
-        </w:numPr>
-        <w:pBdr>
-          <w:top w:val="nil"/>
-          <w:left w:val="nil"/>
-          <w:bottom w:val="nil"/>
-          <w:right w:val="nil"/>
-          <w:between w:val="nil"/>
-        </w:pBdr>
-        <w:spacing w:after="60" w:line="240" w:lineRule="auto"/>
-        <w:rPr>
-          <w:color w:val="000000"/>
-        </w:rPr>
-      </w:pPr>
-      <w:r>
-        <w:rPr>
-          <w:color w:val="000000"/>
-        </w:rPr>
-        <w:t>Interacting with the developers on a regular basis for application updates, enhancements &amp; flaws.</w:t>
-      </w:r>
-    </w:p>
-    <w:p>
-      <w:pPr>
-        <w:widowControl w:val="0"/>
-        <w:numPr>
-          <w:ilvl w:val="0"/>
-          <w:numId w:val="2"/>
-        </w:numPr>
-        <w:pBdr>
-          <w:top w:val="nil"/>
-          <w:left w:val="nil"/>
-          <w:bottom w:val="nil"/>
-          <w:right w:val="nil"/>
-          <w:between w:val="nil"/>
-        </w:pBdr>
-        <w:spacing w:after="60" w:line="240" w:lineRule="auto"/>
-        <w:rPr>
-          <w:color w:val="000000"/>
-        </w:rPr>
-      </w:pPr>
-      <w:r>
-        <w:rPr>
-          <w:color w:val="000000"/>
-        </w:rPr>
-        <w:t>Checking the log &amp; trace files.</w:t>
-      </w:r>
-    </w:p>
-    <w:p>
-      <w:pPr>
-        <w:widowControl w:val="0"/>
-        <w:numPr>
-          <w:ilvl w:val="0"/>
-          <w:numId w:val="2"/>
-        </w:numPr>
-        <w:pBdr>
-          <w:top w:val="nil"/>
-          <w:left w:val="nil"/>
-          <w:bottom w:val="nil"/>
-          <w:right w:val="nil"/>
-          <w:between w:val="nil"/>
-        </w:pBdr>
-        <w:spacing w:after="60" w:line="240" w:lineRule="auto"/>
-        <w:rPr>
-          <w:color w:val="000000"/>
-        </w:rPr>
-      </w:pPr>
-      <w:r>
-        <w:rPr>
-          <w:color w:val="000000"/>
-        </w:rPr>
-        <w:t xml:space="preserve">Execution of </w:t>
-      </w:r>
-      <w:proofErr w:type="spellStart"/>
-      <w:r>
-        <w:rPr>
-          <w:color w:val="000000"/>
-        </w:rPr>
-        <w:t>Intelij</w:t>
-      </w:r>
-      <w:proofErr w:type="spellEnd"/>
-      <w:r>
-        <w:rPr>
-          <w:color w:val="000000"/>
-        </w:rPr>
-        <w:t xml:space="preserve"> Test cases and Reporting defects.</w:t>
-      </w:r>
-    </w:p>
-    <w:p>
-      <w:pPr>
-        <w:pBdr>
-          <w:top w:val="nil"/>
-          <w:left w:val="nil"/>
-          <w:bottom w:val="nil"/>
-          <w:right w:val="nil"/>
-          <w:between w:val="nil"/>
-        </w:pBdr>
-        <w:spacing w:after="0" w:line="240" w:lineRule="auto"/>
-        <w:rPr>
-          <w:color w:val="000000"/>
-        </w:rPr>
-      </w:pPr>
-      <w:r>
-        <w:rPr>
-          <w:b/>
-          <w:color w:val="000000"/>
-        </w:rPr>
-        <w:t>Project Title:</w:t>
-      </w:r>
-      <w:r>
-        <w:rPr>
-          <w:color w:val="000000"/>
-        </w:rPr>
-        <w:t xml:space="preserve"> Mi</w:t>
-      </w:r>
-      <w:r>
-        <w:rPr>
-          <w:color w:val="000000"/>
-        </w:rPr>
-        <w:t>zuho</w:t>
-      </w:r>
-      <w:r>
-        <w:rPr>
-          <w:color w:val="000000"/>
-        </w:rPr>
-        <w:tab/>
-      </w:r>
-    </w:p>
-    <w:p>
-      <w:pPr>
-        <w:pBdr>
-          <w:top w:val="nil"/>
-          <w:left w:val="nil"/>
-          <w:bottom w:val="nil"/>
-          <w:right w:val="nil"/>
-          <w:between w:val="nil"/>
-        </w:pBdr>
-        <w:spacing w:after="0" w:line="240" w:lineRule="auto"/>
-        <w:rPr>
-          <w:color w:val="000000"/>
-        </w:rPr>
-      </w:pPr>
-      <w:r>
-        <w:rPr>
-          <w:b/>
-          <w:color w:val="000000"/>
-        </w:rPr>
-        <w:t>Client:</w:t>
-      </w:r>
-      <w:r>
-        <w:rPr>
-          <w:color w:val="000000"/>
-        </w:rPr>
-        <w:t xml:space="preserve"> Anonymous</w:t>
-      </w:r>
-    </w:p>
-    <w:p>
-      <w:pPr>
-        <w:pBdr>
-          <w:top w:val="nil"/>
-          <w:left w:val="nil"/>
-          <w:bottom w:val="nil"/>
-          <w:right w:val="nil"/>
-          <w:between w:val="nil"/>
-        </w:pBdr>
-        <w:spacing w:after="0" w:line="240" w:lineRule="auto"/>
-        <w:rPr>
-          <w:color w:val="000000"/>
-        </w:rPr>
-      </w:pPr>
-      <w:r>
-        <w:rPr>
-          <w:b/>
-          <w:color w:val="000000"/>
-        </w:rPr>
-        <w:t>Role:</w:t>
-      </w:r>
-      <w:r>
-        <w:rPr>
-          <w:color w:val="000000"/>
-        </w:rPr>
-        <w:t xml:space="preserve"> QA Engineer</w:t>
-      </w:r>
-    </w:p>
-    <w:p>
-      <w:pPr>
-        <w:pBdr>
-          <w:top w:val="nil"/>
-          <w:left w:val="nil"/>
-          <w:bottom w:val="nil"/>
-          <w:right w:val="nil"/>
-          <w:between w:val="nil"/>
-        </w:pBdr>
-        <w:spacing w:after="0" w:line="240" w:lineRule="auto"/>
-        <w:rPr>
-          <w:color w:val="000000"/>
-        </w:rPr>
-      </w:pPr>
-      <w:r>
-        <w:rPr>
-          <w:b/>
-          <w:color w:val="000000"/>
-        </w:rPr>
-        <w:t>Technology and Tools</w:t>
-      </w:r>
-      <w:r>
-        <w:rPr>
-          <w:color w:val="000000"/>
-        </w:rPr>
-        <w:t xml:space="preserve">: </w:t>
-      </w:r>
-      <w:r>
-        <w:rPr>
-          <w:color w:val="000000"/>
-        </w:rPr>
-        <w:t>Java,</w:t>
-      </w:r>
-      <w:r>
-        <w:rPr>
-          <w:color w:val="000000"/>
-        </w:rPr>
-        <w:t xml:space="preserve"> </w:t>
-      </w:r>
-      <w:proofErr w:type="spellStart"/>
-      <w:r>
-        <w:rPr>
-          <w:color w:val="000000"/>
-        </w:rPr>
-        <w:t>Intelij</w:t>
-      </w:r>
-      <w:proofErr w:type="spellEnd"/>
-      <w:proofErr w:type="gramStart"/>
-      <w:r>
-        <w:rPr>
-          <w:color w:val="000000"/>
-        </w:rPr>
-        <w:t>,  Manual</w:t>
-      </w:r>
-      <w:proofErr w:type="gramEnd"/>
-      <w:r>
-        <w:rPr>
-          <w:color w:val="000000"/>
-        </w:rPr>
-        <w:t xml:space="preserve"> Testing ,Cucumber,Gherkin,Jenkins, </w:t>
-      </w:r>
-      <w:proofErr w:type="spellStart"/>
-      <w:r>
-        <w:rPr>
-          <w:color w:val="000000"/>
-        </w:rPr>
-        <w:t>Jira,SQL</w:t>
-      </w:r>
-      <w:proofErr w:type="spellEnd"/>
-    </w:p>
-    <w:p>
-      <w:pPr>
-        <w:pBdr>
-          <w:top w:val="nil"/>
-          <w:left w:val="nil"/>
-          <w:bottom w:val="nil"/>
-          <w:right w:val="nil"/>
-          <w:between w:val="nil"/>
-        </w:pBdr>
-        <w:spacing w:after="0" w:line="240" w:lineRule="auto"/>
-        <w:rPr>
-          <w:b/>
-          <w:color w:val="000000"/>
-        </w:rPr>
-      </w:pPr>
-      <w:r>
-        <w:rPr>
-          <w:b/>
-          <w:color w:val="000000"/>
-        </w:rPr>
-        <w:t>Responsibilities:</w:t>
-      </w:r>
-    </w:p>
-    <w:p>
-      <w:pPr>
-        <w:widowControl w:val="0"/>
-        <w:numPr>
-          <w:ilvl w:val="0"/>
-          <w:numId w:val="2"/>
-        </w:numPr>
-        <w:pBdr>
-          <w:top w:val="nil"/>
-          <w:left w:val="nil"/>
-          <w:bottom w:val="nil"/>
-          <w:right w:val="nil"/>
-          <w:between w:val="nil"/>
-        </w:pBdr>
-        <w:spacing w:after="60" w:line="240" w:lineRule="auto"/>
-        <w:rPr>
-          <w:color w:val="000000"/>
-        </w:rPr>
-      </w:pPr>
-      <w:r>
-        <w:rPr>
-          <w:color w:val="000000"/>
-        </w:rPr>
-        <w:t xml:space="preserve">Creating Automation script using cucumber and gherkins in </w:t>
-      </w:r>
-      <w:proofErr w:type="spellStart"/>
-      <w:r>
-        <w:rPr>
-          <w:color w:val="000000"/>
-        </w:rPr>
-        <w:t>Intelij</w:t>
-      </w:r>
-      <w:proofErr w:type="spellEnd"/>
-      <w:r>
-        <w:rPr>
-          <w:color w:val="000000"/>
-        </w:rPr>
-        <w:t xml:space="preserve"> </w:t>
-      </w:r>
-      <w:r>
-        <w:rPr>
-          <w:color w:val="000000"/>
-        </w:rPr>
-        <w:t xml:space="preserve">and commit them on </w:t>
-      </w:r>
-      <w:proofErr w:type="spellStart"/>
-      <w:r>
-        <w:rPr>
-          <w:color w:val="000000"/>
-        </w:rPr>
-        <w:t>Git</w:t>
-      </w:r>
-      <w:proofErr w:type="spellEnd"/>
-      <w:r>
-        <w:rPr>
-          <w:color w:val="000000"/>
-        </w:rPr>
-        <w:t>.</w:t>
-      </w:r>
-    </w:p>
-    <w:p>
-      <w:pPr>
-        <w:widowControl w:val="0"/>
-        <w:numPr>
-          <w:ilvl w:val="0"/>
-          <w:numId w:val="2"/>
-        </w:numPr>
-        <w:pBdr>
-          <w:top w:val="nil"/>
-          <w:left w:val="nil"/>
-          <w:bottom w:val="nil"/>
-          <w:right w:val="nil"/>
-          <w:between w:val="nil"/>
-        </w:pBdr>
-        <w:spacing w:after="60" w:line="240" w:lineRule="auto"/>
-        <w:rPr>
-          <w:color w:val="000000"/>
-        </w:rPr>
-      </w:pPr>
-      <w:r>
-        <w:rPr>
-          <w:color w:val="000000"/>
-        </w:rPr>
-        <w:t>Designed Functional Test Cases based on SRS Document &amp; Application Flow using Microsoft Excel.</w:t>
-      </w:r>
-    </w:p>
-    <w:p>
-      <w:pPr>
-        <w:widowControl w:val="0"/>
-        <w:numPr>
-          <w:ilvl w:val="0"/>
-          <w:numId w:val="2"/>
-        </w:numPr>
-        <w:pBdr>
-          <w:top w:val="nil"/>
-          <w:left w:val="nil"/>
-          <w:bottom w:val="nil"/>
-          <w:right w:val="nil"/>
-          <w:between w:val="nil"/>
-        </w:pBdr>
-        <w:spacing w:after="60" w:line="240" w:lineRule="auto"/>
-        <w:rPr>
-          <w:color w:val="000000"/>
-        </w:rPr>
-      </w:pPr>
-      <w:r>
-        <w:rPr>
-          <w:color w:val="000000"/>
-        </w:rPr>
-        <w:t xml:space="preserve">Deployment and manual triggering of the servers using </w:t>
-      </w:r>
-      <w:proofErr w:type="spellStart"/>
-      <w:r>
-        <w:rPr>
-          <w:color w:val="000000"/>
-        </w:rPr>
-        <w:t>jenkins</w:t>
-      </w:r>
-      <w:proofErr w:type="spellEnd"/>
-    </w:p>
-    <w:p>
-      <w:pPr>
-        <w:widowControl w:val="0"/>
-        <w:numPr>
-          <w:ilvl w:val="0"/>
-          <w:numId w:val="2"/>
-        </w:numPr>
-        <w:pBdr>
-          <w:top w:val="nil"/>
-          <w:left w:val="nil"/>
-          <w:bottom w:val="nil"/>
-          <w:right w:val="nil"/>
-          <w:between w:val="nil"/>
-        </w:pBdr>
-        <w:spacing w:after="60" w:line="240" w:lineRule="auto"/>
-        <w:rPr>
-          <w:color w:val="000000"/>
-        </w:rPr>
-      </w:pPr>
-      <w:r>
-        <w:rPr>
-          <w:color w:val="000000"/>
-        </w:rPr>
-        <w:t>Creating Test Data, Transferring Documented data into database using SQL queries.</w:t>
-      </w:r>
-    </w:p>
-    <w:p>
-      <w:pPr>
-        <w:widowControl w:val="0"/>
-        <w:numPr>
-          <w:ilvl w:val="0"/>
-          <w:numId w:val="2"/>
-        </w:numPr>
-        <w:pBdr>
-          <w:top w:val="nil"/>
-          <w:left w:val="nil"/>
-          <w:bottom w:val="nil"/>
-          <w:right w:val="nil"/>
-          <w:between w:val="nil"/>
-        </w:pBdr>
-        <w:spacing w:after="60" w:line="240" w:lineRule="auto"/>
-        <w:rPr>
-          <w:color w:val="000000"/>
-        </w:rPr>
-      </w:pPr>
-      <w:r>
-        <w:rPr>
-          <w:color w:val="000000"/>
-        </w:rPr>
-        <w:t>Interacting with the developers on a regular basis for application updates, enhancements &amp; flaws.</w:t>
-      </w:r>
-    </w:p>
-    <w:p>
-      <w:pPr>
-        <w:widowControl w:val="0"/>
-        <w:numPr>
-          <w:ilvl w:val="0"/>
-          <w:numId w:val="2"/>
-        </w:numPr>
-        <w:pBdr>
-          <w:top w:val="nil"/>
-          <w:left w:val="nil"/>
-          <w:bottom w:val="nil"/>
-          <w:right w:val="nil"/>
-          <w:between w:val="nil"/>
-        </w:pBdr>
-        <w:spacing w:after="60" w:line="240" w:lineRule="auto"/>
-        <w:rPr>
-          <w:color w:val="000000"/>
-        </w:rPr>
-      </w:pPr>
-      <w:r>
-        <w:rPr>
-          <w:color w:val="000000"/>
-        </w:rPr>
-        <w:t>Checking the log &amp; trace files.</w:t>
-      </w:r>
-    </w:p>
-    <w:p>
-      <w:pPr>
-        <w:widowControl w:val="0"/>
-        <w:numPr>
-          <w:ilvl w:val="0"/>
-          <w:numId w:val="2"/>
-        </w:numPr>
-        <w:pBdr>
-          <w:top w:val="nil"/>
-          <w:left w:val="nil"/>
-          <w:bottom w:val="nil"/>
-          <w:right w:val="nil"/>
-          <w:between w:val="nil"/>
-        </w:pBdr>
-        <w:spacing w:after="60" w:line="240" w:lineRule="auto"/>
-        <w:rPr>
-          <w:color w:val="000000"/>
-        </w:rPr>
-      </w:pPr>
-      <w:r>
-        <w:rPr>
-          <w:color w:val="000000"/>
-        </w:rPr>
-        <w:t xml:space="preserve">Execution of </w:t>
-      </w:r>
-      <w:proofErr w:type="spellStart"/>
-      <w:r>
-        <w:rPr>
-          <w:color w:val="000000"/>
-        </w:rPr>
-        <w:t>Intelij</w:t>
-      </w:r>
-      <w:proofErr w:type="spellEnd"/>
-      <w:r>
-        <w:rPr>
-          <w:color w:val="000000"/>
-        </w:rPr>
-        <w:t xml:space="preserve"> Test cases and Reporting defects.</w:t>
-      </w:r>
-    </w:p>
-    <w:p>
-      <w:pPr>
-        <w:rPr>
-          <w:b/>
-        </w:rPr>
-      </w:pPr>
-      <w:r>
-        <w:rPr>
-          <w:b/>
-        </w:rPr>
-        <w:t>Educational and professional credentials:</w:t>
-      </w:r>
-    </w:p>
-    <w:p>
-      <w:pPr>
-        <w:numPr>
-          <w:ilvl w:val="0"/>
-          <w:numId w:val="1"/>
-        </w:numPr>
-        <w:pBdr>
-          <w:top w:val="nil"/>
-          <w:left w:val="nil"/>
-          <w:bottom w:val="nil"/>
-          <w:right w:val="nil"/>
-          <w:between w:val="nil"/>
-        </w:pBdr>
-        <w:spacing w:after="0" w:line="240" w:lineRule="auto"/>
-      </w:pPr>
-      <w:r>
-        <w:rPr>
-          <w:color w:val="000000"/>
-        </w:rPr>
-        <w:t>MCA Northern India Engineering College (IP university Delhi) 2013  Full Time</w:t>
-      </w:r>
-    </w:p>
-    <w:p>
-      <w:pPr>
-        <w:numPr>
-          <w:ilvl w:val="0"/>
-          <w:numId w:val="1"/>
-        </w:numPr>
-        <w:pBdr>
-          <w:top w:val="nil"/>
-          <w:left w:val="nil"/>
-          <w:bottom w:val="nil"/>
-          <w:right w:val="nil"/>
-          <w:between w:val="nil"/>
-        </w:pBdr>
-        <w:spacing w:after="0" w:line="240" w:lineRule="auto"/>
-      </w:pPr>
-      <w:r>
-        <w:rPr>
-          <w:color w:val="000000"/>
-        </w:rPr>
-        <w:t>BCA Sikkim Manipal University(SMU Delhi) 2010 Full time</w:t>
-      </w:r>
-    </w:p>
-    <w:p>
-      <w:pPr>
-        <w:numPr>
-          <w:ilvl w:val="0"/>
-          <w:numId w:val="1"/>
-        </w:numPr>
-        <w:pBdr>
-          <w:top w:val="nil"/>
-          <w:left w:val="nil"/>
-          <w:bottom w:val="nil"/>
-          <w:right w:val="nil"/>
-          <w:between w:val="nil"/>
-        </w:pBdr>
-        <w:spacing w:after="0" w:line="240" w:lineRule="auto"/>
-      </w:pPr>
-      <w:r>
-        <w:rPr>
-          <w:color w:val="000000"/>
-        </w:rPr>
-        <w:t>Senior Secondary 2006 Regular</w:t>
-      </w:r>
-    </w:p>
-    <w:p>
-      <w:pPr>
-        <w:numPr>
-          <w:ilvl w:val="0"/>
-          <w:numId w:val="1"/>
-        </w:numPr>
-        <w:pBdr>
-          <w:top w:val="nil"/>
-          <w:left w:val="nil"/>
-          <w:bottom w:val="nil"/>
-          <w:right w:val="nil"/>
-          <w:between w:val="nil"/>
-        </w:pBdr>
-        <w:spacing w:after="0" w:line="240" w:lineRule="auto"/>
-      </w:pPr>
-      <w:r>
-        <w:rPr>
-          <w:color w:val="000000"/>
-        </w:rPr>
-        <w:t>Matriculation 2004 Regular</w:t>
-      </w:r>
-    </w:p>
-    <w:p>
-      <w:pPr>
-        <w:pBdr>
-          <w:top w:val="nil"/>
-          <w:left w:val="nil"/>
-          <w:bottom w:val="nil"/>
-          <w:right w:val="nil"/>
-          <w:between w:val="nil"/>
-        </w:pBdr>
-        <w:spacing w:after="0" w:line="240" w:lineRule="auto"/>
-        <w:ind w:left="750"/>
-        <w:rPr>
-          <w:color w:val="000000"/>
-        </w:rPr>
-      </w:pPr>
-    </w:p>
-    <w:p>
-      <w:pPr>
-        <w:pBdr>
-          <w:top w:val="nil"/>
-          <w:left w:val="nil"/>
-          <w:bottom w:val="nil"/>
-          <w:right w:val="nil"/>
-          <w:between w:val="nil"/>
-        </w:pBdr>
-        <w:spacing w:after="0" w:line="240" w:lineRule="auto"/>
-        <w:rPr>
-          <w:color w:val="000000"/>
-        </w:rPr>
-      </w:pPr>
-      <w:r>
-        <w:rPr>
-          <w:color w:val="000000"/>
-        </w:rPr>
-        <w:tab/>
-      </w:r>
-      <w:r>
-        <w:pict>
-          <v:shapetype id="_x0000_t75" coordsize="21600,21600" o:spt="75" o:preferrelative="t" path="m@4@5l@4@11@9@11@9@5xe" filled="f" stroked="f">
-            <v:stroke joinstyle="miter"/>
-            <v:formulas>
-              <v:f eqn="if lineDrawn pixelLineWidth 0"/>
-              <v:f eqn="sum @0 1 0"/>
-              <v:f eqn="sum 0 0 @1"/>
-              <v:f eqn="prod @2 1 2"/>
-              <v:f eqn="prod @3 21600 pixelWidth"/>
-              <v:f eqn="prod @3 21600 pixelHeight"/>
-              <v:f eqn="sum @0 0 1"/>
-              <v:f eqn="prod @6 1 2"/>
-              <v:f eqn="prod @7 21600 pixelWidth"/>
-              <v:f eqn="sum @8 21600 0"/>
-              <v:f eqn="prod @7 21600 pixelHeight"/>
-              <v:f eqn="sum @10 21600 0"/>
-            </v:formulas>
-            <v:path o:extrusionok="f" gradientshapeok="t" o:connecttype="rect"/>
-            <o:lock v:ext="edit" aspectratio="t"/>
-          </v:shapetype>
-          <v:shape id="_x0000_s1026" type="#_x0000_t75" style="position:absolute;margin-left:0;margin-top:0;width:1pt;height:1pt;z-index:251659264;mso-position-horizontal-relative:text;mso-position-vertical-relative:text">
-            <v:imagedata r:id="rId11"/>
-          </v:shape>
-        </w:pict>
-      </w:r>
-    </w:p>
     <w:sectPr>
-      <w:headerReference w:type="default" r:id="rId12"/>
+      <w:headerReference w:type="default" r:id="rId11"/>
       <w:pgSz w:w="12240" w:h="15840"/>
       <w:pgMar w:top="1440" w:right="1440" w:bottom="1440" w:left="1440" w:header="720" w:footer="720" w:gutter="0"/>
       <w:pgNumType w:start="1"/>
@@ -2766,6 +2952,453 @@
     </w:lvl>
   </w:abstractNum>
   <w:abstractNum w:abstractNumId="2">
+    <w:nsid w:val="0ECA07D7"/>
+    <w:multiLevelType w:val="multilevel"/>
+    <w:tmpl w:val="00C0FEC6"/>
+    <w:lvl w:ilvl="0">
+      <w:start w:val="1"/>
+      <w:numFmt w:val="bullet"/>
+      <w:lvlText w:val=""/>
+      <w:lvlJc w:val="left"/>
+      <w:pPr>
+        <w:tabs>
+          <w:tab w:val="num" w:pos="720"/>
+        </w:tabs>
+        <w:ind w:left="720" w:hanging="360"/>
+      </w:pPr>
+      <w:rPr>
+        <w:rFonts w:ascii="Symbol" w:hAnsi="Symbol" w:hint="default"/>
+        <w:sz w:val="20"/>
+      </w:rPr>
+    </w:lvl>
+    <w:lvl w:ilvl="1" w:tentative="1">
+      <w:start w:val="1"/>
+      <w:numFmt w:val="bullet"/>
+      <w:lvlText w:val="o"/>
+      <w:lvlJc w:val="left"/>
+      <w:pPr>
+        <w:tabs>
+          <w:tab w:val="num" w:pos="1440"/>
+        </w:tabs>
+        <w:ind w:left="1440" w:hanging="360"/>
+      </w:pPr>
+      <w:rPr>
+        <w:rFonts w:ascii="Courier New" w:hAnsi="Courier New" w:hint="default"/>
+        <w:sz w:val="20"/>
+      </w:rPr>
+    </w:lvl>
+    <w:lvl w:ilvl="2" w:tentative="1">
+      <w:start w:val="1"/>
+      <w:numFmt w:val="bullet"/>
+      <w:lvlText w:val=""/>
+      <w:lvlJc w:val="left"/>
+      <w:pPr>
+        <w:tabs>
+          <w:tab w:val="num" w:pos="2160"/>
+        </w:tabs>
+        <w:ind w:left="2160" w:hanging="360"/>
+      </w:pPr>
+      <w:rPr>
+        <w:rFonts w:ascii="Wingdings" w:hAnsi="Wingdings" w:hint="default"/>
+        <w:sz w:val="20"/>
+      </w:rPr>
+    </w:lvl>
+    <w:lvl w:ilvl="3" w:tentative="1">
+      <w:start w:val="1"/>
+      <w:numFmt w:val="bullet"/>
+      <w:lvlText w:val=""/>
+      <w:lvlJc w:val="left"/>
+      <w:pPr>
+        <w:tabs>
+          <w:tab w:val="num" w:pos="2880"/>
+        </w:tabs>
+        <w:ind w:left="2880" w:hanging="360"/>
+      </w:pPr>
+      <w:rPr>
+        <w:rFonts w:ascii="Wingdings" w:hAnsi="Wingdings" w:hint="default"/>
+        <w:sz w:val="20"/>
+      </w:rPr>
+    </w:lvl>
+    <w:lvl w:ilvl="4" w:tentative="1">
+      <w:start w:val="1"/>
+      <w:numFmt w:val="bullet"/>
+      <w:lvlText w:val=""/>
+      <w:lvlJc w:val="left"/>
+      <w:pPr>
+        <w:tabs>
+          <w:tab w:val="num" w:pos="3600"/>
+        </w:tabs>
+        <w:ind w:left="3600" w:hanging="360"/>
+      </w:pPr>
+      <w:rPr>
+        <w:rFonts w:ascii="Wingdings" w:hAnsi="Wingdings" w:hint="default"/>
+        <w:sz w:val="20"/>
+      </w:rPr>
+    </w:lvl>
+    <w:lvl w:ilvl="5" w:tentative="1">
+      <w:start w:val="1"/>
+      <w:numFmt w:val="bullet"/>
+      <w:lvlText w:val=""/>
+      <w:lvlJc w:val="left"/>
+      <w:pPr>
+        <w:tabs>
+          <w:tab w:val="num" w:pos="4320"/>
+        </w:tabs>
+        <w:ind w:left="4320" w:hanging="360"/>
+      </w:pPr>
+      <w:rPr>
+        <w:rFonts w:ascii="Wingdings" w:hAnsi="Wingdings" w:hint="default"/>
+        <w:sz w:val="20"/>
+      </w:rPr>
+    </w:lvl>
+    <w:lvl w:ilvl="6" w:tentative="1">
+      <w:start w:val="1"/>
+      <w:numFmt w:val="bullet"/>
+      <w:lvlText w:val=""/>
+      <w:lvlJc w:val="left"/>
+      <w:pPr>
+        <w:tabs>
+          <w:tab w:val="num" w:pos="5040"/>
+        </w:tabs>
+        <w:ind w:left="5040" w:hanging="360"/>
+      </w:pPr>
+      <w:rPr>
+        <w:rFonts w:ascii="Wingdings" w:hAnsi="Wingdings" w:hint="default"/>
+        <w:sz w:val="20"/>
+      </w:rPr>
+    </w:lvl>
+    <w:lvl w:ilvl="7" w:tentative="1">
+      <w:start w:val="1"/>
+      <w:numFmt w:val="bullet"/>
+      <w:lvlText w:val=""/>
+      <w:lvlJc w:val="left"/>
+      <w:pPr>
+        <w:tabs>
+          <w:tab w:val="num" w:pos="5760"/>
+        </w:tabs>
+        <w:ind w:left="5760" w:hanging="360"/>
+      </w:pPr>
+      <w:rPr>
+        <w:rFonts w:ascii="Wingdings" w:hAnsi="Wingdings" w:hint="default"/>
+        <w:sz w:val="20"/>
+      </w:rPr>
+    </w:lvl>
+    <w:lvl w:ilvl="8" w:tentative="1">
+      <w:start w:val="1"/>
+      <w:numFmt w:val="bullet"/>
+      <w:lvlText w:val=""/>
+      <w:lvlJc w:val="left"/>
+      <w:pPr>
+        <w:tabs>
+          <w:tab w:val="num" w:pos="6480"/>
+        </w:tabs>
+        <w:ind w:left="6480" w:hanging="360"/>
+      </w:pPr>
+      <w:rPr>
+        <w:rFonts w:ascii="Wingdings" w:hAnsi="Wingdings" w:hint="default"/>
+        <w:sz w:val="20"/>
+      </w:rPr>
+    </w:lvl>
+  </w:abstractNum>
+  <w:abstractNum w:abstractNumId="3">
+    <w:nsid w:val="10096BA6"/>
+    <w:multiLevelType w:val="multilevel"/>
+    <w:tmpl w:val="F78A1546"/>
+    <w:lvl w:ilvl="0">
+      <w:start w:val="1"/>
+      <w:numFmt w:val="bullet"/>
+      <w:lvlText w:val=""/>
+      <w:lvlJc w:val="left"/>
+      <w:pPr>
+        <w:tabs>
+          <w:tab w:val="num" w:pos="720"/>
+        </w:tabs>
+        <w:ind w:left="720" w:hanging="360"/>
+      </w:pPr>
+      <w:rPr>
+        <w:rFonts w:ascii="Symbol" w:hAnsi="Symbol" w:hint="default"/>
+        <w:sz w:val="20"/>
+      </w:rPr>
+    </w:lvl>
+    <w:lvl w:ilvl="1" w:tentative="1">
+      <w:start w:val="1"/>
+      <w:numFmt w:val="bullet"/>
+      <w:lvlText w:val="o"/>
+      <w:lvlJc w:val="left"/>
+      <w:pPr>
+        <w:tabs>
+          <w:tab w:val="num" w:pos="1440"/>
+        </w:tabs>
+        <w:ind w:left="1440" w:hanging="360"/>
+      </w:pPr>
+      <w:rPr>
+        <w:rFonts w:ascii="Courier New" w:hAnsi="Courier New" w:hint="default"/>
+        <w:sz w:val="20"/>
+      </w:rPr>
+    </w:lvl>
+    <w:lvl w:ilvl="2" w:tentative="1">
+      <w:start w:val="1"/>
+      <w:numFmt w:val="bullet"/>
+      <w:lvlText w:val=""/>
+      <w:lvlJc w:val="left"/>
+      <w:pPr>
+        <w:tabs>
+          <w:tab w:val="num" w:pos="2160"/>
+        </w:tabs>
+        <w:ind w:left="2160" w:hanging="360"/>
+      </w:pPr>
+      <w:rPr>
+        <w:rFonts w:ascii="Wingdings" w:hAnsi="Wingdings" w:hint="default"/>
+        <w:sz w:val="20"/>
+      </w:rPr>
+    </w:lvl>
+    <w:lvl w:ilvl="3" w:tentative="1">
+      <w:start w:val="1"/>
+      <w:numFmt w:val="bullet"/>
+      <w:lvlText w:val=""/>
+      <w:lvlJc w:val="left"/>
+      <w:pPr>
+        <w:tabs>
+          <w:tab w:val="num" w:pos="2880"/>
+        </w:tabs>
+        <w:ind w:left="2880" w:hanging="360"/>
+      </w:pPr>
+      <w:rPr>
+        <w:rFonts w:ascii="Wingdings" w:hAnsi="Wingdings" w:hint="default"/>
+        <w:sz w:val="20"/>
+      </w:rPr>
+    </w:lvl>
+    <w:lvl w:ilvl="4" w:tentative="1">
+      <w:start w:val="1"/>
+      <w:numFmt w:val="bullet"/>
+      <w:lvlText w:val=""/>
+      <w:lvlJc w:val="left"/>
+      <w:pPr>
+        <w:tabs>
+          <w:tab w:val="num" w:pos="3600"/>
+        </w:tabs>
+        <w:ind w:left="3600" w:hanging="360"/>
+      </w:pPr>
+      <w:rPr>
+        <w:rFonts w:ascii="Wingdings" w:hAnsi="Wingdings" w:hint="default"/>
+        <w:sz w:val="20"/>
+      </w:rPr>
+    </w:lvl>
+    <w:lvl w:ilvl="5" w:tentative="1">
+      <w:start w:val="1"/>
+      <w:numFmt w:val="bullet"/>
+      <w:lvlText w:val=""/>
+      <w:lvlJc w:val="left"/>
+      <w:pPr>
+        <w:tabs>
+          <w:tab w:val="num" w:pos="4320"/>
+        </w:tabs>
+        <w:ind w:left="4320" w:hanging="360"/>
+      </w:pPr>
+      <w:rPr>
+        <w:rFonts w:ascii="Wingdings" w:hAnsi="Wingdings" w:hint="default"/>
+        <w:sz w:val="20"/>
+      </w:rPr>
+    </w:lvl>
+    <w:lvl w:ilvl="6" w:tentative="1">
+      <w:start w:val="1"/>
+      <w:numFmt w:val="bullet"/>
+      <w:lvlText w:val=""/>
+      <w:lvlJc w:val="left"/>
+      <w:pPr>
+        <w:tabs>
+          <w:tab w:val="num" w:pos="5040"/>
+        </w:tabs>
+        <w:ind w:left="5040" w:hanging="360"/>
+      </w:pPr>
+      <w:rPr>
+        <w:rFonts w:ascii="Wingdings" w:hAnsi="Wingdings" w:hint="default"/>
+        <w:sz w:val="20"/>
+      </w:rPr>
+    </w:lvl>
+    <w:lvl w:ilvl="7" w:tentative="1">
+      <w:start w:val="1"/>
+      <w:numFmt w:val="bullet"/>
+      <w:lvlText w:val=""/>
+      <w:lvlJc w:val="left"/>
+      <w:pPr>
+        <w:tabs>
+          <w:tab w:val="num" w:pos="5760"/>
+        </w:tabs>
+        <w:ind w:left="5760" w:hanging="360"/>
+      </w:pPr>
+      <w:rPr>
+        <w:rFonts w:ascii="Wingdings" w:hAnsi="Wingdings" w:hint="default"/>
+        <w:sz w:val="20"/>
+      </w:rPr>
+    </w:lvl>
+    <w:lvl w:ilvl="8" w:tentative="1">
+      <w:start w:val="1"/>
+      <w:numFmt w:val="bullet"/>
+      <w:lvlText w:val=""/>
+      <w:lvlJc w:val="left"/>
+      <w:pPr>
+        <w:tabs>
+          <w:tab w:val="num" w:pos="6480"/>
+        </w:tabs>
+        <w:ind w:left="6480" w:hanging="360"/>
+      </w:pPr>
+      <w:rPr>
+        <w:rFonts w:ascii="Wingdings" w:hAnsi="Wingdings" w:hint="default"/>
+        <w:sz w:val="20"/>
+      </w:rPr>
+    </w:lvl>
+  </w:abstractNum>
+  <w:abstractNum w:abstractNumId="4">
+    <w:nsid w:val="21C07121"/>
+    <w:multiLevelType w:val="multilevel"/>
+    <w:tmpl w:val="902C531E"/>
+    <w:lvl w:ilvl="0">
+      <w:start w:val="1"/>
+      <w:numFmt w:val="bullet"/>
+      <w:lvlText w:val=""/>
+      <w:lvlJc w:val="left"/>
+      <w:pPr>
+        <w:tabs>
+          <w:tab w:val="num" w:pos="720"/>
+        </w:tabs>
+        <w:ind w:left="720" w:hanging="360"/>
+      </w:pPr>
+      <w:rPr>
+        <w:rFonts w:ascii="Symbol" w:hAnsi="Symbol" w:hint="default"/>
+        <w:sz w:val="20"/>
+      </w:rPr>
+    </w:lvl>
+    <w:lvl w:ilvl="1" w:tentative="1">
+      <w:start w:val="1"/>
+      <w:numFmt w:val="bullet"/>
+      <w:lvlText w:val="o"/>
+      <w:lvlJc w:val="left"/>
+      <w:pPr>
+        <w:tabs>
+          <w:tab w:val="num" w:pos="1440"/>
+        </w:tabs>
+        <w:ind w:left="1440" w:hanging="360"/>
+      </w:pPr>
+      <w:rPr>
+        <w:rFonts w:ascii="Courier New" w:hAnsi="Courier New" w:hint="default"/>
+        <w:sz w:val="20"/>
+      </w:rPr>
+    </w:lvl>
+    <w:lvl w:ilvl="2" w:tentative="1">
+      <w:start w:val="1"/>
+      <w:numFmt w:val="bullet"/>
+      <w:lvlText w:val=""/>
+      <w:lvlJc w:val="left"/>
+      <w:pPr>
+        <w:tabs>
+          <w:tab w:val="num" w:pos="2160"/>
+        </w:tabs>
+        <w:ind w:left="2160" w:hanging="360"/>
+      </w:pPr>
+      <w:rPr>
+        <w:rFonts w:ascii="Wingdings" w:hAnsi="Wingdings" w:hint="default"/>
+        <w:sz w:val="20"/>
+      </w:rPr>
+    </w:lvl>
+    <w:lvl w:ilvl="3" w:tentative="1">
+      <w:start w:val="1"/>
+      <w:numFmt w:val="bullet"/>
+      <w:lvlText w:val=""/>
+      <w:lvlJc w:val="left"/>
+      <w:pPr>
+        <w:tabs>
+          <w:tab w:val="num" w:pos="2880"/>
+        </w:tabs>
+        <w:ind w:left="2880" w:hanging="360"/>
+      </w:pPr>
+      <w:rPr>
+        <w:rFonts w:ascii="Wingdings" w:hAnsi="Wingdings" w:hint="default"/>
+        <w:sz w:val="20"/>
+      </w:rPr>
+    </w:lvl>
+    <w:lvl w:ilvl="4" w:tentative="1">
+      <w:start w:val="1"/>
+      <w:numFmt w:val="bullet"/>
+      <w:lvlText w:val=""/>
+      <w:lvlJc w:val="left"/>
+      <w:pPr>
+        <w:tabs>
+          <w:tab w:val="num" w:pos="3600"/>
+        </w:tabs>
+        <w:ind w:left="3600" w:hanging="360"/>
+      </w:pPr>
+      <w:rPr>
+        <w:rFonts w:ascii="Wingdings" w:hAnsi="Wingdings" w:hint="default"/>
+        <w:sz w:val="20"/>
+      </w:rPr>
+    </w:lvl>
+    <w:lvl w:ilvl="5" w:tentative="1">
+      <w:start w:val="1"/>
+      <w:numFmt w:val="bullet"/>
+      <w:lvlText w:val=""/>
+      <w:lvlJc w:val="left"/>
+      <w:pPr>
+        <w:tabs>
+          <w:tab w:val="num" w:pos="4320"/>
+        </w:tabs>
+        <w:ind w:left="4320" w:hanging="360"/>
+      </w:pPr>
+      <w:rPr>
+        <w:rFonts w:ascii="Wingdings" w:hAnsi="Wingdings" w:hint="default"/>
+        <w:sz w:val="20"/>
+      </w:rPr>
+    </w:lvl>
+    <w:lvl w:ilvl="6" w:tentative="1">
+      <w:start w:val="1"/>
+      <w:numFmt w:val="bullet"/>
+      <w:lvlText w:val=""/>
+      <w:lvlJc w:val="left"/>
+      <w:pPr>
+        <w:tabs>
+          <w:tab w:val="num" w:pos="5040"/>
+        </w:tabs>
+        <w:ind w:left="5040" w:hanging="360"/>
+      </w:pPr>
+      <w:rPr>
+        <w:rFonts w:ascii="Wingdings" w:hAnsi="Wingdings" w:hint="default"/>
+        <w:sz w:val="20"/>
+      </w:rPr>
+    </w:lvl>
+    <w:lvl w:ilvl="7" w:tentative="1">
+      <w:start w:val="1"/>
+      <w:numFmt w:val="bullet"/>
+      <w:lvlText w:val=""/>
+      <w:lvlJc w:val="left"/>
+      <w:pPr>
+        <w:tabs>
+          <w:tab w:val="num" w:pos="5760"/>
+        </w:tabs>
+        <w:ind w:left="5760" w:hanging="360"/>
+      </w:pPr>
+      <w:rPr>
+        <w:rFonts w:ascii="Wingdings" w:hAnsi="Wingdings" w:hint="default"/>
+        <w:sz w:val="20"/>
+      </w:rPr>
+    </w:lvl>
+    <w:lvl w:ilvl="8" w:tentative="1">
+      <w:start w:val="1"/>
+      <w:numFmt w:val="bullet"/>
+      <w:lvlText w:val=""/>
+      <w:lvlJc w:val="left"/>
+      <w:pPr>
+        <w:tabs>
+          <w:tab w:val="num" w:pos="6480"/>
+        </w:tabs>
+        <w:ind w:left="6480" w:hanging="360"/>
+      </w:pPr>
+      <w:rPr>
+        <w:rFonts w:ascii="Wingdings" w:hAnsi="Wingdings" w:hint="default"/>
+        <w:sz w:val="20"/>
+      </w:rPr>
+    </w:lvl>
+  </w:abstractNum>
+  <w:abstractNum w:abstractNumId="5">
     <w:nsid w:val="22A29626"/>
     <w:multiLevelType w:val="hybridMultilevel"/>
     <w:tmpl w:val="00000000"/>
@@ -2878,7 +3511,454 @@
       </w:rPr>
     </w:lvl>
   </w:abstractNum>
-  <w:abstractNum w:abstractNumId="3">
+  <w:abstractNum w:abstractNumId="6">
+    <w:nsid w:val="30BB2E19"/>
+    <w:multiLevelType w:val="multilevel"/>
+    <w:tmpl w:val="5C28F0FC"/>
+    <w:lvl w:ilvl="0">
+      <w:start w:val="1"/>
+      <w:numFmt w:val="bullet"/>
+      <w:lvlText w:val=""/>
+      <w:lvlJc w:val="left"/>
+      <w:pPr>
+        <w:tabs>
+          <w:tab w:val="num" w:pos="720"/>
+        </w:tabs>
+        <w:ind w:left="720" w:hanging="360"/>
+      </w:pPr>
+      <w:rPr>
+        <w:rFonts w:ascii="Symbol" w:hAnsi="Symbol" w:hint="default"/>
+        <w:sz w:val="20"/>
+      </w:rPr>
+    </w:lvl>
+    <w:lvl w:ilvl="1" w:tentative="1">
+      <w:start w:val="1"/>
+      <w:numFmt w:val="bullet"/>
+      <w:lvlText w:val="o"/>
+      <w:lvlJc w:val="left"/>
+      <w:pPr>
+        <w:tabs>
+          <w:tab w:val="num" w:pos="1440"/>
+        </w:tabs>
+        <w:ind w:left="1440" w:hanging="360"/>
+      </w:pPr>
+      <w:rPr>
+        <w:rFonts w:ascii="Courier New" w:hAnsi="Courier New" w:hint="default"/>
+        <w:sz w:val="20"/>
+      </w:rPr>
+    </w:lvl>
+    <w:lvl w:ilvl="2" w:tentative="1">
+      <w:start w:val="1"/>
+      <w:numFmt w:val="bullet"/>
+      <w:lvlText w:val=""/>
+      <w:lvlJc w:val="left"/>
+      <w:pPr>
+        <w:tabs>
+          <w:tab w:val="num" w:pos="2160"/>
+        </w:tabs>
+        <w:ind w:left="2160" w:hanging="360"/>
+      </w:pPr>
+      <w:rPr>
+        <w:rFonts w:ascii="Wingdings" w:hAnsi="Wingdings" w:hint="default"/>
+        <w:sz w:val="20"/>
+      </w:rPr>
+    </w:lvl>
+    <w:lvl w:ilvl="3" w:tentative="1">
+      <w:start w:val="1"/>
+      <w:numFmt w:val="bullet"/>
+      <w:lvlText w:val=""/>
+      <w:lvlJc w:val="left"/>
+      <w:pPr>
+        <w:tabs>
+          <w:tab w:val="num" w:pos="2880"/>
+        </w:tabs>
+        <w:ind w:left="2880" w:hanging="360"/>
+      </w:pPr>
+      <w:rPr>
+        <w:rFonts w:ascii="Wingdings" w:hAnsi="Wingdings" w:hint="default"/>
+        <w:sz w:val="20"/>
+      </w:rPr>
+    </w:lvl>
+    <w:lvl w:ilvl="4" w:tentative="1">
+      <w:start w:val="1"/>
+      <w:numFmt w:val="bullet"/>
+      <w:lvlText w:val=""/>
+      <w:lvlJc w:val="left"/>
+      <w:pPr>
+        <w:tabs>
+          <w:tab w:val="num" w:pos="3600"/>
+        </w:tabs>
+        <w:ind w:left="3600" w:hanging="360"/>
+      </w:pPr>
+      <w:rPr>
+        <w:rFonts w:ascii="Wingdings" w:hAnsi="Wingdings" w:hint="default"/>
+        <w:sz w:val="20"/>
+      </w:rPr>
+    </w:lvl>
+    <w:lvl w:ilvl="5" w:tentative="1">
+      <w:start w:val="1"/>
+      <w:numFmt w:val="bullet"/>
+      <w:lvlText w:val=""/>
+      <w:lvlJc w:val="left"/>
+      <w:pPr>
+        <w:tabs>
+          <w:tab w:val="num" w:pos="4320"/>
+        </w:tabs>
+        <w:ind w:left="4320" w:hanging="360"/>
+      </w:pPr>
+      <w:rPr>
+        <w:rFonts w:ascii="Wingdings" w:hAnsi="Wingdings" w:hint="default"/>
+        <w:sz w:val="20"/>
+      </w:rPr>
+    </w:lvl>
+    <w:lvl w:ilvl="6" w:tentative="1">
+      <w:start w:val="1"/>
+      <w:numFmt w:val="bullet"/>
+      <w:lvlText w:val=""/>
+      <w:lvlJc w:val="left"/>
+      <w:pPr>
+        <w:tabs>
+          <w:tab w:val="num" w:pos="5040"/>
+        </w:tabs>
+        <w:ind w:left="5040" w:hanging="360"/>
+      </w:pPr>
+      <w:rPr>
+        <w:rFonts w:ascii="Wingdings" w:hAnsi="Wingdings" w:hint="default"/>
+        <w:sz w:val="20"/>
+      </w:rPr>
+    </w:lvl>
+    <w:lvl w:ilvl="7" w:tentative="1">
+      <w:start w:val="1"/>
+      <w:numFmt w:val="bullet"/>
+      <w:lvlText w:val=""/>
+      <w:lvlJc w:val="left"/>
+      <w:pPr>
+        <w:tabs>
+          <w:tab w:val="num" w:pos="5760"/>
+        </w:tabs>
+        <w:ind w:left="5760" w:hanging="360"/>
+      </w:pPr>
+      <w:rPr>
+        <w:rFonts w:ascii="Wingdings" w:hAnsi="Wingdings" w:hint="default"/>
+        <w:sz w:val="20"/>
+      </w:rPr>
+    </w:lvl>
+    <w:lvl w:ilvl="8" w:tentative="1">
+      <w:start w:val="1"/>
+      <w:numFmt w:val="bullet"/>
+      <w:lvlText w:val=""/>
+      <w:lvlJc w:val="left"/>
+      <w:pPr>
+        <w:tabs>
+          <w:tab w:val="num" w:pos="6480"/>
+        </w:tabs>
+        <w:ind w:left="6480" w:hanging="360"/>
+      </w:pPr>
+      <w:rPr>
+        <w:rFonts w:ascii="Wingdings" w:hAnsi="Wingdings" w:hint="default"/>
+        <w:sz w:val="20"/>
+      </w:rPr>
+    </w:lvl>
+  </w:abstractNum>
+  <w:abstractNum w:abstractNumId="7">
+    <w:nsid w:val="4BC052EE"/>
+    <w:multiLevelType w:val="multilevel"/>
+    <w:tmpl w:val="7E564BF8"/>
+    <w:lvl w:ilvl="0">
+      <w:start w:val="1"/>
+      <w:numFmt w:val="bullet"/>
+      <w:lvlText w:val=""/>
+      <w:lvlJc w:val="left"/>
+      <w:pPr>
+        <w:tabs>
+          <w:tab w:val="num" w:pos="720"/>
+        </w:tabs>
+        <w:ind w:left="720" w:hanging="360"/>
+      </w:pPr>
+      <w:rPr>
+        <w:rFonts w:ascii="Symbol" w:hAnsi="Symbol" w:hint="default"/>
+        <w:sz w:val="20"/>
+      </w:rPr>
+    </w:lvl>
+    <w:lvl w:ilvl="1" w:tentative="1">
+      <w:start w:val="1"/>
+      <w:numFmt w:val="bullet"/>
+      <w:lvlText w:val="o"/>
+      <w:lvlJc w:val="left"/>
+      <w:pPr>
+        <w:tabs>
+          <w:tab w:val="num" w:pos="1440"/>
+        </w:tabs>
+        <w:ind w:left="1440" w:hanging="360"/>
+      </w:pPr>
+      <w:rPr>
+        <w:rFonts w:ascii="Courier New" w:hAnsi="Courier New" w:hint="default"/>
+        <w:sz w:val="20"/>
+      </w:rPr>
+    </w:lvl>
+    <w:lvl w:ilvl="2" w:tentative="1">
+      <w:start w:val="1"/>
+      <w:numFmt w:val="bullet"/>
+      <w:lvlText w:val=""/>
+      <w:lvlJc w:val="left"/>
+      <w:pPr>
+        <w:tabs>
+          <w:tab w:val="num" w:pos="2160"/>
+        </w:tabs>
+        <w:ind w:left="2160" w:hanging="360"/>
+      </w:pPr>
+      <w:rPr>
+        <w:rFonts w:ascii="Wingdings" w:hAnsi="Wingdings" w:hint="default"/>
+        <w:sz w:val="20"/>
+      </w:rPr>
+    </w:lvl>
+    <w:lvl w:ilvl="3" w:tentative="1">
+      <w:start w:val="1"/>
+      <w:numFmt w:val="bullet"/>
+      <w:lvlText w:val=""/>
+      <w:lvlJc w:val="left"/>
+      <w:pPr>
+        <w:tabs>
+          <w:tab w:val="num" w:pos="2880"/>
+        </w:tabs>
+        <w:ind w:left="2880" w:hanging="360"/>
+      </w:pPr>
+      <w:rPr>
+        <w:rFonts w:ascii="Wingdings" w:hAnsi="Wingdings" w:hint="default"/>
+        <w:sz w:val="20"/>
+      </w:rPr>
+    </w:lvl>
+    <w:lvl w:ilvl="4" w:tentative="1">
+      <w:start w:val="1"/>
+      <w:numFmt w:val="bullet"/>
+      <w:lvlText w:val=""/>
+      <w:lvlJc w:val="left"/>
+      <w:pPr>
+        <w:tabs>
+          <w:tab w:val="num" w:pos="3600"/>
+        </w:tabs>
+        <w:ind w:left="3600" w:hanging="360"/>
+      </w:pPr>
+      <w:rPr>
+        <w:rFonts w:ascii="Wingdings" w:hAnsi="Wingdings" w:hint="default"/>
+        <w:sz w:val="20"/>
+      </w:rPr>
+    </w:lvl>
+    <w:lvl w:ilvl="5" w:tentative="1">
+      <w:start w:val="1"/>
+      <w:numFmt w:val="bullet"/>
+      <w:lvlText w:val=""/>
+      <w:lvlJc w:val="left"/>
+      <w:pPr>
+        <w:tabs>
+          <w:tab w:val="num" w:pos="4320"/>
+        </w:tabs>
+        <w:ind w:left="4320" w:hanging="360"/>
+      </w:pPr>
+      <w:rPr>
+        <w:rFonts w:ascii="Wingdings" w:hAnsi="Wingdings" w:hint="default"/>
+        <w:sz w:val="20"/>
+      </w:rPr>
+    </w:lvl>
+    <w:lvl w:ilvl="6" w:tentative="1">
+      <w:start w:val="1"/>
+      <w:numFmt w:val="bullet"/>
+      <w:lvlText w:val=""/>
+      <w:lvlJc w:val="left"/>
+      <w:pPr>
+        <w:tabs>
+          <w:tab w:val="num" w:pos="5040"/>
+        </w:tabs>
+        <w:ind w:left="5040" w:hanging="360"/>
+      </w:pPr>
+      <w:rPr>
+        <w:rFonts w:ascii="Wingdings" w:hAnsi="Wingdings" w:hint="default"/>
+        <w:sz w:val="20"/>
+      </w:rPr>
+    </w:lvl>
+    <w:lvl w:ilvl="7" w:tentative="1">
+      <w:start w:val="1"/>
+      <w:numFmt w:val="bullet"/>
+      <w:lvlText w:val=""/>
+      <w:lvlJc w:val="left"/>
+      <w:pPr>
+        <w:tabs>
+          <w:tab w:val="num" w:pos="5760"/>
+        </w:tabs>
+        <w:ind w:left="5760" w:hanging="360"/>
+      </w:pPr>
+      <w:rPr>
+        <w:rFonts w:ascii="Wingdings" w:hAnsi="Wingdings" w:hint="default"/>
+        <w:sz w:val="20"/>
+      </w:rPr>
+    </w:lvl>
+    <w:lvl w:ilvl="8" w:tentative="1">
+      <w:start w:val="1"/>
+      <w:numFmt w:val="bullet"/>
+      <w:lvlText w:val=""/>
+      <w:lvlJc w:val="left"/>
+      <w:pPr>
+        <w:tabs>
+          <w:tab w:val="num" w:pos="6480"/>
+        </w:tabs>
+        <w:ind w:left="6480" w:hanging="360"/>
+      </w:pPr>
+      <w:rPr>
+        <w:rFonts w:ascii="Wingdings" w:hAnsi="Wingdings" w:hint="default"/>
+        <w:sz w:val="20"/>
+      </w:rPr>
+    </w:lvl>
+  </w:abstractNum>
+  <w:abstractNum w:abstractNumId="8">
+    <w:nsid w:val="4C2D19E1"/>
+    <w:multiLevelType w:val="multilevel"/>
+    <w:tmpl w:val="2A0EAE82"/>
+    <w:lvl w:ilvl="0">
+      <w:start w:val="1"/>
+      <w:numFmt w:val="bullet"/>
+      <w:lvlText w:val=""/>
+      <w:lvlJc w:val="left"/>
+      <w:pPr>
+        <w:tabs>
+          <w:tab w:val="num" w:pos="720"/>
+        </w:tabs>
+        <w:ind w:left="720" w:hanging="360"/>
+      </w:pPr>
+      <w:rPr>
+        <w:rFonts w:ascii="Symbol" w:hAnsi="Symbol" w:hint="default"/>
+        <w:sz w:val="20"/>
+      </w:rPr>
+    </w:lvl>
+    <w:lvl w:ilvl="1" w:tentative="1">
+      <w:start w:val="1"/>
+      <w:numFmt w:val="bullet"/>
+      <w:lvlText w:val="o"/>
+      <w:lvlJc w:val="left"/>
+      <w:pPr>
+        <w:tabs>
+          <w:tab w:val="num" w:pos="1440"/>
+        </w:tabs>
+        <w:ind w:left="1440" w:hanging="360"/>
+      </w:pPr>
+      <w:rPr>
+        <w:rFonts w:ascii="Courier New" w:hAnsi="Courier New" w:hint="default"/>
+        <w:sz w:val="20"/>
+      </w:rPr>
+    </w:lvl>
+    <w:lvl w:ilvl="2" w:tentative="1">
+      <w:start w:val="1"/>
+      <w:numFmt w:val="bullet"/>
+      <w:lvlText w:val=""/>
+      <w:lvlJc w:val="left"/>
+      <w:pPr>
+        <w:tabs>
+          <w:tab w:val="num" w:pos="2160"/>
+        </w:tabs>
+        <w:ind w:left="2160" w:hanging="360"/>
+      </w:pPr>
+      <w:rPr>
+        <w:rFonts w:ascii="Wingdings" w:hAnsi="Wingdings" w:hint="default"/>
+        <w:sz w:val="20"/>
+      </w:rPr>
+    </w:lvl>
+    <w:lvl w:ilvl="3" w:tentative="1">
+      <w:start w:val="1"/>
+      <w:numFmt w:val="bullet"/>
+      <w:lvlText w:val=""/>
+      <w:lvlJc w:val="left"/>
+      <w:pPr>
+        <w:tabs>
+          <w:tab w:val="num" w:pos="2880"/>
+        </w:tabs>
+        <w:ind w:left="2880" w:hanging="360"/>
+      </w:pPr>
+      <w:rPr>
+        <w:rFonts w:ascii="Wingdings" w:hAnsi="Wingdings" w:hint="default"/>
+        <w:sz w:val="20"/>
+      </w:rPr>
+    </w:lvl>
+    <w:lvl w:ilvl="4" w:tentative="1">
+      <w:start w:val="1"/>
+      <w:numFmt w:val="bullet"/>
+      <w:lvlText w:val=""/>
+      <w:lvlJc w:val="left"/>
+      <w:pPr>
+        <w:tabs>
+          <w:tab w:val="num" w:pos="3600"/>
+        </w:tabs>
+        <w:ind w:left="3600" w:hanging="360"/>
+      </w:pPr>
+      <w:rPr>
+        <w:rFonts w:ascii="Wingdings" w:hAnsi="Wingdings" w:hint="default"/>
+        <w:sz w:val="20"/>
+      </w:rPr>
+    </w:lvl>
+    <w:lvl w:ilvl="5" w:tentative="1">
+      <w:start w:val="1"/>
+      <w:numFmt w:val="bullet"/>
+      <w:lvlText w:val=""/>
+      <w:lvlJc w:val="left"/>
+      <w:pPr>
+        <w:tabs>
+          <w:tab w:val="num" w:pos="4320"/>
+        </w:tabs>
+        <w:ind w:left="4320" w:hanging="360"/>
+      </w:pPr>
+      <w:rPr>
+        <w:rFonts w:ascii="Wingdings" w:hAnsi="Wingdings" w:hint="default"/>
+        <w:sz w:val="20"/>
+      </w:rPr>
+    </w:lvl>
+    <w:lvl w:ilvl="6" w:tentative="1">
+      <w:start w:val="1"/>
+      <w:numFmt w:val="bullet"/>
+      <w:lvlText w:val=""/>
+      <w:lvlJc w:val="left"/>
+      <w:pPr>
+        <w:tabs>
+          <w:tab w:val="num" w:pos="5040"/>
+        </w:tabs>
+        <w:ind w:left="5040" w:hanging="360"/>
+      </w:pPr>
+      <w:rPr>
+        <w:rFonts w:ascii="Wingdings" w:hAnsi="Wingdings" w:hint="default"/>
+        <w:sz w:val="20"/>
+      </w:rPr>
+    </w:lvl>
+    <w:lvl w:ilvl="7" w:tentative="1">
+      <w:start w:val="1"/>
+      <w:numFmt w:val="bullet"/>
+      <w:lvlText w:val=""/>
+      <w:lvlJc w:val="left"/>
+      <w:pPr>
+        <w:tabs>
+          <w:tab w:val="num" w:pos="5760"/>
+        </w:tabs>
+        <w:ind w:left="5760" w:hanging="360"/>
+      </w:pPr>
+      <w:rPr>
+        <w:rFonts w:ascii="Wingdings" w:hAnsi="Wingdings" w:hint="default"/>
+        <w:sz w:val="20"/>
+      </w:rPr>
+    </w:lvl>
+    <w:lvl w:ilvl="8" w:tentative="1">
+      <w:start w:val="1"/>
+      <w:numFmt w:val="bullet"/>
+      <w:lvlText w:val=""/>
+      <w:lvlJc w:val="left"/>
+      <w:pPr>
+        <w:tabs>
+          <w:tab w:val="num" w:pos="6480"/>
+        </w:tabs>
+        <w:ind w:left="6480" w:hanging="360"/>
+      </w:pPr>
+      <w:rPr>
+        <w:rFonts w:ascii="Wingdings" w:hAnsi="Wingdings" w:hint="default"/>
+        <w:sz w:val="20"/>
+      </w:rPr>
+    </w:lvl>
+  </w:abstractNum>
+  <w:abstractNum w:abstractNumId="9">
     <w:nsid w:val="526F04E1"/>
     <w:multiLevelType w:val="hybridMultilevel"/>
     <w:tmpl w:val="00000000"/>
@@ -2991,7 +4071,7 @@
       </w:rPr>
     </w:lvl>
   </w:abstractNum>
-  <w:abstractNum w:abstractNumId="4">
+  <w:abstractNum w:abstractNumId="10">
     <w:nsid w:val="73891489"/>
     <w:multiLevelType w:val="hybridMultilevel"/>
     <w:tmpl w:val="00000000"/>
@@ -3101,6 +4181,155 @@
       </w:pPr>
       <w:rPr>
         <w:rFonts w:ascii="Noto Sans Symbols" w:eastAsia="Noto Sans Symbols" w:hAnsi="Noto Sans Symbols" w:cs="Noto Sans Symbols"/>
+      </w:rPr>
+    </w:lvl>
+  </w:abstractNum>
+  <w:abstractNum w:abstractNumId="11">
+    <w:nsid w:val="7BC21B53"/>
+    <w:multiLevelType w:val="multilevel"/>
+    <w:tmpl w:val="CA4E96AA"/>
+    <w:lvl w:ilvl="0">
+      <w:start w:val="1"/>
+      <w:numFmt w:val="bullet"/>
+      <w:lvlText w:val=""/>
+      <w:lvlJc w:val="left"/>
+      <w:pPr>
+        <w:tabs>
+          <w:tab w:val="num" w:pos="720"/>
+        </w:tabs>
+        <w:ind w:left="720" w:hanging="360"/>
+      </w:pPr>
+      <w:rPr>
+        <w:rFonts w:ascii="Symbol" w:hAnsi="Symbol" w:hint="default"/>
+        <w:sz w:val="20"/>
+      </w:rPr>
+    </w:lvl>
+    <w:lvl w:ilvl="1" w:tentative="1">
+      <w:start w:val="1"/>
+      <w:numFmt w:val="bullet"/>
+      <w:lvlText w:val="o"/>
+      <w:lvlJc w:val="left"/>
+      <w:pPr>
+        <w:tabs>
+          <w:tab w:val="num" w:pos="1440"/>
+        </w:tabs>
+        <w:ind w:left="1440" w:hanging="360"/>
+      </w:pPr>
+      <w:rPr>
+        <w:rFonts w:ascii="Courier New" w:hAnsi="Courier New" w:hint="default"/>
+        <w:sz w:val="20"/>
+      </w:rPr>
+    </w:lvl>
+    <w:lvl w:ilvl="2" w:tentative="1">
+      <w:start w:val="1"/>
+      <w:numFmt w:val="bullet"/>
+      <w:lvlText w:val=""/>
+      <w:lvlJc w:val="left"/>
+      <w:pPr>
+        <w:tabs>
+          <w:tab w:val="num" w:pos="2160"/>
+        </w:tabs>
+        <w:ind w:left="2160" w:hanging="360"/>
+      </w:pPr>
+      <w:rPr>
+        <w:rFonts w:ascii="Wingdings" w:hAnsi="Wingdings" w:hint="default"/>
+        <w:sz w:val="20"/>
+      </w:rPr>
+    </w:lvl>
+    <w:lvl w:ilvl="3" w:tentative="1">
+      <w:start w:val="1"/>
+      <w:numFmt w:val="bullet"/>
+      <w:lvlText w:val=""/>
+      <w:lvlJc w:val="left"/>
+      <w:pPr>
+        <w:tabs>
+          <w:tab w:val="num" w:pos="2880"/>
+        </w:tabs>
+        <w:ind w:left="2880" w:hanging="360"/>
+      </w:pPr>
+      <w:rPr>
+        <w:rFonts w:ascii="Wingdings" w:hAnsi="Wingdings" w:hint="default"/>
+        <w:sz w:val="20"/>
+      </w:rPr>
+    </w:lvl>
+    <w:lvl w:ilvl="4" w:tentative="1">
+      <w:start w:val="1"/>
+      <w:numFmt w:val="bullet"/>
+      <w:lvlText w:val=""/>
+      <w:lvlJc w:val="left"/>
+      <w:pPr>
+        <w:tabs>
+          <w:tab w:val="num" w:pos="3600"/>
+        </w:tabs>
+        <w:ind w:left="3600" w:hanging="360"/>
+      </w:pPr>
+      <w:rPr>
+        <w:rFonts w:ascii="Wingdings" w:hAnsi="Wingdings" w:hint="default"/>
+        <w:sz w:val="20"/>
+      </w:rPr>
+    </w:lvl>
+    <w:lvl w:ilvl="5" w:tentative="1">
+      <w:start w:val="1"/>
+      <w:numFmt w:val="bullet"/>
+      <w:lvlText w:val=""/>
+      <w:lvlJc w:val="left"/>
+      <w:pPr>
+        <w:tabs>
+          <w:tab w:val="num" w:pos="4320"/>
+        </w:tabs>
+        <w:ind w:left="4320" w:hanging="360"/>
+      </w:pPr>
+      <w:rPr>
+        <w:rFonts w:ascii="Wingdings" w:hAnsi="Wingdings" w:hint="default"/>
+        <w:sz w:val="20"/>
+      </w:rPr>
+    </w:lvl>
+    <w:lvl w:ilvl="6" w:tentative="1">
+      <w:start w:val="1"/>
+      <w:numFmt w:val="bullet"/>
+      <w:lvlText w:val=""/>
+      <w:lvlJc w:val="left"/>
+      <w:pPr>
+        <w:tabs>
+          <w:tab w:val="num" w:pos="5040"/>
+        </w:tabs>
+        <w:ind w:left="5040" w:hanging="360"/>
+      </w:pPr>
+      <w:rPr>
+        <w:rFonts w:ascii="Wingdings" w:hAnsi="Wingdings" w:hint="default"/>
+        <w:sz w:val="20"/>
+      </w:rPr>
+    </w:lvl>
+    <w:lvl w:ilvl="7" w:tentative="1">
+      <w:start w:val="1"/>
+      <w:numFmt w:val="bullet"/>
+      <w:lvlText w:val=""/>
+      <w:lvlJc w:val="left"/>
+      <w:pPr>
+        <w:tabs>
+          <w:tab w:val="num" w:pos="5760"/>
+        </w:tabs>
+        <w:ind w:left="5760" w:hanging="360"/>
+      </w:pPr>
+      <w:rPr>
+        <w:rFonts w:ascii="Wingdings" w:hAnsi="Wingdings" w:hint="default"/>
+        <w:sz w:val="20"/>
+      </w:rPr>
+    </w:lvl>
+    <w:lvl w:ilvl="8" w:tentative="1">
+      <w:start w:val="1"/>
+      <w:numFmt w:val="bullet"/>
+      <w:lvlText w:val=""/>
+      <w:lvlJc w:val="left"/>
+      <w:pPr>
+        <w:tabs>
+          <w:tab w:val="num" w:pos="6480"/>
+        </w:tabs>
+        <w:ind w:left="6480" w:hanging="360"/>
+      </w:pPr>
+      <w:rPr>
+        <w:rFonts w:ascii="Wingdings" w:hAnsi="Wingdings" w:hint="default"/>
+        <w:sz w:val="20"/>
       </w:rPr>
     </w:lvl>
   </w:abstractNum>
@@ -3108,16 +4337,37 @@
     <w:abstractNumId w:val="1"/>
   </w:num>
   <w:num w:numId="2">
-    <w:abstractNumId w:val="3"/>
+    <w:abstractNumId w:val="9"/>
   </w:num>
   <w:num w:numId="3">
-    <w:abstractNumId w:val="4"/>
+    <w:abstractNumId w:val="10"/>
   </w:num>
   <w:num w:numId="4">
-    <w:abstractNumId w:val="2"/>
+    <w:abstractNumId w:val="5"/>
   </w:num>
   <w:num w:numId="5">
     <w:abstractNumId w:val="0"/>
+  </w:num>
+  <w:num w:numId="6">
+    <w:abstractNumId w:val="2"/>
+  </w:num>
+  <w:num w:numId="7">
+    <w:abstractNumId w:val="7"/>
+  </w:num>
+  <w:num w:numId="8">
+    <w:abstractNumId w:val="11"/>
+  </w:num>
+  <w:num w:numId="9">
+    <w:abstractNumId w:val="8"/>
+  </w:num>
+  <w:num w:numId="10">
+    <w:abstractNumId w:val="4"/>
+  </w:num>
+  <w:num w:numId="11">
+    <w:abstractNumId w:val="3"/>
+  </w:num>
+  <w:num w:numId="12">
+    <w:abstractNumId w:val="6"/>
   </w:num>
 </w:numbering>
 </file>
@@ -3564,6 +4814,39 @@
       <w:szCs w:val="48"/>
     </w:rPr>
   </w:style>
+  <w:style w:type="character" w:styleId="Strong">
+    <w:name w:val="Strong"/>
+    <w:basedOn w:val="DefaultParagraphFont"/>
+    <w:uiPriority w:val="22"/>
+    <w:qFormat/>
+    <w:rsid w:val="004F6AB6"/>
+    <w:rPr>
+      <w:b/>
+      <w:bCs/>
+    </w:rPr>
+  </w:style>
+  <w:style w:type="paragraph" w:styleId="NormalWeb">
+    <w:name w:val="Normal (Web)"/>
+    <w:basedOn w:val="Normal"/>
+    <w:uiPriority w:val="99"/>
+    <w:semiHidden/>
+    <w:unhideWhenUsed/>
+    <w:rsid w:val="004F6AB6"/>
+    <w:pPr>
+      <w:spacing w:before="100" w:beforeAutospacing="1" w:after="100" w:afterAutospacing="1" w:line="240" w:lineRule="auto"/>
+    </w:pPr>
+    <w:rPr>
+      <w:rFonts w:ascii="Times New Roman" w:eastAsia="Times New Roman" w:hAnsi="Times New Roman" w:cs="Times New Roman"/>
+      <w:sz w:val="24"/>
+      <w:szCs w:val="24"/>
+      <w:lang w:val="en-IN" w:eastAsia="en-IN"/>
+    </w:rPr>
+  </w:style>
+  <w:style w:type="character" w:customStyle="1" w:styleId="whitespace-normal">
+    <w:name w:val="whitespace-normal"/>
+    <w:basedOn w:val="DefaultParagraphFont"/>
+    <w:rsid w:val="004F6AB6"/>
+  </w:style>
 </w:styles>
 </file>
 
@@ -4009,6 +5292,39 @@
       <w:szCs w:val="48"/>
     </w:rPr>
   </w:style>
+  <w:style w:type="character" w:styleId="Strong">
+    <w:name w:val="Strong"/>
+    <w:basedOn w:val="DefaultParagraphFont"/>
+    <w:uiPriority w:val="22"/>
+    <w:qFormat/>
+    <w:rsid w:val="004F6AB6"/>
+    <w:rPr>
+      <w:b/>
+      <w:bCs/>
+    </w:rPr>
+  </w:style>
+  <w:style w:type="paragraph" w:styleId="NormalWeb">
+    <w:name w:val="Normal (Web)"/>
+    <w:basedOn w:val="Normal"/>
+    <w:uiPriority w:val="99"/>
+    <w:semiHidden/>
+    <w:unhideWhenUsed/>
+    <w:rsid w:val="004F6AB6"/>
+    <w:pPr>
+      <w:spacing w:before="100" w:beforeAutospacing="1" w:after="100" w:afterAutospacing="1" w:line="240" w:lineRule="auto"/>
+    </w:pPr>
+    <w:rPr>
+      <w:rFonts w:ascii="Times New Roman" w:eastAsia="Times New Roman" w:hAnsi="Times New Roman" w:cs="Times New Roman"/>
+      <w:sz w:val="24"/>
+      <w:szCs w:val="24"/>
+      <w:lang w:val="en-IN" w:eastAsia="en-IN"/>
+    </w:rPr>
+  </w:style>
+  <w:style w:type="character" w:customStyle="1" w:styleId="whitespace-normal">
+    <w:name w:val="whitespace-normal"/>
+    <w:basedOn w:val="DefaultParagraphFont"/>
+    <w:rsid w:val="004F6AB6"/>
+  </w:style>
 </w:styles>
 </file>
 
